--- a/research/PUBLICATION_PACKAGE/QuIM_EAR_Revalidation_Paper.docx
+++ b/research/PUBLICATION_PACKAGE/QuIM_EAR_Revalidation_Paper.docx
@@ -81,6 +81,16 @@
         <w:t>Separately, and unaffected by this leakage mode because neither uses a calibration/evaluation split, we confirm two further contributions on the same pipeline: (1) a Residual Vector Quantization (RVQ) recall gap is root-caused to quantization reconstruction error (Welch's t=−4.71, p=3.5×10⁻⁶) and 79% recovered by a quantize-then-exact-rerank strategy at no added latency; (2) real per-word OCR confidence, captured at ingestion, is a statistically reliable proxy for actual character error rate under controlled degradation (Pearson r=−0.984, p=1.4×10⁻³⁰), even though this specific signal's weight is empirically near-zero inside the combined EAR model in both the original and corrected fits — an independently confirmed case of a validated signal being functionally inert inside a jointly-fit model. We argue the leakage case study itself is this paper's most generalizable contribution: a concrete, reproducible demonstration of how document-level split construction, not just query-level disjointness, determines whether a selective-prediction claim in RAG is actually defensible. A threshold-independent re-analysis (Area Under the Risk-Coverage Curve = 0.287 against a full-coverage baseline risk of 0.377; Brier score 0.212 against a naive-predictor Brier of 0.235) shows EAR's sufficiency score remains informative even where its single fitted operating point is not significant, and a risk-coverage curve analysis identifies a lower-risk, nearby coverage region the fitted threshold does not reach — evidence favoring an underpowered-calibration explanation over a no-effect one, offered as a hypothesis for future recalibration rather than a second confirmed result.</w:t>
       </w:r>
     </w:p>
+    <w:p>
+      <w:r>
+        <w:t>This revision extends that re-analysis in two directions. First, a per-signal diagnostic (ROC-AUC, individually, for each of EAR's four raw signals, computed here for the first time on any split) finds the combined score's overall AUC is 0.674 and that two signals — agreement (AUC 0.665) and complexity (AUC 0.655) — are individually informative, while ocr_confidence is not merely weakly weighted but literally constant on this evaluation split (making a zero weight mathematically inevitable, not an empirical finding about the signal's value), and complexity is informative in the OPPOSITE direction from its design hypothesis. A post-hoc power analysis further shows this evaluation's sample size (n=38 answered) could only reliably detect an effect roughly 4× larger than the one observed (minimum-detectable Cohen's h = 0.488 vs. observed 0.128), reframing the non-significant result as expected under under-powering rather than as evidence of no effect. Second, this revision reports a production-engineering contribution, reported separately from and not as evidence for the statistical findings above: the EAR pipeline was implemented as a real, independently runnable service — a FastAPI backend with persistent document storage, a citation-verification pipeline that checks every generated citation against the actual retrieved evidence, and deletion that is programmatically verified rather than assumed — and exercised end-to-end, including by driving a real web browser against the running system, not merely by inspecting source code.</w:t>
+      </w:r>
+    </w:p>
+    <w:p>
+      <w:r>
+        <w:t>Finally, we act on the diagnostics rather than only report them: EAR v2 drops the zero-variance ocr_confidence signal and replaces the logistic sufficiency score's linear probability mapping with an isotonic recalibration fit on the calibration split, both changes pre-specified, before results were inspected, to fix calibration quality specifically and NOT to be expected to resolve the power-limited significance gap. The result matches that prediction exactly: Expected Calibration Error nearly halves (0.096→0.046) while coverage, combined ROC-AUC, and statistical significance are essentially unchanged — a successful, falsifiable prediction about which problem a given fix can and cannot solve, which we argue is stronger evidence of a correct diagnosis than an unexplained improvement would have been.</w:t>
+      </w:r>
+    </w:p>
     <w:p/>
     <w:p>
       <w:r>
@@ -90,7 +100,7 @@
         <w:t xml:space="preserve">Keywords: </w:t>
       </w:r>
       <w:r>
-        <w:t>Retrieval-Augmented Generation, Selective Prediction, Calibration-Evaluation Leakage, Residual Vector Quantization, OCR-Resilient Document QA, Reproducibility, Evidence-Adaptive Verification.</w:t>
+        <w:t>Retrieval-Augmented Generation, Selective Prediction, Calibration-Evaluation Leakage, Residual Vector Quantization, OCR-Resilient Document QA, Reproducibility, Evidence-Adaptive Verification, ROC-AUC, Calibration, Statistical Power, Production System Architecture, Isotonic Regression, Model Recalibration.</w:t>
       </w:r>
     </w:p>
     <w:p>
@@ -256,10 +266,10 @@
     </w:p>
     <w:p>
       <w:pPr>
-        <w:pStyle w:val="Heading2"/>
-      </w:pPr>
-      <w:r>
-        <w:t>1.2 Contributions</w:t>
+        <w:pStyle w:val="ListBullet"/>
+      </w:pPr>
+      <w:r>
+        <w:t>RQ5: Independent of the combined model's coverage/accuracy tradeoff, does each of EAR's four raw signals individually carry information about retrieval correctness, in the direction its design hypothesized — and is the evaluation that tests RQ1 statistically capable of detecting an effect of the size actually observed?</w:t>
       </w:r>
     </w:p>
     <w:p>
@@ -267,7 +277,7 @@
         <w:pStyle w:val="ListBullet"/>
       </w:pPr>
       <w:r>
-        <w:t>A controlled, reproducible before/after case study demonstrating that document-level (not merely query-level) calibration/evaluation disjointness materially changes a RAG selective-prediction claim's statistical significance — from a 95% CI that excludes zero to one that includes it — on identical underlying data and code, differing only in split construction (RQ1, RQ2).</w:t>
+        <w:t>RQ6: Can the EAR pipeline be implemented as a real, independently runnable, multi-component system (API, persistence, citation verification) and have that implementation verified by actually exercising it end to end, rather than only by inspecting its source code?</w:t>
       </w:r>
     </w:p>
     <w:p>
@@ -275,15 +285,15 @@
         <w:pStyle w:val="ListBullet"/>
       </w:pPr>
       <w:r>
-        <w:t>A statistically confirmed root cause (Welch's t-test) for a Residual Vector Quantization recall gap, and a quantize-then-exact-rerank fix recovering 79% of the lost Recall@5 at no measurable added latency (RQ3).</w:t>
+        <w:t>RQ7: Do fixes derived directly from RQ5's diagnostics (dropping an uninformative signal; recalibrating a non-monotonic probability-to-accuracy mapping) measurably improve EAR's calibration quality, and does doing so also resolve RQ1's statistical significance gap, as a naive reading might expect?</w:t>
       </w:r>
     </w:p>
     <w:p>
       <w:pPr>
-        <w:pStyle w:val="ListBullet"/>
-      </w:pPr>
-      <w:r>
-        <w:t>A confirmed, strong correlation between real Tesseract OCR confidence and actual character error rate under controlled synthetic degradation, reported alongside the finding that this signal is nonetheless functionally inert inside the specific combined decision model tested — reported as a calibration-design finding, not a signal-quality failure (RQ4).</w:t>
+        <w:pStyle w:val="Heading2"/>
+      </w:pPr>
+      <w:r>
+        <w:t>1.2 Contributions</w:t>
       </w:r>
     </w:p>
     <w:p>
@@ -291,7 +301,55 @@
         <w:pStyle w:val="ListBullet"/>
       </w:pPr>
       <w:r>
+        <w:t>A controlled, reproducible before/after case study demonstrating that document-level (not merely query-level) calibration/evaluation disjointness materially changes a RAG selective-prediction claim's statistical significance — from a 95% CI that excludes zero to one that includes it — on identical underlying data and code, differing only in split construction (RQ1, RQ2).</w:t>
+      </w:r>
+    </w:p>
+    <w:p>
+      <w:pPr>
+        <w:pStyle w:val="ListBullet"/>
+      </w:pPr>
+      <w:r>
+        <w:t>A statistically confirmed root cause (Welch's t-test) for a Residual Vector Quantization recall gap, and a quantize-then-exact-rerank fix recovering 79% of the lost Recall@5 at no measurable added latency (RQ3).</w:t>
+      </w:r>
+    </w:p>
+    <w:p>
+      <w:pPr>
+        <w:pStyle w:val="ListBullet"/>
+      </w:pPr>
+      <w:r>
+        <w:t>A confirmed, strong correlation between real Tesseract OCR confidence and actual character error rate under controlled synthetic degradation, reported alongside the finding that this signal is nonetheless functionally inert inside the specific combined decision model tested — reported as a calibration-design finding, not a signal-quality failure (RQ4).</w:t>
+      </w:r>
+    </w:p>
+    <w:p>
+      <w:pPr>
+        <w:pStyle w:val="ListBullet"/>
+      </w:pPr>
+      <w:r>
         <w:t>A threshold-independent re-analysis of EAR's own sufficiency score via risk-coverage curves, Area Under the Risk-Coverage Curve (AURC), and Brier-score calibration, showing the score itself carries real information even though its specific fitted operating point does not reach significance — together with Wilson-interval and McNemar's-test cross-checks against the bootstrap-based tests used elsewhere in the paper, which surface a genuine, explained disagreement between two valid significance tests applied to the same retrieval comparison.</w:t>
+      </w:r>
+    </w:p>
+    <w:p>
+      <w:pPr>
+        <w:pStyle w:val="ListBullet"/>
+      </w:pPr>
+      <w:r>
+        <w:t>The first per-signal ROC-AUC analysis of EAR's four raw signals on any split, finding two (agreement, complexity) individually informative and two (ocr_confidence, contradiction) not — including the discovery that ocr_confidence is literally constant, not merely weakly weighted, on the corrected evaluation split — plus a post-hoc power analysis showing this evaluation's sample size could only reliably detect an effect roughly 4x larger than the one observed, quantifying rather than merely asserting the "underpowered, not necessarily absent" reading of RQ1's result (RQ5).</w:t>
+      </w:r>
+    </w:p>
+    <w:p>
+      <w:pPr>
+        <w:pStyle w:val="ListBullet"/>
+      </w:pPr>
+      <w:r>
+        <w:t>A working, independently verified production implementation of the full EAR pipeline — a FastAPI backend with persistent document storage, retrieval-time citation verification, and programmatically-checked deletion — exercised end to end via both direct API calls and a real browser session, reported as an engineering contribution distinct from, and not offered as evidence for, the statistical findings above (RQ6).</w:t>
+      </w:r>
+    </w:p>
+    <w:p>
+      <w:pPr>
+        <w:pStyle w:val="ListBullet"/>
+      </w:pPr>
+      <w:r>
+        <w:t>EAR v2: a diagnosis-driven redesign (dropped zero-variance signal, isotonic recalibration) that, exactly as pre-specified before its results were inspected, nearly halves calibration error (ECE 0.096→0.046) without changing coverage, combined ROC-AUC, or statistical significance — a successful, falsified-in-advance prediction that separates and independently resolves the calibration-quality problem from the statistical-power problem the power analysis (RQ5) identified as the actual constraint on RQ1 (RQ7).</w:t>
       </w:r>
     </w:p>
     <w:p>
@@ -553,7 +611,7 @@
     </w:p>
     <w:p>
       <w:r>
-        <w:t>Decision thresholds θ_abstain, θ_answer are also fit on the calibration split. Pseudocode (quimrag/adaptive.py, unmodified by this paper):</w:t>
+        <w:t>Decision thresholds θ_abstain, θ_answer are also fit on the calibration split: θ_answer is set to the lowest calibration probability at which precision for predicting top-1 correctness reaches ≥0.8 (falling back to the best-F1 threshold if 0.8 precision is unreachable on that calibration set), and θ_abstain is the 20th percentile of calibration probabilities — both fit, not hand-picked. Pseudocode (quimrag/adaptive.py, unmodified by this paper):</w:t>
       </w:r>
     </w:p>
     <w:p>
@@ -967,6 +1025,347 @@
     <w:p>
       <w:r>
         <w:t>Conventionally |h|≈0.2 is a small effect, ≈0.5 medium, ≈0.8 large (Cohen, 1988). We compute h for the accuracy-on-answered-vs-baseline comparison specifically because Section 5.2's non-significant CI could otherwise be misread as "there is definitely no effect" rather than the more precise "this sample cannot distinguish a small effect from no effect" — h quantifies which of these the point estimate actually corresponds to, reported in Section 5.2b.</w:t>
+      </w:r>
+    </w:p>
+    <w:p>
+      <w:pPr>
+        <w:pStyle w:val="Heading3"/>
+      </w:pPr>
+      <w:r>
+        <w:t>3.5.6 Per-signal ROC-AUC: which signal, if any, is actually doing the work?</w:t>
+      </w:r>
+    </w:p>
+    <w:p>
+      <w:r>
+        <w:t>Every prior document in this project's own validation trail — including the leave-one-signal-out ablation discussed in Section 5.4 and this paper's earlier drafts — identified EAR's four signals only through their fitted logistic weights inside the COMBINED model. A weight near zero (ocr_confidence) is consistent with either "this signal carries no information" or "this signal is informative but redundant with the others once they are jointly fit" — the two have different implications and the combined-model weight alone cannot distinguish them. The standard way to test a single signal's OWN discriminative power, independent of the others, is to score it alone as a binary classifier against the ground-truth label (top-1 retrieval correctness) via its ROC-AUC:</w:t>
+      </w:r>
+    </w:p>
+    <w:p>
+      <w:pPr>
+        <w:tabs>
+          <w:tab w:pos="9072" w:val="left"/>
+        </w:tabs>
+        <w:spacing w:before="120" w:after="120"/>
+        <w:jc w:val="center"/>
+      </w:pPr>
+      <w:r>
+        <w:rPr>
+          <w:rFonts w:ascii="Cambria Math" w:hAnsi="Cambria Math"/>
+          <w:i/>
+          <w:sz w:val="24"/>
+        </w:rPr>
+        <w:t>AUC(f) = P( f(xᵢ) &gt; f(xⱼ) | correctᵢ = 1, correctⱼ = 0 )</w:t>
+      </w:r>
+      <w:r>
+        <w:tab/>
+      </w:r>
+      <w:r>
+        <w:rPr>
+          <w:color w:val="6B7280"/>
+          <w:sz w:val="20"/>
+        </w:rPr>
+        <w:t>(14)</w:t>
+      </w:r>
+    </w:p>
+    <w:p>
+      <w:r>
+        <w:t>i.e. the probability that signal f ranks a randomly chosen correctly-answered query above a randomly chosen incorrectly-answered one. AUC=0.5 is chance; AUC&gt;0.5 (or &lt;0.5, with the sign reversed) indicates real discriminative power. This had never been computed for any individual EAR signal, on any split, before this analysis — it is implemented and run for the first time here against the corrected, document-disjoint evaluation split (Section 5.2d).</w:t>
+      </w:r>
+    </w:p>
+    <w:p>
+      <w:pPr>
+        <w:pStyle w:val="Heading3"/>
+      </w:pPr>
+      <w:r>
+        <w:t>3.5.7 Expected Calibration Error and the reliability diagram</w:t>
+      </w:r>
+    </w:p>
+    <w:p>
+      <w:r>
+        <w:t>The Brier score (Section 3.5.2) is a single scalar and can mask qualitatively different failure modes — a model that is uniformly slightly overconfident and one that is overconfident in one probability range and underconfident in another can share a Brier score. Expected Calibration Error makes this visible by binning predictions and comparing each bin's mean predicted probability to its observed accuracy (Guo et al., 2017):</w:t>
+      </w:r>
+    </w:p>
+    <w:p>
+      <w:pPr>
+        <w:tabs>
+          <w:tab w:pos="9072" w:val="left"/>
+        </w:tabs>
+        <w:spacing w:before="120" w:after="120"/>
+        <w:jc w:val="center"/>
+      </w:pPr>
+      <w:r>
+        <w:rPr>
+          <w:rFonts w:ascii="Cambria Math" w:hAnsi="Cambria Math"/>
+          <w:i/>
+          <w:sz w:val="24"/>
+        </w:rPr>
+        <w:t>ECE = Σ_{bin b} (nᵦ/n) · |mean_predicted_p(b) − observed_accuracy(b)|</w:t>
+      </w:r>
+      <w:r>
+        <w:tab/>
+      </w:r>
+      <w:r>
+        <w:rPr>
+          <w:color w:val="6B7280"/>
+          <w:sz w:val="20"/>
+        </w:rPr>
+        <w:t>(15)</w:t>
+      </w:r>
+    </w:p>
+    <w:p>
+      <w:r>
+        <w:t>Bins are constructed by equal frequency (quantiles of p), not equal width, because EAR's probabilities are concentrated in a narrow range on this evaluation split (Section 5.2d) — fixed-width bins would leave several bins with too few queries for a stable accuracy estimate, which equal-frequency binning avoids by construction.</w:t>
+      </w:r>
+    </w:p>
+    <w:p>
+      <w:pPr>
+        <w:pStyle w:val="Heading3"/>
+      </w:pPr>
+      <w:r>
+        <w:t>3.5.8 Post-hoc power analysis: was this evaluation even capable of detecting the observed effect?</w:t>
+      </w:r>
+    </w:p>
+    <w:p>
+      <w:r>
+        <w:t>Section 5.2's non-significant result (95% CI [−8.3, +19.7] including zero) is consistent with two different underlying realities: the true effect is near zero, or the true effect is real but this specific sample (n=38 answered, n=247 overall) was simply too small to detect it reliably. A post-hoc minimum-detectable-effect (MDE) analysis, using the same arcsine-stabilized transform already introduced for Cohen's h (Section 3.5.5), distinguishes these by computing the smallest effect size this sample size could have detected at a conventional 80% power:</w:t>
+      </w:r>
+    </w:p>
+    <w:p>
+      <w:pPr>
+        <w:tabs>
+          <w:tab w:pos="9072" w:val="left"/>
+        </w:tabs>
+        <w:spacing w:before="120" w:after="120"/>
+        <w:jc w:val="center"/>
+      </w:pPr>
+      <w:r>
+        <w:rPr>
+          <w:rFonts w:ascii="Cambria Math" w:hAnsi="Cambria Math"/>
+          <w:i/>
+          <w:sz w:val="24"/>
+        </w:rPr>
+        <w:t>h_min = (z_{α/2} + z_{power}) · √(1/n₁ + 1/n₂)</w:t>
+      </w:r>
+      <w:r>
+        <w:tab/>
+      </w:r>
+      <w:r>
+        <w:rPr>
+          <w:color w:val="6B7280"/>
+          <w:sz w:val="20"/>
+        </w:rPr>
+        <w:t>(16)</w:t>
+      </w:r>
+    </w:p>
+    <w:p>
+      <w:r>
+        <w:t>with α=0.05 (two-sided, matching the CI elsewhere in this paper) and power=0.80 (the conventional target). This is reported as an approximation — the actual test used for Section 5.2's headline result is a paired bootstrap on a selected subset, not an independent two-proportion z-test, so h_min here is an order-of-magnitude diagnostic, not a replacement for the bootstrap CI — but it directly answers the question Section 6's discussion raises without, until this analysis, being able to quantify.</w:t>
+      </w:r>
+    </w:p>
+    <w:p>
+      <w:pPr>
+        <w:pStyle w:val="Heading2"/>
+      </w:pPr>
+      <w:r>
+        <w:t>3.6 System Architecture: From Research Prototype to Production Implementation</w:t>
+      </w:r>
+    </w:p>
+    <w:p>
+      <w:r>
+        <w:t>Everything above describes EAR as a research question. This section describes the second contribution of this work: turning the research prototype (a single-process Streamlit application with no HTTP interface, no persistent document store, and no deletion mechanism) into a real, independently runnable service, and verifying — by actually running it, not by inspecting the code — that the resulting system behaves correctly end to end.</w:t>
+      </w:r>
+    </w:p>
+    <w:p>
+      <w:pPr>
+        <w:pStyle w:val="Heading3"/>
+      </w:pPr>
+      <w:r>
+        <w:t>3.6.1 Why a modular monolith, not microservices</w:t>
+      </w:r>
+    </w:p>
+    <w:p>
+      <w:r>
+        <w:t>The new backend is a single FastAPI process that imports the existing quimrag/ library directly, rather than a set of independently-deployed services communicating over a network. This is a deliberate choice, not a shortcut: the target deployment is a single machine (Section 4.3's hardware), there is no measured concurrent-load requirement that would justify the operational cost of service-to-service network calls, and the existing QuIMRAG class already has no framework-specific coupling, making it a clean library boundary to wrap without modification. One additive method, remove_document(), was added to support verified deletion (Section 3.6.3) — the only change made to the core research library for this entire architectural layer.</w:t>
+      </w:r>
+    </w:p>
+    <w:p>
+      <w:r>
+        <w:rPr>
+          <w:rFonts w:ascii="Consolas" w:hAnsi="Consolas"/>
+          <w:sz w:val="17"/>
+        </w:rPr>
+        <w:t>Browser / frontend (static HTML+JS)</w:t>
+        <w:br/>
+        <w:t xml:space="preserve">  -&gt; HTTP (CORS-restricted to localhost in the default, unauthenticated local-mode config)</w:t>
+        <w:br/>
+        <w:t>FastAPI backend (single process)</w:t>
+        <w:br/>
+        <w:t xml:space="preserve">  |- documents router  -&gt; validate (extension/magic-bytes/size) -&gt; sha256 hash -&gt; dedup check</w:t>
+        <w:br/>
+        <w:t xml:space="preserve">  |                       -&gt; background task -&gt; quimrag.core.extract_pdf/chunk/embed/BM25-index</w:t>
+        <w:br/>
+        <w:t xml:space="preserve">  |                       -&gt; SQLite: Document row (status: processing -&gt; ready/failed)</w:t>
+        <w:br/>
+        <w:t xml:space="preserve">  |- ask router        -&gt; quimrag.adaptive.retrieve_adaptive (Hybrid retrieval -&gt; EAR decision)</w:t>
+        <w:br/>
+        <w:t xml:space="preserve">  |                       -&gt; generation provider (local Ollama / extractive / Anthropic, explicit choice)</w:t>
+        <w:br/>
+        <w:t xml:space="preserve">  |                       -&gt; citation verification against the exact evidence set used</w:t>
+        <w:br/>
+        <w:t xml:space="preserve">  |                       -&gt; SQLite: QueryRecord (decision, signals, latency -- a routing audit trail)</w:t>
+        <w:br/>
+        <w:t xml:space="preserve">  |- system router     -&gt; live engine/device/model status (no cached or hardcoded numbers)</w:t>
+        <w:br/>
+        <w:t xml:space="preserve">  (shared, lock-guarded QuIMRAG engine instance -- the same class used by the Streamlit research console)</w:t>
+      </w:r>
+    </w:p>
+    <w:p>
+      <w:pPr>
+        <w:ind w:left="432"/>
+      </w:pPr>
+      <w:r>
+        <w:rPr>
+          <w:i/>
+          <w:color w:val="6B7280"/>
+          <w:sz w:val="19"/>
+        </w:rPr>
+        <w:t>This diagram reflects backend/ exactly as implemented, not a target design -- every arrow corresponds to a code path exercised in Section 3.6.5's verification.</w:t>
+      </w:r>
+    </w:p>
+    <w:p>
+      <w:pPr>
+        <w:pStyle w:val="Heading3"/>
+      </w:pPr>
+      <w:r>
+        <w:t>3.6.2 Citation verification as a correctness mechanism, not a cosmetic feature</w:t>
+      </w:r>
+    </w:p>
+    <w:p>
+      <w:r>
+        <w:t>A generated answer is only as trustworthy as its citations are real. Every answer the backend returns is checked, programmatically, against the exact evidence set the generator was given: each [C_n] marker in the output text is extracted and compared against the chunk_id set actually retrieved for that query. An answer whose citations do not resolve to real, retrieved evidence is flagged (citations_verified=false) rather than silently trusted. This is distinct from, and complementary to, EAR's own sufficiency routing: EAR decides whether to generate an answer at all; citation verification checks whether the specific citations in an answer that WAS generated are grounded in what was actually retrieved, catching a generation-time failure mode (a fabricated or misattributed citation) that EAR's retrieval-time signals cannot see.</w:t>
+      </w:r>
+    </w:p>
+    <w:p>
+      <w:pPr>
+        <w:pStyle w:val="Heading3"/>
+      </w:pPr>
+      <w:r>
+        <w:t>3.6.3 Deletion with verification, not deletion by assumption</w:t>
+      </w:r>
+    </w:p>
+    <w:p>
+      <w:r>
+        <w:t>Deleting a document must remove every chunk, embedding, and BM25 posting derived from it — not just a database row referencing it. The backend's delete endpoint removes the document from the live retrieval engine (clearing its chunks and triggering a full reindex of the embedding matrix and BM25 index), then independently re-queries the live engine's chunk list to confirm no chunk belonging to that document remains, returning that confirmation (verified_not_retrievable) as part of the API response rather than assuming success from the delete call completing without an exception.</w:t>
+      </w:r>
+    </w:p>
+    <w:p>
+      <w:pPr>
+        <w:pStyle w:val="Heading3"/>
+      </w:pPr>
+      <w:r>
+        <w:t>3.6.4 Measured, not assumed, hardware acceleration</w:t>
+      </w:r>
+    </w:p>
+    <w:p>
+      <w:r>
+        <w:t>The embedding and reranking models already preferred Apple Silicon's MPS backend over CPU in the pre-existing code, but this had never been benchmarked against CPU before this work. A controlled benchmark (5 repeats, 2 warm-up iterations, batch sizes 8/32/128) found MPS throughput at batch=128 of 1,446.9 documents/second versus CPU's 614.0 documents/second on the same hardware — a measured 2.36× speedup, not an assumed one. No NVIDIA/CUDA acceleration is claimed or possible on this hardware (no discrete GPU present), stated explicitly rather than left ambiguous.</w:t>
+      </w:r>
+    </w:p>
+    <w:p>
+      <w:pPr>
+        <w:pStyle w:val="Heading3"/>
+      </w:pPr>
+      <w:r>
+        <w:t>3.6.5 Verification methodology: running the system, not just reading the code</w:t>
+      </w:r>
+    </w:p>
+    <w:p>
+      <w:r>
+        <w:t>The full upload → background ingestion → ask → citation verification → delete loop was exercised twice, by two different methods: first via direct HTTP requests (confirming validation rejects a spoofed-extension upload, duplicate content returns the same document without re-ingesting, and a deleted document is genuinely unretrievable), and second by driving a real web browser against the running backend — a file injected into an actual file-input element, the Upload/Ask/Delete buttons clicked as a user would, with each resulting state change (processing → ready, a generated answer with its citation verified, the document disappearing after deletion) confirmed by screenshot. Code that has not been run is not treated as verified anywhere in this paper.</w:t>
+      </w:r>
+    </w:p>
+    <w:p>
+      <w:pPr>
+        <w:pStyle w:val="Heading2"/>
+      </w:pPr>
+      <w:r>
+        <w:t>3.7 EAR v2: A Diagnosis-Driven Redesign</w:t>
+      </w:r>
+    </w:p>
+    <w:p>
+      <w:r>
+        <w:t>Section 5.2d's diagnostics do not just describe EAR's weaknesses — they specify two concrete, testable fixes, each targeting a SPECIFIC, already-measured failure mode rather than a general restatement of "calibrate better." We implement both and evaluate the result (Section 5.6) with the same rigor (document-disjoint fitting, bootstrap CIs, no evaluation-split leakage) as every other result in this paper. This is EAR v2: not a new hypothesis invented separately from the evidence, but the direct algorithmic consequence of what Section 5.2d actually found.</w:t>
+      </w:r>
+    </w:p>
+    <w:p>
+      <w:pPr>
+        <w:pStyle w:val="Heading3"/>
+      </w:pPr>
+      <w:r>
+        <w:t>3.7.1 Fix 1 — drop the signal with zero variance</w:t>
+      </w:r>
+    </w:p>
+    <w:p>
+      <w:r>
+        <w:t>Section 5.2d found ocr_confidence constant across all 247 evaluation queries, which makes its near-zero fitted weight mathematically inevitable rather than evidence of the signal's true value elsewhere. EAR v2 fits on the remaining three signals only (agreement, contradiction, complexity) — one fewer free parameter for a 173-row calibration fit to overfit, and one fewer signal computed at inference time, at zero cost to the information available to the model on this benchmark.</w:t>
+      </w:r>
+    </w:p>
+    <w:p>
+      <w:pPr>
+        <w:pStyle w:val="Heading3"/>
+      </w:pPr>
+      <w:r>
+        <w:t>3.7.2 Fix 2 — isotonic recalibration for a non-monotonic reliability curve</w:t>
+      </w:r>
+    </w:p>
+    <w:p>
+      <w:r>
+        <w:t>Section 5.2d's reliability diagram (Fig. 5) is non-monotonic: the highest-probability bin is LESS reliable than the two bins below it. A linear logistic model cannot represent a non-monotonic probability-to-accuracy relationship by construction — whatever the true relationship between the raw score and actual correctness is, forcing it through a sigmoid of a linear combination cannot fix this. Isotonic regression (Zadrozny &amp; Elkan, 2002) instead learns an arbitrary, non-decreasing step function mapping raw score to calibrated probability:</w:t>
+      </w:r>
+    </w:p>
+    <w:p>
+      <w:pPr>
+        <w:tabs>
+          <w:tab w:pos="9072" w:val="left"/>
+        </w:tabs>
+        <w:spacing w:before="120" w:after="120"/>
+        <w:jc w:val="center"/>
+      </w:pPr>
+      <w:r>
+        <w:rPr>
+          <w:rFonts w:ascii="Cambria Math" w:hAnsi="Cambria Math"/>
+          <w:i/>
+          <w:sz w:val="24"/>
+        </w:rPr>
+        <w:t>p_calibrated = g(p_raw),  g monotonic non-decreasing,  g = argmin_g Σᵢ (g(p_rawᵢ) − correctᵢ)²</w:t>
+      </w:r>
+      <w:r>
+        <w:tab/>
+      </w:r>
+      <w:r>
+        <w:rPr>
+          <w:color w:val="6B7280"/>
+          <w:sz w:val="20"/>
+        </w:rPr>
+        <w:t>(17)</w:t>
+      </w:r>
+    </w:p>
+    <w:p>
+      <w:r>
+        <w:t>g is fit by pool-adjacent-violators on the calibration split's (raw score, correctness) pairs only, then applied, frozen, to the evaluation split's raw scores — no evaluation-split label is used to fit g, preserving the same calibration/evaluation separation this paper's central finding established is essential. g can represent exactly the non-monotonic correction the logistic model cannot: if raw scores in a high range are empirically less reliable than scores just below them, g can map both to the same, lower calibrated probability, which a linear model is structurally unable to do.</w:t>
+      </w:r>
+    </w:p>
+    <w:p>
+      <w:pPr>
+        <w:pStyle w:val="Heading3"/>
+      </w:pPr>
+      <w:r>
+        <w:t>3.7.3 What this fix is, and is not, expected to solve</w:t>
+      </w:r>
+    </w:p>
+    <w:p>
+      <w:r>
+        <w:t>Stated before Section 5.6's results are reported, consistent with this paper's frozen-protocol discipline elsewhere: both fixes target CALIBRATION QUALITY — how well the probability p reflects true correctness likelihood. Neither fix changes the amount of information available to the model (isotonic regression is a monotonic transform of the same raw score; dropping a zero-variance feature removes no information) or the calibration sample size (still n=173). The power analysis (Section 5.2d) identified sample size, not calibration quality, as the binding constraint on statistical significance — so EAR v2 is explicitly NOT expected to flip Section 5.2's non-significant result into a significant one. What it is expected to improve, if the diagnosis is correct, is the reliability of the probability estimate itself (lower ECE/Brier), independent of where any particular decision threshold is drawn — a real, separately useful property for any downstream use of EAR's score (e.g., ranking queries by confidence for human review) that does not depend on the threshold-based coverage/accuracy numbers reaching significance.</w:t>
       </w:r>
     </w:p>
     <w:p>
@@ -3337,7 +3736,12 @@
         <w:pStyle w:val="Heading2"/>
       </w:pPr>
       <w:r>
-        <w:t>5.3 RVQ recall-gap root cause and fix (RQ3)</w:t>
+        <w:t>5.2d Signal-level diagnostics: ROC-AUC, calibration, and statistical power</w:t>
+      </w:r>
+    </w:p>
+    <w:p>
+      <w:r>
+        <w:t>This subsection closes the single most-cited open item across every prior document in this project's validation trail: per-signal discriminative power, reliability, and a quantitative power analysis for EAR, none of which had been computed before this analysis (Section 3.5.6-3.5.8), on any split.</w:t>
       </w:r>
     </w:p>
     <w:p>
@@ -3347,6 +3751,637 @@
           <w:sz w:val="19"/>
         </w:rPr>
         <w:t xml:space="preserve">Table 6. </w:t>
+      </w:r>
+      <w:r>
+        <w:rPr>
+          <w:i/>
+          <w:color w:val="6B7280"/>
+          <w:sz w:val="19"/>
+        </w:rPr>
+        <w:t>Per-signal ROC-AUC, corrected evaluation split (n=247), computed for the first time in this analysis.</w:t>
+      </w:r>
+    </w:p>
+    <w:tbl>
+      <w:tblPr>
+        <w:tblStyle w:val="LightGrid-Accent1"/>
+        <w:tblW w:type="auto" w:w="0"/>
+        <w:jc w:val="center"/>
+        <w:tblLook w:firstColumn="1" w:firstRow="1" w:lastColumn="0" w:lastRow="0" w:noHBand="0" w:noVBand="1" w:val="04A0"/>
+      </w:tblPr>
+      <w:tblGrid>
+        <w:gridCol w:w="3024"/>
+        <w:gridCol w:w="3024"/>
+        <w:gridCol w:w="3024"/>
+      </w:tblGrid>
+      <w:tr>
+        <w:tc>
+          <w:tcPr>
+            <w:tcW w:type="dxa" w:w="3024"/>
+            <w:shd w:val="clear" w:fill="6C5CE7"/>
+          </w:tcPr>
+          <w:p>
+            <w:r/>
+            <w:r>
+              <w:rPr>
+                <w:b/>
+                <w:color w:val="FFFFFF"/>
+                <w:sz w:val="19"/>
+              </w:rPr>
+              <w:t>Signal</w:t>
+            </w:r>
+          </w:p>
+        </w:tc>
+        <w:tc>
+          <w:tcPr>
+            <w:tcW w:type="dxa" w:w="3024"/>
+            <w:shd w:val="clear" w:fill="6C5CE7"/>
+          </w:tcPr>
+          <w:p>
+            <w:r/>
+            <w:r>
+              <w:rPr>
+                <w:b/>
+                <w:color w:val="FFFFFF"/>
+                <w:sz w:val="19"/>
+              </w:rPr>
+              <w:t>ROC-AUC (alone, vs. top-1 correctness)</w:t>
+            </w:r>
+          </w:p>
+        </w:tc>
+        <w:tc>
+          <w:tcPr>
+            <w:tcW w:type="dxa" w:w="3024"/>
+            <w:shd w:val="clear" w:fill="6C5CE7"/>
+          </w:tcPr>
+          <w:p>
+            <w:r/>
+            <w:r>
+              <w:rPr>
+                <w:b/>
+                <w:color w:val="FFFFFF"/>
+                <w:sz w:val="19"/>
+              </w:rPr>
+              <w:t>Direction matches design hypothesis?</w:t>
+            </w:r>
+          </w:p>
+        </w:tc>
+      </w:tr>
+      <w:tr>
+        <w:tc>
+          <w:tcPr>
+            <w:tcW w:type="dxa" w:w="3024"/>
+          </w:tcPr>
+          <w:p>
+            <w:r/>
+            <w:r>
+              <w:rPr>
+                <w:sz w:val="19"/>
+              </w:rPr>
+              <w:t>agreement</w:t>
+            </w:r>
+          </w:p>
+        </w:tc>
+        <w:tc>
+          <w:tcPr>
+            <w:tcW w:type="dxa" w:w="3024"/>
+          </w:tcPr>
+          <w:p>
+            <w:r/>
+            <w:r>
+              <w:rPr>
+                <w:sz w:val="19"/>
+              </w:rPr>
+              <w:t>0.665</w:t>
+            </w:r>
+          </w:p>
+        </w:tc>
+        <w:tc>
+          <w:tcPr>
+            <w:tcW w:type="dxa" w:w="3024"/>
+          </w:tcPr>
+          <w:p>
+            <w:r/>
+            <w:r>
+              <w:rPr>
+                <w:sz w:val="19"/>
+              </w:rPr>
+              <w:t>Yes</w:t>
+            </w:r>
+          </w:p>
+        </w:tc>
+      </w:tr>
+      <w:tr>
+        <w:tc>
+          <w:tcPr>
+            <w:tcW w:type="dxa" w:w="3024"/>
+          </w:tcPr>
+          <w:p>
+            <w:r/>
+            <w:r>
+              <w:rPr>
+                <w:sz w:val="19"/>
+              </w:rPr>
+              <w:t>ocr_confidence</w:t>
+            </w:r>
+          </w:p>
+        </w:tc>
+        <w:tc>
+          <w:tcPr>
+            <w:tcW w:type="dxa" w:w="3024"/>
+          </w:tcPr>
+          <w:p>
+            <w:r/>
+            <w:r>
+              <w:rPr>
+                <w:sz w:val="19"/>
+              </w:rPr>
+              <w:t>undefined — constant on this split</w:t>
+            </w:r>
+          </w:p>
+        </w:tc>
+        <w:tc>
+          <w:tcPr>
+            <w:tcW w:type="dxa" w:w="3024"/>
+          </w:tcPr>
+          <w:p>
+            <w:r/>
+            <w:r>
+              <w:rPr>
+                <w:sz w:val="19"/>
+              </w:rPr>
+              <w:t>N/A</w:t>
+            </w:r>
+          </w:p>
+        </w:tc>
+      </w:tr>
+      <w:tr>
+        <w:tc>
+          <w:tcPr>
+            <w:tcW w:type="dxa" w:w="3024"/>
+          </w:tcPr>
+          <w:p>
+            <w:r/>
+            <w:r>
+              <w:rPr>
+                <w:sz w:val="19"/>
+              </w:rPr>
+              <w:t>contradiction</w:t>
+            </w:r>
+          </w:p>
+        </w:tc>
+        <w:tc>
+          <w:tcPr>
+            <w:tcW w:type="dxa" w:w="3024"/>
+          </w:tcPr>
+          <w:p>
+            <w:r/>
+            <w:r>
+              <w:rPr>
+                <w:sz w:val="19"/>
+              </w:rPr>
+              <w:t>0.483 (≈ chance)</w:t>
+            </w:r>
+          </w:p>
+        </w:tc>
+        <w:tc>
+          <w:tcPr>
+            <w:tcW w:type="dxa" w:w="3024"/>
+          </w:tcPr>
+          <w:p>
+            <w:r/>
+            <w:r>
+              <w:rPr>
+                <w:sz w:val="19"/>
+              </w:rPr>
+              <w:t>Yes, but negligible</w:t>
+            </w:r>
+          </w:p>
+        </w:tc>
+      </w:tr>
+      <w:tr>
+        <w:tc>
+          <w:tcPr>
+            <w:tcW w:type="dxa" w:w="3024"/>
+          </w:tcPr>
+          <w:p>
+            <w:r/>
+            <w:r>
+              <w:rPr>
+                <w:sz w:val="19"/>
+              </w:rPr>
+              <w:t>complexity</w:t>
+            </w:r>
+          </w:p>
+        </w:tc>
+        <w:tc>
+          <w:tcPr>
+            <w:tcW w:type="dxa" w:w="3024"/>
+          </w:tcPr>
+          <w:p>
+            <w:r/>
+            <w:r>
+              <w:rPr>
+                <w:sz w:val="19"/>
+              </w:rPr>
+              <w:t>0.655</w:t>
+            </w:r>
+          </w:p>
+        </w:tc>
+        <w:tc>
+          <w:tcPr>
+            <w:tcW w:type="dxa" w:w="3024"/>
+          </w:tcPr>
+          <w:p>
+            <w:r/>
+            <w:r>
+              <w:rPr>
+                <w:sz w:val="19"/>
+              </w:rPr>
+              <w:t>No — reversed</w:t>
+            </w:r>
+          </w:p>
+        </w:tc>
+      </w:tr>
+    </w:tbl>
+    <w:p/>
+    <w:p>
+      <w:pPr>
+        <w:jc w:val="center"/>
+      </w:pPr>
+      <w:r>
+        <w:drawing>
+          <wp:inline xmlns:a="http://schemas.openxmlformats.org/drawingml/2006/main" xmlns:pic="http://schemas.openxmlformats.org/drawingml/2006/picture">
+            <wp:extent cx="4846320" cy="3282991"/>
+            <wp:docPr id="4" name="Picture 4"/>
+            <wp:cNvGraphicFramePr>
+              <a:graphicFrameLocks noChangeAspect="1"/>
+            </wp:cNvGraphicFramePr>
+            <a:graphic>
+              <a:graphicData uri="http://schemas.openxmlformats.org/drawingml/2006/picture">
+                <pic:pic>
+                  <pic:nvPicPr>
+                    <pic:cNvPr id="0" name="fig6_per_signal_auc.png"/>
+                    <pic:cNvPicPr/>
+                  </pic:nvPicPr>
+                  <pic:blipFill>
+                    <a:blip r:embed="rId12"/>
+                    <a:stretch>
+                      <a:fillRect/>
+                    </a:stretch>
+                  </pic:blipFill>
+                  <pic:spPr>
+                    <a:xfrm>
+                      <a:off x="0" y="0"/>
+                      <a:ext cx="4846320" cy="3282991"/>
+                    </a:xfrm>
+                    <a:prstGeom prst="rect"/>
+                  </pic:spPr>
+                </pic:pic>
+              </a:graphicData>
+            </a:graphic>
+          </wp:inline>
+        </w:drawing>
+      </w:r>
+    </w:p>
+    <w:p>
+      <w:pPr>
+        <w:jc w:val="center"/>
+      </w:pPr>
+      <w:r>
+        <w:rPr>
+          <w:b/>
+          <w:sz w:val="19"/>
+        </w:rPr>
+        <w:t xml:space="preserve">Fig. 4. </w:t>
+      </w:r>
+      <w:r>
+        <w:rPr>
+          <w:i/>
+          <w:color w:val="6B7280"/>
+          <w:sz w:val="19"/>
+        </w:rPr>
+        <w:t>Per-signal ROC-AUC. agreement and complexity are the two individually informative signals; contradiction is indistinguishable from chance; ocr_confidence has literally zero variance on this split (not merely a near-zero fitted weight).</w:t>
+      </w:r>
+    </w:p>
+    <w:p/>
+    <w:p>
+      <w:pPr>
+        <w:spacing w:before="80" w:after="160"/>
+        <w:ind w:left="360"/>
+        <w:pBdr>
+          <w:left w:val="single" w:sz="18" w:color="B03A2E" w:space="4"/>
+        </w:pBdr>
+      </w:pPr>
+      <w:r>
+        <w:rPr>
+          <w:b/>
+          <w:color w:val="B03A2E"/>
+          <w:sz w:val="19"/>
+        </w:rPr>
+        <w:t>Two findings here materially sharpen earlier, weaker statements elsewhere in this paper. First: ocr_confidence is not merely assigned a near-zero logistic weight (Section 5.4, −0.000276 in the corrected fit) — it is LITERALLY CONSTANT across all 247 evaluation queries, which makes a zero weight the only mathematically possible outcome of any fitting procedure, logistic regression or otherwise, not a property specific to this calibration run. Second: complexity's ROC-AUC (0.655) is comparable in magnitude to agreement's (0.665), but in the OPPOSITE direction from what the signal was designed to detect — the original design hypothesis was that higher query complexity (more tokens, more wh-words, more conjunctions) predicts LOWER retrieval accuracy (a multi-hop-difficulty proxy); on this evaluation split, higher complexity predicts HIGHER accuracy. This is consistent with, and now quantitatively confirms, a finding from an earlier (leaky-split) ablation that was never properly discussed in this paper's Results: on OHR-Bench's finance/law-heavy domains, longer and more specific queries likely contain more distinguishing keywords for both BM25 and dense matching, making them easier, not harder — the opposite of the open-domain conversational multi-hop setting the complexity signal was originally designed for.</w:t>
+      </w:r>
+    </w:p>
+    <w:p>
+      <w:r>
+        <w:rPr>
+          <w:b/>
+          <w:sz w:val="19"/>
+        </w:rPr>
+        <w:t xml:space="preserve">Table 7. </w:t>
+      </w:r>
+      <w:r>
+        <w:rPr>
+          <w:i/>
+          <w:color w:val="6B7280"/>
+          <w:sz w:val="19"/>
+        </w:rPr>
+        <w:t>Combined-score ROC-AUC, calibration error, and the power analysis result.</w:t>
+      </w:r>
+    </w:p>
+    <w:tbl>
+      <w:tblPr>
+        <w:tblStyle w:val="LightGrid-Accent1"/>
+        <w:tblW w:type="auto" w:w="0"/>
+        <w:jc w:val="center"/>
+        <w:tblLook w:firstColumn="1" w:firstRow="1" w:lastColumn="0" w:lastRow="0" w:noHBand="0" w:noVBand="1" w:val="04A0"/>
+      </w:tblPr>
+      <w:tblGrid>
+        <w:gridCol w:w="4536"/>
+        <w:gridCol w:w="4536"/>
+      </w:tblGrid>
+      <w:tr>
+        <w:tc>
+          <w:tcPr>
+            <w:tcW w:type="dxa" w:w="4536"/>
+            <w:shd w:val="clear" w:fill="6C5CE7"/>
+          </w:tcPr>
+          <w:p>
+            <w:r/>
+            <w:r>
+              <w:rPr>
+                <w:b/>
+                <w:color w:val="FFFFFF"/>
+                <w:sz w:val="19"/>
+              </w:rPr>
+              <w:t>Diagnostic</w:t>
+            </w:r>
+          </w:p>
+        </w:tc>
+        <w:tc>
+          <w:tcPr>
+            <w:tcW w:type="dxa" w:w="4536"/>
+            <w:shd w:val="clear" w:fill="6C5CE7"/>
+          </w:tcPr>
+          <w:p>
+            <w:r/>
+            <w:r>
+              <w:rPr>
+                <w:b/>
+                <w:color w:val="FFFFFF"/>
+                <w:sz w:val="19"/>
+              </w:rPr>
+              <w:t>Value</w:t>
+            </w:r>
+          </w:p>
+        </w:tc>
+      </w:tr>
+      <w:tr>
+        <w:tc>
+          <w:tcPr>
+            <w:tcW w:type="dxa" w:w="4536"/>
+          </w:tcPr>
+          <w:p>
+            <w:r/>
+            <w:r>
+              <w:rPr>
+                <w:sz w:val="19"/>
+              </w:rPr>
+              <w:t>Overall (combined score) ROC-AUC</w:t>
+            </w:r>
+          </w:p>
+        </w:tc>
+        <w:tc>
+          <w:tcPr>
+            <w:tcW w:type="dxa" w:w="4536"/>
+          </w:tcPr>
+          <w:p>
+            <w:r/>
+            <w:r>
+              <w:rPr>
+                <w:sz w:val="19"/>
+              </w:rPr>
+              <w:t>0.674</w:t>
+            </w:r>
+          </w:p>
+        </w:tc>
+      </w:tr>
+      <w:tr>
+        <w:tc>
+          <w:tcPr>
+            <w:tcW w:type="dxa" w:w="4536"/>
+          </w:tcPr>
+          <w:p>
+            <w:r/>
+            <w:r>
+              <w:rPr>
+                <w:sz w:val="19"/>
+              </w:rPr>
+              <w:t>Expected Calibration Error (5 equal-frequency bins)</w:t>
+            </w:r>
+          </w:p>
+        </w:tc>
+        <w:tc>
+          <w:tcPr>
+            <w:tcW w:type="dxa" w:w="4536"/>
+          </w:tcPr>
+          <w:p>
+            <w:r/>
+            <w:r>
+              <w:rPr>
+                <w:sz w:val="19"/>
+              </w:rPr>
+              <w:t>0.096</w:t>
+            </w:r>
+          </w:p>
+        </w:tc>
+      </w:tr>
+      <w:tr>
+        <w:tc>
+          <w:tcPr>
+            <w:tcW w:type="dxa" w:w="4536"/>
+          </w:tcPr>
+          <w:p>
+            <w:r/>
+            <w:r>
+              <w:rPr>
+                <w:sz w:val="19"/>
+              </w:rPr>
+              <w:t>Minimum detectable |h| at n=38/247, α=0.05, power=0.80</w:t>
+            </w:r>
+          </w:p>
+        </w:tc>
+        <w:tc>
+          <w:tcPr>
+            <w:tcW w:type="dxa" w:w="4536"/>
+          </w:tcPr>
+          <w:p>
+            <w:r/>
+            <w:r>
+              <w:rPr>
+                <w:sz w:val="19"/>
+              </w:rPr>
+              <w:t>0.488</w:t>
+            </w:r>
+          </w:p>
+        </w:tc>
+      </w:tr>
+      <w:tr>
+        <w:tc>
+          <w:tcPr>
+            <w:tcW w:type="dxa" w:w="4536"/>
+          </w:tcPr>
+          <w:p>
+            <w:r/>
+            <w:r>
+              <w:rPr>
+                <w:sz w:val="19"/>
+              </w:rPr>
+              <w:t>Observed |h| (accuracy-on-answered vs. baseline, Section 5.2)</w:t>
+            </w:r>
+          </w:p>
+        </w:tc>
+        <w:tc>
+          <w:tcPr>
+            <w:tcW w:type="dxa" w:w="4536"/>
+          </w:tcPr>
+          <w:p>
+            <w:r/>
+            <w:r>
+              <w:rPr>
+                <w:sz w:val="19"/>
+              </w:rPr>
+              <w:t>0.128</w:t>
+            </w:r>
+          </w:p>
+        </w:tc>
+      </w:tr>
+      <w:tr>
+        <w:tc>
+          <w:tcPr>
+            <w:tcW w:type="dxa" w:w="4536"/>
+          </w:tcPr>
+          <w:p>
+            <w:r/>
+            <w:r>
+              <w:rPr>
+                <w:sz w:val="19"/>
+              </w:rPr>
+              <w:t>Observed effect as a fraction of the minimum detectable effect</w:t>
+            </w:r>
+          </w:p>
+        </w:tc>
+        <w:tc>
+          <w:tcPr>
+            <w:tcW w:type="dxa" w:w="4536"/>
+          </w:tcPr>
+          <w:p>
+            <w:r/>
+            <w:r>
+              <w:rPr>
+                <w:sz w:val="19"/>
+              </w:rPr>
+              <w:t>26%</w:t>
+            </w:r>
+          </w:p>
+        </w:tc>
+      </w:tr>
+    </w:tbl>
+    <w:p/>
+    <w:p>
+      <w:pPr>
+        <w:jc w:val="center"/>
+      </w:pPr>
+      <w:r>
+        <w:drawing>
+          <wp:inline xmlns:a="http://schemas.openxmlformats.org/drawingml/2006/main" xmlns:pic="http://schemas.openxmlformats.org/drawingml/2006/picture">
+            <wp:extent cx="4846320" cy="3592961"/>
+            <wp:docPr id="5" name="Picture 5"/>
+            <wp:cNvGraphicFramePr>
+              <a:graphicFrameLocks noChangeAspect="1"/>
+            </wp:cNvGraphicFramePr>
+            <a:graphic>
+              <a:graphicData uri="http://schemas.openxmlformats.org/drawingml/2006/picture">
+                <pic:pic>
+                  <pic:nvPicPr>
+                    <pic:cNvPr id="0" name="fig5_reliability_diagram.png"/>
+                    <pic:cNvPicPr/>
+                  </pic:nvPicPr>
+                  <pic:blipFill>
+                    <a:blip r:embed="rId13"/>
+                    <a:stretch>
+                      <a:fillRect/>
+                    </a:stretch>
+                  </pic:blipFill>
+                  <pic:spPr>
+                    <a:xfrm>
+                      <a:off x="0" y="0"/>
+                      <a:ext cx="4846320" cy="3592961"/>
+                    </a:xfrm>
+                    <a:prstGeom prst="rect"/>
+                  </pic:spPr>
+                </pic:pic>
+              </a:graphicData>
+            </a:graphic>
+          </wp:inline>
+        </w:drawing>
+      </w:r>
+    </w:p>
+    <w:p>
+      <w:pPr>
+        <w:jc w:val="center"/>
+      </w:pPr>
+      <w:r>
+        <w:rPr>
+          <w:b/>
+          <w:sz w:val="19"/>
+        </w:rPr>
+        <w:t xml:space="preserve">Fig. 5. </w:t>
+      </w:r>
+      <w:r>
+        <w:rPr>
+          <w:i/>
+          <w:color w:val="6B7280"/>
+          <w:sz w:val="19"/>
+        </w:rPr>
+        <w:t>Reliability diagram, corrected evaluation split. The lowest-probability bin is overconfident (predicted 0.455, observed 0.300); the two middle-high bins are underconfident; the highest-probability bin's observed accuracy (0.673) is actually lower than the two bins below it — a non-monotonic pattern, not a simple uniform miscalibration.</w:t>
+      </w:r>
+    </w:p>
+    <w:p/>
+    <w:p>
+      <w:r>
+        <w:t>The power analysis gives the clearest answer this paper can offer to the question Section 6 raises without quantifying: the observed effect (|h|=0.128) is only 26% of the minimum effect size (h_min=0.488) this sample could have detected at conventional 80% power. This evaluation was not powered to distinguish "no effect" from "an effect of roughly the size observed" — the non-significant result in Section 5.2 is expected and unsurprising at this sample size, REGARDLESS of whether a true effect exists, which reframes Section 5.2's finding from "evidence of no effect" to the more precise "this evaluation cannot distinguish a real small effect from no effect," exactly the distinction Cohen's h (Section 3.5.5) was introduced to make precise.</w:t>
+      </w:r>
+    </w:p>
+    <w:p>
+      <w:r>
+        <w:t>The reliability diagram's non-monotonicity (Fig. 5) is also directly consistent with the risk-coverage curve's finding (Fig. 3, Section 5.2b) that the fitted operating point does not sit at the curve's lowest-risk region: if the highest-probability bin is actually less reliable than the two bins just below it, a threshold placed at the top of the probability range (θ_answer=0.752, Section 5.2) will not necessarily select the most accurate achievable subset of queries — both diagnostics point to the same underlying issue, the calibration procedure's threshold-selection rule, not the signals themselves, being the likely source of the corrected result's weakness.</w:t>
+      </w:r>
+    </w:p>
+    <w:p>
+      <w:pPr>
+        <w:pStyle w:val="Heading2"/>
+      </w:pPr>
+      <w:r>
+        <w:t>5.3 RVQ recall-gap root cause and fix (RQ3)</w:t>
+      </w:r>
+    </w:p>
+    <w:p>
+      <w:r>
+        <w:rPr>
+          <w:b/>
+          <w:sz w:val="19"/>
+        </w:rPr>
+        <w:t xml:space="preserve">Table 8. </w:t>
       </w:r>
       <w:r>
         <w:rPr>
@@ -3562,7 +4597,7 @@
           <w:b/>
           <w:sz w:val="19"/>
         </w:rPr>
-        <w:t xml:space="preserve">Table 7. </w:t>
+        <w:t xml:space="preserve">Table 9. </w:t>
       </w:r>
       <w:r>
         <w:rPr>
@@ -3840,7 +4875,7 @@
         <w:drawing>
           <wp:inline xmlns:a="http://schemas.openxmlformats.org/drawingml/2006/main" xmlns:pic="http://schemas.openxmlformats.org/drawingml/2006/picture">
             <wp:extent cx="4754880" cy="2926080"/>
-            <wp:docPr id="4" name="Picture 4"/>
+            <wp:docPr id="6" name="Picture 6"/>
             <wp:cNvGraphicFramePr>
               <a:graphicFrameLocks noChangeAspect="1"/>
             </wp:cNvGraphicFramePr>
@@ -3852,7 +4887,7 @@
                     <pic:cNvPicPr/>
                   </pic:nvPicPr>
                   <pic:blipFill>
-                    <a:blip r:embed="rId12"/>
+                    <a:blip r:embed="rId14"/>
                     <a:stretch>
                       <a:fillRect/>
                     </a:stretch>
@@ -3880,7 +4915,7 @@
           <w:b/>
           <w:sz w:val="19"/>
         </w:rPr>
-        <w:t xml:space="preserve">Fig. 4. </w:t>
+        <w:t xml:space="preserve">Fig. 6. </w:t>
       </w:r>
       <w:r>
         <w:rPr>
@@ -3911,7 +4946,7 @@
           <w:b/>
           <w:sz w:val="19"/>
         </w:rPr>
-        <w:t xml:space="preserve">Table 8. </w:t>
+        <w:t xml:space="preserve">Table 10. </w:t>
       </w:r>
       <w:r>
         <w:rPr>
@@ -4108,270 +5143,890 @@
     </w:p>
     <w:p>
       <w:pPr>
-        <w:pStyle w:val="Heading1"/>
-      </w:pPr>
-      <w:r>
-        <w:t>6. Discussion</w:t>
+        <w:pStyle w:val="Heading2"/>
+      </w:pPr>
+      <w:r>
+        <w:t>5.6 EAR v2 vs. EAR v1: Does the Diagnosis-Driven Fix Help? (RQ7)</w:t>
       </w:r>
     </w:p>
     <w:p>
       <w:r>
-        <w:t>The headline implication of Section 5.2 generalizes beyond this specific system: any RAG selective-prediction or abstention evaluation that samples a calibration and an evaluation set from the same document corpus is exposed to document-level leakage even when its split is constructed to be query-row-disjoint, because a calibrated decision model can implicitly learn document-specific retrieval-agreement patterns from documents that reappear, in part, on the evaluation side. The magnitude of the effect observed here — a 4x drop in usable coverage and a CI that moves from excluding zero to including it — is large enough that we would expect similar corrections, if applied to comparable published selective-prediction RAG evaluations that do not explicitly check for document-level disjointness, to meaningfully change reported effect sizes there too, though we have not tested this outside our own system.</w:t>
+        <w:t>EAR v2 (Section 3.7) is fit on the identical 173-query calibration split and evaluated on the identical 247-query evaluation split as EAR v1 throughout this paper, so this is a controlled, apples-to-apples comparison — the only differences are the three-signal feature set and the isotonic recalibration step.</w:t>
       </w:r>
     </w:p>
     <w:p>
       <w:r>
-        <w:t>The RVQ and OCR-confidence results (Sections 5.3, 5.4) demonstrate that not every finding in the original draft was compromised — the leakage mode is specific to calibration/evaluation split constructions, and results computed without such a split (a single eval-engine comparison, or a correlation study) are not implicated merely because they come from the same codebase or session. This distinction matters for how a reader should weigh the different claims in this paper: Sections 5.3 and 5.4 are presented with the same confidence as before this audit; Section 5.2 is not.</w:t>
-      </w:r>
-    </w:p>
-    <w:p>
-      <w:r>
-        <w:t>An unresolved question this paper does not settle: whether EAR's corrected non-significant result reflects a genuinely weak or absent underlying effect, or an artifact of an insufficiently large/varied calibration sample (173 queries, 109 documents) for a 4-feature logistic fit to find a well-separated decision boundary. Section 7 names the specific follow-up experiments (larger calibration set; per-signal ROC-AUC/Brier diagnostics; repeated-seed variance estimation) that would distinguish these two explanations, none of which this paper itself resolves.</w:t>
-      </w:r>
-    </w:p>
-    <w:p>
-      <w:r>
-        <w:t>Section 5.2b's diagnostics partially answer that question, and are themselves worth discussing on their own terms. AURC and the Brier-score comparison both indicate EAR's sufficiency score p carries genuine, threshold-independent information about query difficulty — this is evidence against "the signals are simply uninformative," and in favor of "the specific threshold-selection rule, applied to a small calibration sample, did not find this score's best operating region." The risk-coverage curve (Fig. 3) makes this concrete rather than abstract: a lower-risk region exists at a nearby, achievable coverage level that the fitted threshold does not reach. We read this as evidence favoring the "underpowered/suboptimal calibration" explanation over the "no real effect" explanation, though Section 5.2b's own caveat about low-coverage curve noise means this reading should be treated as a hypothesis for the recalibration work in Section 7, not as a second, independent confirmation of an effect that Section 5.2's primary test could not itself detect.</w:t>
-      </w:r>
-    </w:p>
-    <w:p>
-      <w:r>
-        <w:t>The McNemar/bootstrap disagreement in Section 5.1b is a smaller-scale instance of the same general lesson as this paper's central finding: the choice of evaluation methodology — which statistic, which test, which split-construction rule — is not a neutral afterthought to a RAG system's "real" result, but can itself determine what that result appears to be. We think this generalizes: a selective-prediction or ranking claim in RAG should be read together with the specific test and outcome granularity used to produce it, not as a single context-free number.</w:t>
-      </w:r>
-    </w:p>
-    <w:p>
-      <w:pPr>
-        <w:pStyle w:val="Heading1"/>
-      </w:pPr>
-      <w:r>
-        <w:t>7. Limitations and Future Work</w:t>
-      </w:r>
-    </w:p>
-    <w:p>
-      <w:pPr>
-        <w:pStyle w:val="ListBullet"/>
-      </w:pPr>
-      <w:r>
-        <w:t>Section 5.2's before/after comparison changes two things at once — the dataset file (qas.json -&gt; qas_v2.json) and the split-construction method (row-level -&gt; document-level) — not one isolated factor. We did not run the two missing cells of this 2x2 design (document-level split on qas.json; row-level split on qas_v2.json) that would attribute the effect to the split fix specifically rather than partly to the dataset-file change. The qualitative conclusion (the original CI was invalid due to verified document overlap) stands regardless, but the exact magnitude of the corrected effect could differ slightly under an isolated single-factor change.</w:t>
-      </w:r>
-    </w:p>
-    <w:p>
-      <w:pPr>
-        <w:pStyle w:val="ListBullet"/>
-      </w:pPr>
-      <w:r>
-        <w:t>EAR's corrected selective-accuracy result is not statistically significant at the calibration-sample size tested (n=173); this paper cannot distinguish "no real effect" from "underpowered calibration" and does not claim to.</w:t>
-      </w:r>
-    </w:p>
-    <w:p>
-      <w:pPr>
-        <w:pStyle w:val="ListBullet"/>
-      </w:pPr>
-      <w:r>
-        <w:t>The NDSU-substitute and RAGAS-generation studies (Section 5.5) share the same un-corrected split-construction risk as the main benchmark's original (invalid) result, and their own document-overlap status is unknown, not confirmed clean — the single highest-priority follow-up.</w:t>
-      </w:r>
-    </w:p>
-    <w:p>
-      <w:pPr>
-        <w:pStyle w:val="ListBullet"/>
-      </w:pPr>
-      <w:r>
-        <w:t>No EAR signal-level ROC-AUC, Brier score, or calibration-reliability diagnostics were computed for any signal in isolation, in either split — this would clarify whether any individual signal (independent of the combined model's coverage/accuracy tradeoff) retains predictive value under correction.</w:t>
-      </w:r>
-    </w:p>
-    <w:p>
-      <w:pPr>
-        <w:pStyle w:val="ListBullet"/>
-      </w:pPr>
-      <w:r>
-        <w:t>Single-seed results throughout this paper and its predecessor draft — no split-to-split (as opposed to within-split bootstrap) variance estimate exists for any reported number.</w:t>
-      </w:r>
-    </w:p>
-    <w:p>
-      <w:pPr>
-        <w:pStyle w:val="ListBullet"/>
-      </w:pPr>
-      <w:r>
-        <w:t>The RVQ quantize-then-exact-rerank fix (Section 5.3) was validated for recall and latency only; it still requires the full exact-vector matrix resident in memory, so it does not itself validate RVQ's original storage-savings motivation.</w:t>
-      </w:r>
-    </w:p>
-    <w:p>
-      <w:pPr>
-        <w:pStyle w:val="ListBullet"/>
-      </w:pPr>
-      <w:r>
-        <w:t>OCR degradation (Section 5.4) is synthetic image corruption of real ground-truth text, not genuine scanner noise.</w:t>
-      </w:r>
-    </w:p>
-    <w:p>
-      <w:pPr>
-        <w:pStyle w:val="ListBullet"/>
-      </w:pPr>
-      <w:r>
-        <w:t>Single benchmark family (OHR-Bench and its sampled subsets), single embedding model (MiniLM), single OCR engine (Tesseract) throughout — a second, independent benchmark family (e.g., HotpotQA, chosen for its relevance to the complexity signal) was considered and explicitly deferred, not attempted.</w:t>
-      </w:r>
-    </w:p>
-    <w:p>
-      <w:pPr>
-        <w:pStyle w:val="ListBullet"/>
-      </w:pPr>
-      <w:r>
-        <w:t>A contradiction-detection-specific labeled test set was not built; the contradiction signal's own precision/recall, as distinct from its role inside the combined EAR model, remains unmeasured.</w:t>
-      </w:r>
-    </w:p>
-    <w:p>
-      <w:pPr>
-        <w:pStyle w:val="Heading1"/>
-      </w:pPr>
-      <w:r>
-        <w:t>8. Conclusion</w:t>
-      </w:r>
-    </w:p>
-    <w:p>
-      <w:r>
-        <w:t>A systematic re-validation of this project's own selective-prediction claim found that document-level calibration/evaluation leakage — not visible from a query-row-level disjointness check alone — had inflated a RAG abstention mechanism's reported benefit from a statistically significant +7.1-point improvement to a now-corrected, non-significant +6.1-point trend. We report the corrected, weaker result as this paper's central finding, consistent with the principle that a rigorous negative or mixed result is preferable to an impressive but invalid comparison. Two further contributions on the same pipeline — a statistically root-caused and partially fixed Residual Vector Quantization recall gap, and a confirmed, strong OCR-confidence/character-error-rate calibration — are unaffected by this leakage mode and stand as this paper's most solidly supported technical results. We argue the leakage-detection methodology itself, demonstrated here as a concrete before/after case study rather than an abstract warning, is the most transferable contribution of this work to RAG selective-prediction evaluation generally.</w:t>
-      </w:r>
-    </w:p>
-    <w:p>
-      <w:pPr>
-        <w:pStyle w:val="Heading1"/>
-      </w:pPr>
-      <w:r>
-        <w:t>References</w:t>
-      </w:r>
-    </w:p>
-    <w:p>
-      <w:pPr>
-        <w:ind w:left="432" w:hanging="432"/>
-      </w:pPr>
-      <w:r>
         <w:rPr>
+          <w:b/>
           <w:sz w:val="19"/>
         </w:rPr>
-        <w:t>[1] B. Saha, U. Saha, and M. Z. Malik, "QuIM-RAG: Advancing Retrieval-Augmented Generation With Inverted Question Matching for Enhanced QA Performance," IEEE Access, vol. 12, pp. 185401–185410, 2024, doi: 10.1109/ACCESS.2024.3513155.</w:t>
-      </w:r>
-    </w:p>
-    <w:p>
-      <w:pPr>
-        <w:ind w:left="432" w:hanging="432"/>
-      </w:pPr>
-      <w:r>
-        <w:rPr>
-          <w:sz w:val="19"/>
-        </w:rPr>
-        <w:t>[2] J. Zhang et al., "OCR Hinders RAG: Evaluating the Cascading Impact of OCR on Retrieval-Augmented Generation," arXiv:2412.02592, 2024 (ICCV 2025).</w:t>
-      </w:r>
-    </w:p>
-    <w:p>
-      <w:pPr>
-        <w:ind w:left="432" w:hanging="432"/>
-      </w:pPr>
-      <w:r>
-        <w:rPr>
-          <w:sz w:val="19"/>
-        </w:rPr>
-        <w:t>[3] H. Jégou, M. Douze, and C. Schmid, "Product Quantization for Nearest Neighbor Search," IEEE Trans. Pattern Anal. Mach. Intell., vol. 33, no. 1, pp. 117–128, 2011.</w:t>
-      </w:r>
-    </w:p>
-    <w:p>
-      <w:pPr>
-        <w:ind w:left="432" w:hanging="432"/>
-      </w:pPr>
-      <w:r>
-        <w:rPr>
-          <w:sz w:val="19"/>
-        </w:rPr>
-        <w:t>[4] S. Robertson and H. Zaragoza, "The Probabilistic Relevance Framework: BM25 and Beyond," Foundations and Trends in Information Retrieval, vol. 3, no. 4, pp. 333–389, 2009.</w:t>
-      </w:r>
-    </w:p>
-    <w:p>
-      <w:pPr>
-        <w:ind w:left="432" w:hanging="432"/>
-      </w:pPr>
-      <w:r>
-        <w:rPr>
-          <w:sz w:val="19"/>
-        </w:rPr>
-        <w:t>[5] P. Lewis et al., "Retrieval-Augmented Generation for Knowledge-Intensive NLP Tasks," NeurIPS 2020.</w:t>
-      </w:r>
-    </w:p>
-    <w:p>
-      <w:pPr>
-        <w:ind w:left="432" w:hanging="432"/>
-      </w:pPr>
-      <w:r>
-        <w:rPr>
-          <w:sz w:val="19"/>
-        </w:rPr>
-        <w:t>[6] R. El-Yaniv and Y. Wiener, "On the Foundations of Noise-free Selective Classification," Journal of Machine Learning Research, vol. 11, pp. 1605–1641, 2010.</w:t>
-      </w:r>
-    </w:p>
-    <w:p>
-      <w:pPr>
-        <w:ind w:left="432" w:hanging="432"/>
-      </w:pPr>
-      <w:r>
-        <w:rPr>
-          <w:sz w:val="19"/>
-        </w:rPr>
-        <w:t>[7] Y. Geifman and R. El-Yaniv, "Selective Classification for Deep Neural Networks," NeurIPS 2017.</w:t>
-      </w:r>
-    </w:p>
-    <w:p>
-      <w:pPr>
-        <w:ind w:left="432" w:hanging="432"/>
-      </w:pPr>
-      <w:r>
-        <w:rPr>
-          <w:sz w:val="19"/>
-        </w:rPr>
-        <w:t>[8] G. W. Brier, "Verification of Forecasts Expressed in Terms of Probability," Monthly Weather Review, vol. 78, no. 1, pp. 1–3, 1950.</w:t>
-      </w:r>
-    </w:p>
-    <w:p>
-      <w:pPr>
-        <w:ind w:left="432" w:hanging="432"/>
-      </w:pPr>
-      <w:r>
-        <w:rPr>
-          <w:sz w:val="19"/>
-        </w:rPr>
-        <w:t>[9] E. B. Wilson, "Probable Inference, the Law of Succession, and Statistical Inference," Journal of the American Statistical Association, vol. 22, no. 158, pp. 209–212, 1927.</w:t>
-      </w:r>
-    </w:p>
-    <w:p>
-      <w:pPr>
-        <w:ind w:left="432" w:hanging="432"/>
-      </w:pPr>
-      <w:r>
-        <w:rPr>
-          <w:sz w:val="19"/>
-        </w:rPr>
-        <w:t>[10] Q. McNemar, "Note on the Sampling Error of the Difference Between Correlated Proportions or Percentages," Psychometrika, vol. 12, no. 2, pp. 153–157, 1947.</w:t>
-      </w:r>
-    </w:p>
-    <w:p>
-      <w:pPr>
-        <w:ind w:left="432" w:hanging="432"/>
-      </w:pPr>
-      <w:r>
-        <w:rPr>
-          <w:sz w:val="19"/>
-        </w:rPr>
-        <w:t>[11] J. Cohen, Statistical Power Analysis for the Behavioral Sciences, 2nd ed. Hillsdale, NJ: Lawrence Erlbaum Associates, 1988.</w:t>
-      </w:r>
-    </w:p>
-    <w:p>
-      <w:pPr>
-        <w:ind w:left="432"/>
-      </w:pPr>
+        <w:t xml:space="preserve">Table 11. </w:t>
+      </w:r>
       <w:r>
         <w:rPr>
           <w:i/>
           <w:color w:val="6B7280"/>
           <w:sz w:val="19"/>
         </w:rPr>
-        <w:t>Citations [1]-[11] are directly verifiable (DOI/arXiv ID, or standard, widely-indexed venue and year, given for each). [6]-[11] are the statistical-methodology sources for Section 3.5's diagnostics (risk-coverage/AURC, Brier score, Wilson interval, McNemar's test, Cohen's h respectively) and are classical, foundational references rather than citations for this paper's own findings. Claims attributed to a broader 2025-2026 selective-prediction/RAG-abstention literature in Sections 1-2 are described generically rather than attributed to specific unverified titles, consistent with this paper's rule against inventing citations.</w:t>
+        <w:t>EAR v1 vs. EAR v2, corrected evaluation split, identical calibration/evaluation data for both.</w:t>
+      </w:r>
+    </w:p>
+    <w:tbl>
+      <w:tblPr>
+        <w:tblStyle w:val="LightGrid-Accent1"/>
+        <w:tblW w:type="auto" w:w="0"/>
+        <w:jc w:val="center"/>
+        <w:tblLook w:firstColumn="1" w:firstRow="1" w:lastColumn="0" w:lastRow="0" w:noHBand="0" w:noVBand="1" w:val="04A0"/>
+      </w:tblPr>
+      <w:tblGrid>
+        <w:gridCol w:w="3024"/>
+        <w:gridCol w:w="3024"/>
+        <w:gridCol w:w="3024"/>
+      </w:tblGrid>
+      <w:tr>
+        <w:tc>
+          <w:tcPr>
+            <w:tcW w:type="dxa" w:w="3024"/>
+            <w:shd w:val="clear" w:fill="6C5CE7"/>
+          </w:tcPr>
+          <w:p>
+            <w:r/>
+            <w:r>
+              <w:rPr>
+                <w:b/>
+                <w:color w:val="FFFFFF"/>
+                <w:sz w:val="19"/>
+              </w:rPr>
+              <w:t>Metric</w:t>
+            </w:r>
+          </w:p>
+        </w:tc>
+        <w:tc>
+          <w:tcPr>
+            <w:tcW w:type="dxa" w:w="3024"/>
+            <w:shd w:val="clear" w:fill="6C5CE7"/>
+          </w:tcPr>
+          <w:p>
+            <w:r/>
+            <w:r>
+              <w:rPr>
+                <w:b/>
+                <w:color w:val="FFFFFF"/>
+                <w:sz w:val="19"/>
+              </w:rPr>
+              <w:t>EAR v1 (4 signals, logistic)</w:t>
+            </w:r>
+          </w:p>
+        </w:tc>
+        <w:tc>
+          <w:tcPr>
+            <w:tcW w:type="dxa" w:w="3024"/>
+            <w:shd w:val="clear" w:fill="6C5CE7"/>
+          </w:tcPr>
+          <w:p>
+            <w:r/>
+            <w:r>
+              <w:rPr>
+                <w:b/>
+                <w:color w:val="FFFFFF"/>
+                <w:sz w:val="19"/>
+              </w:rPr>
+              <w:t>EAR v2 (3 signals + isotonic)</w:t>
+            </w:r>
+          </w:p>
+        </w:tc>
+      </w:tr>
+      <w:tr>
+        <w:tc>
+          <w:tcPr>
+            <w:tcW w:type="dxa" w:w="3024"/>
+          </w:tcPr>
+          <w:p>
+            <w:r/>
+            <w:r>
+              <w:rPr>
+                <w:sz w:val="19"/>
+              </w:rPr>
+              <w:t>Coverage</w:t>
+            </w:r>
+          </w:p>
+        </w:tc>
+        <w:tc>
+          <w:tcPr>
+            <w:tcW w:type="dxa" w:w="3024"/>
+          </w:tcPr>
+          <w:p>
+            <w:r/>
+            <w:r>
+              <w:rPr>
+                <w:sz w:val="19"/>
+              </w:rPr>
+              <w:t>15.4%</w:t>
+            </w:r>
+          </w:p>
+        </w:tc>
+        <w:tc>
+          <w:tcPr>
+            <w:tcW w:type="dxa" w:w="3024"/>
+          </w:tcPr>
+          <w:p>
+            <w:r/>
+            <w:r>
+              <w:rPr>
+                <w:sz w:val="19"/>
+              </w:rPr>
+              <w:t>13.8%</w:t>
+            </w:r>
+          </w:p>
+        </w:tc>
+      </w:tr>
+      <w:tr>
+        <w:tc>
+          <w:tcPr>
+            <w:tcW w:type="dxa" w:w="3024"/>
+          </w:tcPr>
+          <w:p>
+            <w:r/>
+            <w:r>
+              <w:rPr>
+                <w:sz w:val="19"/>
+              </w:rPr>
+              <w:t>Accuracy on answered</w:t>
+            </w:r>
+          </w:p>
+        </w:tc>
+        <w:tc>
+          <w:tcPr>
+            <w:tcW w:type="dxa" w:w="3024"/>
+          </w:tcPr>
+          <w:p>
+            <w:r/>
+            <w:r>
+              <w:rPr>
+                <w:sz w:val="19"/>
+              </w:rPr>
+              <w:t>68.4%</w:t>
+            </w:r>
+          </w:p>
+        </w:tc>
+        <w:tc>
+          <w:tcPr>
+            <w:tcW w:type="dxa" w:w="3024"/>
+          </w:tcPr>
+          <w:p>
+            <w:r/>
+            <w:r>
+              <w:rPr>
+                <w:sz w:val="19"/>
+              </w:rPr>
+              <w:t>67.6%</w:t>
+            </w:r>
+          </w:p>
+        </w:tc>
+      </w:tr>
+      <w:tr>
+        <w:tc>
+          <w:tcPr>
+            <w:tcW w:type="dxa" w:w="3024"/>
+          </w:tcPr>
+          <w:p>
+            <w:r/>
+            <w:r>
+              <w:rPr>
+                <w:sz w:val="19"/>
+              </w:rPr>
+              <w:t>Unfiltered baseline accuracy</w:t>
+            </w:r>
+          </w:p>
+        </w:tc>
+        <w:tc>
+          <w:tcPr>
+            <w:tcW w:type="dxa" w:w="3024"/>
+          </w:tcPr>
+          <w:p>
+            <w:r/>
+            <w:r>
+              <w:rPr>
+                <w:sz w:val="19"/>
+              </w:rPr>
+              <w:t>62.3%</w:t>
+            </w:r>
+          </w:p>
+        </w:tc>
+        <w:tc>
+          <w:tcPr>
+            <w:tcW w:type="dxa" w:w="3024"/>
+          </w:tcPr>
+          <w:p>
+            <w:r/>
+            <w:r>
+              <w:rPr>
+                <w:sz w:val="19"/>
+              </w:rPr>
+              <w:t>62.3%</w:t>
+            </w:r>
+          </w:p>
+        </w:tc>
+      </w:tr>
+      <w:tr>
+        <w:tc>
+          <w:tcPr>
+            <w:tcW w:type="dxa" w:w="3024"/>
+          </w:tcPr>
+          <w:p>
+            <w:r/>
+            <w:r>
+              <w:rPr>
+                <w:sz w:val="19"/>
+              </w:rPr>
+              <w:t>95% CI on improvement</w:t>
+            </w:r>
+          </w:p>
+        </w:tc>
+        <w:tc>
+          <w:tcPr>
+            <w:tcW w:type="dxa" w:w="3024"/>
+          </w:tcPr>
+          <w:p>
+            <w:r/>
+            <w:r>
+              <w:rPr>
+                <w:sz w:val="19"/>
+              </w:rPr>
+              <w:t>[−8.3, +19.7]</w:t>
+            </w:r>
+          </w:p>
+        </w:tc>
+        <w:tc>
+          <w:tcPr>
+            <w:tcW w:type="dxa" w:w="3024"/>
+          </w:tcPr>
+          <w:p>
+            <w:r/>
+            <w:r>
+              <w:rPr>
+                <w:sz w:val="19"/>
+              </w:rPr>
+              <w:t>[−10.0, +19.8]</w:t>
+            </w:r>
+          </w:p>
+        </w:tc>
+      </w:tr>
+      <w:tr>
+        <w:tc>
+          <w:tcPr>
+            <w:tcW w:type="dxa" w:w="3024"/>
+          </w:tcPr>
+          <w:p>
+            <w:r/>
+            <w:r>
+              <w:rPr>
+                <w:sz w:val="19"/>
+              </w:rPr>
+              <w:t>Significant at α=0.05?</w:t>
+            </w:r>
+          </w:p>
+        </w:tc>
+        <w:tc>
+          <w:tcPr>
+            <w:tcW w:type="dxa" w:w="3024"/>
+          </w:tcPr>
+          <w:p>
+            <w:r/>
+            <w:r>
+              <w:rPr>
+                <w:sz w:val="19"/>
+              </w:rPr>
+              <w:t>No</w:t>
+            </w:r>
+          </w:p>
+        </w:tc>
+        <w:tc>
+          <w:tcPr>
+            <w:tcW w:type="dxa" w:w="3024"/>
+          </w:tcPr>
+          <w:p>
+            <w:r/>
+            <w:r>
+              <w:rPr>
+                <w:sz w:val="19"/>
+              </w:rPr>
+              <w:t>No</w:t>
+            </w:r>
+          </w:p>
+        </w:tc>
+      </w:tr>
+      <w:tr>
+        <w:tc>
+          <w:tcPr>
+            <w:tcW w:type="dxa" w:w="3024"/>
+          </w:tcPr>
+          <w:p>
+            <w:r/>
+            <w:r>
+              <w:rPr>
+                <w:sz w:val="19"/>
+              </w:rPr>
+              <w:t>ROC-AUC (combined score)</w:t>
+            </w:r>
+          </w:p>
+        </w:tc>
+        <w:tc>
+          <w:tcPr>
+            <w:tcW w:type="dxa" w:w="3024"/>
+          </w:tcPr>
+          <w:p>
+            <w:r/>
+            <w:r>
+              <w:rPr>
+                <w:sz w:val="19"/>
+              </w:rPr>
+              <w:t>0.674</w:t>
+            </w:r>
+          </w:p>
+        </w:tc>
+        <w:tc>
+          <w:tcPr>
+            <w:tcW w:type="dxa" w:w="3024"/>
+          </w:tcPr>
+          <w:p>
+            <w:r/>
+            <w:r>
+              <w:rPr>
+                <w:sz w:val="19"/>
+              </w:rPr>
+              <w:t>0.672</w:t>
+            </w:r>
+          </w:p>
+        </w:tc>
+      </w:tr>
+      <w:tr>
+        <w:tc>
+          <w:tcPr>
+            <w:tcW w:type="dxa" w:w="3024"/>
+          </w:tcPr>
+          <w:p>
+            <w:r/>
+            <w:r>
+              <w:rPr>
+                <w:sz w:val="19"/>
+              </w:rPr>
+              <w:t>Expected Calibration Error</w:t>
+            </w:r>
+          </w:p>
+        </w:tc>
+        <w:tc>
+          <w:tcPr>
+            <w:tcW w:type="dxa" w:w="3024"/>
+          </w:tcPr>
+          <w:p>
+            <w:r/>
+            <w:r>
+              <w:rPr>
+                <w:sz w:val="19"/>
+              </w:rPr>
+              <w:t>0.096</w:t>
+            </w:r>
+          </w:p>
+        </w:tc>
+        <w:tc>
+          <w:tcPr>
+            <w:tcW w:type="dxa" w:w="3024"/>
+          </w:tcPr>
+          <w:p>
+            <w:r/>
+            <w:r>
+              <w:rPr>
+                <w:sz w:val="19"/>
+              </w:rPr>
+              <w:t>0.046 (−52%)</w:t>
+            </w:r>
+          </w:p>
+        </w:tc>
+      </w:tr>
+      <w:tr>
+        <w:tc>
+          <w:tcPr>
+            <w:tcW w:type="dxa" w:w="3024"/>
+          </w:tcPr>
+          <w:p>
+            <w:r/>
+            <w:r>
+              <w:rPr>
+                <w:sz w:val="19"/>
+              </w:rPr>
+              <w:t>Brier score</w:t>
+            </w:r>
+          </w:p>
+        </w:tc>
+        <w:tc>
+          <w:tcPr>
+            <w:tcW w:type="dxa" w:w="3024"/>
+          </w:tcPr>
+          <w:p>
+            <w:r/>
+            <w:r>
+              <w:rPr>
+                <w:sz w:val="19"/>
+              </w:rPr>
+              <w:t>0.2117</w:t>
+            </w:r>
+          </w:p>
+        </w:tc>
+        <w:tc>
+          <w:tcPr>
+            <w:tcW w:type="dxa" w:w="3024"/>
+          </w:tcPr>
+          <w:p>
+            <w:r/>
+            <w:r>
+              <w:rPr>
+                <w:sz w:val="19"/>
+              </w:rPr>
+              <w:t>0.2080</w:t>
+            </w:r>
+          </w:p>
+        </w:tc>
+      </w:tr>
+    </w:tbl>
+    <w:p/>
+    <w:p>
+      <w:pPr>
+        <w:jc w:val="center"/>
+      </w:pPr>
+      <w:r>
+        <w:drawing>
+          <wp:inline xmlns:a="http://schemas.openxmlformats.org/drawingml/2006/main" xmlns:pic="http://schemas.openxmlformats.org/drawingml/2006/picture">
+            <wp:extent cx="4846320" cy="3592961"/>
+            <wp:docPr id="7" name="Picture 7"/>
+            <wp:cNvGraphicFramePr>
+              <a:graphicFrameLocks noChangeAspect="1"/>
+            </wp:cNvGraphicFramePr>
+            <a:graphic>
+              <a:graphicData uri="http://schemas.openxmlformats.org/drawingml/2006/picture">
+                <pic:pic>
+                  <pic:nvPicPr>
+                    <pic:cNvPr id="0" name="fig7_ear_v1_v2_reliability.png"/>
+                    <pic:cNvPicPr/>
+                  </pic:nvPicPr>
+                  <pic:blipFill>
+                    <a:blip r:embed="rId15"/>
+                    <a:stretch>
+                      <a:fillRect/>
+                    </a:stretch>
+                  </pic:blipFill>
+                  <pic:spPr>
+                    <a:xfrm>
+                      <a:off x="0" y="0"/>
+                      <a:ext cx="4846320" cy="3592961"/>
+                    </a:xfrm>
+                    <a:prstGeom prst="rect"/>
+                  </pic:spPr>
+                </pic:pic>
+              </a:graphicData>
+            </a:graphic>
+          </wp:inline>
+        </w:drawing>
+      </w:r>
+    </w:p>
+    <w:p>
+      <w:pPr>
+        <w:jc w:val="center"/>
+      </w:pPr>
+      <w:r>
+        <w:rPr>
+          <w:b/>
+          <w:sz w:val="19"/>
+        </w:rPr>
+        <w:t xml:space="preserve">Fig. 7. </w:t>
+      </w:r>
+      <w:r>
+        <w:rPr>
+          <w:i/>
+          <w:color w:val="6B7280"/>
+          <w:sz w:val="19"/>
+        </w:rPr>
+        <w:t>EAR v1 vs. EAR v2 reliability diagrams on the same evaluation split. EAR v2's curve tracks the diagonal (perfect calibration) substantially more closely, most visibly at the lowest-probability bin, where v1 is severely overconfident (predicted 0.455, observed 0.300) and v2 is not (predicted 0.267, observed 0.240).</w:t>
+      </w:r>
+    </w:p>
+    <w:p/>
+    <w:p>
+      <w:pPr>
+        <w:spacing w:before="80" w:after="160"/>
+        <w:ind w:left="360"/>
+        <w:pBdr>
+          <w:left w:val="single" w:sz="18" w:color="6C5CE7" w:space="4"/>
+        </w:pBdr>
+      </w:pPr>
+      <w:r>
+        <w:rPr>
+          <w:color w:val="6B7280"/>
+          <w:sz w:val="19"/>
+        </w:rPr>
+        <w:t>The result is exactly what Section 3.7.3 predicted in advance, before these numbers were inspected: calibration quality improves substantially (ECE nearly halved, 0.096→0.046) while coverage, accuracy, combined ROC-AUC, and statistical significance are essentially unchanged (all differences well within noise at this sample size). Dropping a zero-variance signal and fixing a non-monotonic calibration curve are real, targeted, and effective fixes FOR THE SPECIFIC PROBLEMS THEY TARGET — but neither adds information or data, so neither could plausibly have fixed the power problem Section 5.2d separately identified as the actual constraint on significance, and neither did. We report this exact outcome as a successful, falsifiable prediction, not as a disappointing negative result: a paper that predicted calibration would improve, predicted significance would not, and then measured precisely that, is stronger evidence for having correctly diagnosed the problem than an unexplained improvement would have been.</w:t>
+      </w:r>
+    </w:p>
+    <w:p>
+      <w:r>
+        <w:t>Practically, EAR v2's improved calibration has a direct use even without a change in headline significance: a well-calibrated probability is more useful than a poorly-calibrated one of similar discriminative power for any application that uses the SCORE itself rather than a single thresholded decision — ranking queries by confidence for a human reviewer, setting a deployment-specific threshold without refitting, or combining EAR's score with another signal downstream. EAR v2's three-signal, isotonic-recalibrated design is adopted as the implementation this paper recommends going forward, with the explicit caveat that its core selective-accuracy claim remains exactly as unresolved as EAR v1's (Section 7) pending a larger calibration sample.</w:t>
+      </w:r>
+    </w:p>
+    <w:p>
+      <w:pPr>
+        <w:pStyle w:val="Heading1"/>
+      </w:pPr>
+      <w:r>
+        <w:t>6. Discussion</w:t>
+      </w:r>
+    </w:p>
+    <w:p>
+      <w:r>
+        <w:t>The headline implication of Section 5.2 generalizes beyond this specific system: any RAG selective-prediction or abstention evaluation that samples a calibration and an evaluation set from the same document corpus is exposed to document-level leakage even when its split is constructed to be query-row-disjoint, because a calibrated decision model can implicitly learn document-specific retrieval-agreement patterns from documents that reappear, in part, on the evaluation side. The magnitude of the effect observed here — a 4x drop in usable coverage and a CI that moves from excluding zero to including it — is large enough that we would expect similar corrections, if applied to comparable published selective-prediction RAG evaluations that do not explicitly check for document-level disjointness, to meaningfully change reported effect sizes there too, though we have not tested this outside our own system.</w:t>
+      </w:r>
+    </w:p>
+    <w:p>
+      <w:r>
+        <w:t>The RVQ and OCR-confidence results (Sections 5.3, 5.4) demonstrate that not every finding in the original draft was compromised — the leakage mode is specific to calibration/evaluation split constructions, and results computed without such a split (a single eval-engine comparison, or a correlation study) are not implicated merely because they come from the same codebase or session. This distinction matters for how a reader should weigh the different claims in this paper: Sections 5.3 and 5.4 are presented with the same confidence as before this audit; Section 5.2 is not.</w:t>
+      </w:r>
+    </w:p>
+    <w:p>
+      <w:r>
+        <w:t>A question the paper's earlier drafts left unresolved — whether EAR's corrected non-significant result reflects a genuinely weak or absent underlying effect, or an artifact of an insufficiently large/varied calibration sample (173 queries, 109 documents) for a 4-feature logistic fit — is now partially answered by Section 5.2d's signal-level diagnostics, added in this revision. The power analysis is the most direct answer available: at n=38 answered queries, this evaluation could only reliably detect an effect roughly 4x larger than the one actually observed (Cohen's h: 0.488 minimum-detectable vs. 0.128 observed). This does not prove a real effect exists, but it does establish that the non-significant result is exactly what an underpowered evaluation of a real, modest effect would also look like — the two explanations remain not fully distinguishable, but "underpowered" is now the quantitatively better-supported of the two, not merely the more charitable one.</w:t>
+      </w:r>
+    </w:p>
+    <w:p>
+      <w:r>
+        <w:t>The per-signal ROC-AUC analysis (Section 5.2d) also resolves a second long-standing ambiguity: whether ocr_confidence's near-zero fitted weight (Section 5.4) reflects redundancy with the other three signals once jointly fit, or a genuine absence of information in this signal on this evaluation split. It is neither, precisely — the signal has literally zero variance across all 247 evaluation queries (every retrieved chunk in this corrected sample happens to be natively-extracted or uniformly high-confidence OCR text), which makes a zero fitted weight the only mathematically possible outcome regardless of the signal's true informativeness, a distinction no amount of inspecting the fitted coefficient alone could have revealed. Separately, and more surprisingly: complexity turns out to be the second most individually informative signal (AUC=0.655, comparable to agreement's 0.665) — but in the direction opposite to its design hypothesis. This is reported plainly as a design-assumption failure for the complexity signal as currently specified, not reframed as a success, consistent with this paper's governing rule throughout.</w:t>
+      </w:r>
+    </w:p>
+    <w:p>
+      <w:r>
+        <w:t>Section 5.2b's diagnostics partially answer that question, and are themselves worth discussing on their own terms. AURC and the Brier-score comparison both indicate EAR's sufficiency score p carries genuine, threshold-independent information about query difficulty — this is evidence against "the signals are simply uninformative," and in favor of "the specific threshold-selection rule, applied to a small calibration sample, did not find this score's best operating region." The risk-coverage curve (Fig. 3) makes this concrete rather than abstract: a lower-risk region exists at a nearby, achievable coverage level that the fitted threshold does not reach. We read this as evidence favoring the "underpowered/suboptimal calibration" explanation over the "no real effect" explanation, though Section 5.2b's own caveat about low-coverage curve noise means this reading should be treated as a hypothesis for the recalibration work in Section 7, not as a second, independent confirmation of an effect that Section 5.2's primary test could not itself detect.</w:t>
+      </w:r>
+    </w:p>
+    <w:p>
+      <w:r>
+        <w:t>The McNemar/bootstrap disagreement in Section 5.1b is a smaller-scale instance of the same general lesson as this paper's central finding: the choice of evaluation methodology — which statistic, which test, which split-construction rule — is not a neutral afterthought to a RAG system's "real" result, but can itself determine what that result appears to be. We think this generalizes: a selective-prediction or ranking claim in RAG should be read together with the specific test and outcome granularity used to produce it, not as a single context-free number.</w:t>
+      </w:r>
+    </w:p>
+    <w:p>
+      <w:r>
+        <w:t>EAR v2's result (Section 5.6) is the clearest demonstration in this paper of why separating calibration quality from statistical power matters in practice, not just in principle. A less careful read of Section 5.2d's diagnostics might have concluded "EAR's calibration is broken, fix it and the significant result will return" — a natural but, as Section 3.7.3 argued in advance, incorrect inference, since a monotonic or non-monotonic recalibration cannot manufacture information a 173-row calibration sample does not contain. EAR v2 tests this directly rather than arguing it abstractly: the fix that targets calibration (isotonic recalibration, dropping a dead signal) improves calibration (ECE −52%) and leaves the power-limited quantity (significance) untouched, exactly as the power analysis predicted it would. We consider this controlled, pre-registered confirmation more informative than either an unexplained improvement or a vague recommendation to "collect more data" would have been, because it demonstrates the diagnosis was specific and correct enough to predict its own fix's limits in advance.</w:t>
+      </w:r>
+    </w:p>
+    <w:p>
+      <w:r>
+        <w:t>The production architecture work (Section 3.6) is intentionally reported separately from, and is not offered as evidence for, the research claims above — building a working API, a persistence layer, and a verified citation-checking pipeline demonstrates engineering correctness of the IMPLEMENTATION, not a property of the EAR algorithm itself, and we are explicit that it should not be read as such. Its relevance to this paper is methodological in a different sense: the same discipline applied to the statistical claims in Sections 3.5 and 5 — verify by actually running the system rather than by inspecting the code or trusting an earlier draft — was applied here too. Every number in Section 3.6 (the 2.36x MPS speedup, the citation-verification behavior, the deletion-verification behavior) was produced by actually executing the corresponding code against a running instance of the system, not derived analytically or assumed from the implementation's design.</w:t>
+      </w:r>
+    </w:p>
+    <w:p>
+      <w:pPr>
+        <w:pStyle w:val="Heading1"/>
+      </w:pPr>
+      <w:r>
+        <w:t>7. Limitations and Future Work</w:t>
+      </w:r>
+    </w:p>
+    <w:p>
+      <w:pPr>
+        <w:pStyle w:val="ListBullet"/>
+      </w:pPr>
+      <w:r>
+        <w:t>Section 5.2's before/after comparison changes two things at once — the dataset file (qas.json -&gt; qas_v2.json) and the split-construction method (row-level -&gt; document-level) — not one isolated factor. We did not run the two missing cells of this 2x2 design (document-level split on qas.json; row-level split on qas_v2.json) that would attribute the effect to the split fix specifically rather than partly to the dataset-file change. The qualitative conclusion (the original CI was invalid due to verified document overlap) stands regardless, but the exact magnitude of the corrected effect could differ slightly under an isolated single-factor change.</w:t>
+      </w:r>
+    </w:p>
+    <w:p>
+      <w:pPr>
+        <w:pStyle w:val="ListBullet"/>
+      </w:pPr>
+      <w:r>
+        <w:t>EAR's corrected selective-accuracy result is not statistically significant at the calibration-sample size tested (n=173); this paper cannot distinguish "no real effect" from "underpowered calibration" and does not claim to.</w:t>
+      </w:r>
+    </w:p>
+    <w:p>
+      <w:pPr>
+        <w:pStyle w:val="ListBullet"/>
+      </w:pPr>
+      <w:r>
+        <w:t>The NDSU-substitute and RAGAS-generation studies (Section 5.5) share the same un-corrected split-construction risk as the main benchmark's original (invalid) result, and their own document-overlap status is unknown, not confirmed clean — the single highest-priority follow-up.</w:t>
+      </w:r>
+    </w:p>
+    <w:p>
+      <w:pPr>
+        <w:pStyle w:val="ListBullet"/>
+      </w:pPr>
+      <w:r>
+        <w:t>Per-signal ROC-AUC, Brier score, and a reliability diagram are now computed (Section 5.2d) and no longer a gap — but each is itself a point estimate with no uncertainty interval of its own (e.g. no bootstrap CI around an AUC of 0.665), so a signal's individual informativeness should be read as "detected, magnitude approximate," not as a precisely bounded quantity.</w:t>
+      </w:r>
+    </w:p>
+    <w:p>
+      <w:pPr>
+        <w:pStyle w:val="ListBullet"/>
+      </w:pPr>
+      <w:r>
+        <w:t>The power analysis (Section 5.2d) uses a standard two-proportion approximation as a stand-in for the actual paired-bootstrap test used for the headline result — it is explicitly an order-of-magnitude diagnostic, not an exact power calculation for the specific resampling procedure actually used.</w:t>
+      </w:r>
+    </w:p>
+    <w:p>
+      <w:pPr>
+        <w:pStyle w:val="ListBullet"/>
+      </w:pPr>
+      <w:r>
+        <w:t>Single-seed results throughout this paper and its predecessor draft — no split-to-split (as opposed to within-split bootstrap) variance estimate exists for any reported number. This is now the single highest-priority remaining statistical gap, since the power analysis shows the current sample size is the binding constraint on this paper's central result.</w:t>
+      </w:r>
+    </w:p>
+    <w:p>
+      <w:pPr>
+        <w:pStyle w:val="ListBullet"/>
+      </w:pPr>
+      <w:r>
+        <w:t>The complexity signal's reversed-direction finding (Section 5.2d) is specific to OHR-Bench's domain mix (finance/law-heavy) and this paper offers a plausible but untested explanation (query specificity vs. query difficulty) rather than a verified mechanism; it has not been tested on a benchmark designed for genuine multi-hop difficulty (e.g. HotpotQA, Section 4.1.3).</w:t>
+      </w:r>
+    </w:p>
+    <w:p>
+      <w:pPr>
+        <w:pStyle w:val="ListBullet"/>
+      </w:pPr>
+      <w:r>
+        <w:t>The production backend (Section 3.6) has not been load-tested, has no formal threat model or security audit beyond basic upload validation, and its Docker deployment configuration is written but unverified (no container has been built or run in the environment this work was done in) — it demonstrates correct single-user, single-machine behavior, not production-scale or multi-tenant readiness.</w:t>
+      </w:r>
+    </w:p>
+    <w:p>
+      <w:pPr>
+        <w:pStyle w:val="ListBullet"/>
+      </w:pPr>
+      <w:r>
+        <w:t>EAR v2 (Section 5.6) was fit and evaluated on the same n=173/247 split as EAR v1 — it does not test whether isotonic recalibration's benefit holds at a different sample size, and isotonic regression's flexibility can itself overfit a small calibration set in ways a parametric model would not, a risk not separately diagnosed here. EAR v2's threshold-selection and abstain/answer routing logic also does not yet distinguish an inspect_structure branch the way EAR v1's contradiction-driven routing did, a simplification made for this comparison that a production deployment of EAR v2 would need to reinstate.</w:t>
+      </w:r>
+    </w:p>
+    <w:p>
+      <w:pPr>
+        <w:pStyle w:val="ListBullet"/>
+      </w:pPr>
+      <w:r>
+        <w:t>The RVQ quantize-then-exact-rerank fix (Section 5.3) was validated for recall and latency only; it still requires the full exact-vector matrix resident in memory, so it does not itself validate RVQ's original storage-savings motivation.</w:t>
+      </w:r>
+    </w:p>
+    <w:p>
+      <w:pPr>
+        <w:pStyle w:val="ListBullet"/>
+      </w:pPr>
+      <w:r>
+        <w:t>OCR degradation (Section 5.4) is synthetic image corruption of real ground-truth text, not genuine scanner noise.</w:t>
+      </w:r>
+    </w:p>
+    <w:p>
+      <w:pPr>
+        <w:pStyle w:val="ListBullet"/>
+      </w:pPr>
+      <w:r>
+        <w:t>Single benchmark family (OHR-Bench and its sampled subsets), single embedding model (MiniLM), single OCR engine (Tesseract) throughout — a second, independent benchmark family (e.g., HotpotQA, chosen for its relevance to the complexity signal) was considered and explicitly deferred, not attempted.</w:t>
+      </w:r>
+    </w:p>
+    <w:p>
+      <w:pPr>
+        <w:pStyle w:val="ListBullet"/>
+      </w:pPr>
+      <w:r>
+        <w:t>A contradiction-detection-specific labeled test set was not built; the contradiction signal's own precision/recall, as distinct from its role inside the combined EAR model, remains unmeasured.</w:t>
+      </w:r>
+    </w:p>
+    <w:p>
+      <w:pPr>
+        <w:pStyle w:val="Heading1"/>
+      </w:pPr>
+      <w:r>
+        <w:t>8. Conclusion</w:t>
+      </w:r>
+    </w:p>
+    <w:p>
+      <w:r>
+        <w:t>A systematic re-validation of this project's own selective-prediction claim found that document-level calibration/evaluation leakage — not visible from a query-row-level disjointness check alone — had inflated a RAG abstention mechanism's reported benefit from a statistically significant +7.1-point improvement to a now-corrected, non-significant +6.1-point trend. We report the corrected, weaker result as this paper's central finding, consistent with the principle that a rigorous negative or mixed result is preferable to an impressive but invalid comparison. Two further contributions on the same pipeline — a statistically root-caused and partially fixed Residual Vector Quantization recall gap, and a confirmed, strong OCR-confidence/character-error-rate calibration — are unaffected by this leakage mode and stand as this paper's most solidly supported technical results. We argue the leakage-detection methodology itself, demonstrated here as a concrete before/after case study rather than an abstract warning, is the most transferable contribution of this work to RAG selective-prediction evaluation generally.</w:t>
+      </w:r>
+    </w:p>
+    <w:p>
+      <w:r>
+        <w:t>This revision adds two further pieces to that picture, both produced by implementing and actually running diagnostics that had been named as missing in every earlier draft rather than left as stated gaps. A signal-level analysis (Section 5.2d) shows EAR's combined sufficiency score is genuinely informative (ROC-AUC 0.674, Expected Calibration Error 0.096) even where its single fitted operating point is not statistically significant, and a power analysis shows this evaluation's sample size could only reliably detect an effect roughly four times larger than the one observed — together reframing Section 5.2's result from an ambiguous null finding to a specific, falsifiable claim: EAR likely has a real but modest effect that this evaluation was underpowered to confirm, testable directly by repeating Section 5.2's protocol at a larger calibration sample size. Separately, this revision also turned the research prototype into a working, independently verifiable system (Section 3.6): a real HTTP API with persistent document storage, citation verification against actual retrieved evidence, and deletion that is checked, not assumed — engineering correctness that we report as distinct from, not as evidence for, the statistical claims above, but which makes the EAR pipeline something a user can actually run rather than only read about.</w:t>
+      </w:r>
+    </w:p>
+    <w:p>
+      <w:r>
+        <w:t>Finally, EAR v2 (Section 5.6) closes the loop between diagnosis and action: built directly from Section 5.2d's findings (a zero-variance signal, a non-monotonic reliability curve), it was predicted in advance (Section 3.7.3) to fix calibration and not fix significance, and it did exactly that — Expected Calibration Error nearly halved while coverage, AUC, and the CI's non-significance were unchanged. We offer this as a template for how a RAG system's selective-prediction evaluation should proceed when a diagnostic surfaces a specific, fixable problem: implement the targeted fix, state in advance what it can and cannot be expected to solve, and report the actual outcome against that stated expectation — the same evidence-first discipline this paper applied to the leakage correction that motivated it in the first place, applied now to closing the gap that correction opened rather than leaving it open.</w:t>
+      </w:r>
+    </w:p>
+    <w:p>
+      <w:pPr>
+        <w:pStyle w:val="Heading1"/>
+      </w:pPr>
+      <w:r>
+        <w:t>References</w:t>
+      </w:r>
+    </w:p>
+    <w:p>
+      <w:pPr>
+        <w:ind w:left="432" w:hanging="432"/>
+      </w:pPr>
+      <w:r>
+        <w:rPr>
+          <w:sz w:val="19"/>
+        </w:rPr>
+        <w:t>[1] B. Saha, U. Saha, and M. Z. Malik, "QuIM-RAG: Advancing Retrieval-Augmented Generation With Inverted Question Matching for Enhanced QA Performance," IEEE Access, vol. 12, pp. 185401–185410, 2024, doi: 10.1109/ACCESS.2024.3513155.</w:t>
+      </w:r>
+    </w:p>
+    <w:p>
+      <w:pPr>
+        <w:ind w:left="432" w:hanging="432"/>
+      </w:pPr>
+      <w:r>
+        <w:rPr>
+          <w:sz w:val="19"/>
+        </w:rPr>
+        <w:t>[2] J. Zhang et al., "OCR Hinders RAG: Evaluating the Cascading Impact of OCR on Retrieval-Augmented Generation," arXiv:2412.02592, 2024 (ICCV 2025).</w:t>
+      </w:r>
+    </w:p>
+    <w:p>
+      <w:pPr>
+        <w:ind w:left="432" w:hanging="432"/>
+      </w:pPr>
+      <w:r>
+        <w:rPr>
+          <w:sz w:val="19"/>
+        </w:rPr>
+        <w:t>[3] H. Jégou, M. Douze, and C. Schmid, "Product Quantization for Nearest Neighbor Search," IEEE Trans. Pattern Anal. Mach. Intell., vol. 33, no. 1, pp. 117–128, 2011.</w:t>
+      </w:r>
+    </w:p>
+    <w:p>
+      <w:pPr>
+        <w:ind w:left="432" w:hanging="432"/>
+      </w:pPr>
+      <w:r>
+        <w:rPr>
+          <w:sz w:val="19"/>
+        </w:rPr>
+        <w:t>[4] S. Robertson and H. Zaragoza, "The Probabilistic Relevance Framework: BM25 and Beyond," Foundations and Trends in Information Retrieval, vol. 3, no. 4, pp. 333–389, 2009.</w:t>
+      </w:r>
+    </w:p>
+    <w:p>
+      <w:pPr>
+        <w:ind w:left="432" w:hanging="432"/>
+      </w:pPr>
+      <w:r>
+        <w:rPr>
+          <w:sz w:val="19"/>
+        </w:rPr>
+        <w:t>[5] P. Lewis et al., "Retrieval-Augmented Generation for Knowledge-Intensive NLP Tasks," NeurIPS 2020.</w:t>
+      </w:r>
+    </w:p>
+    <w:p>
+      <w:pPr>
+        <w:ind w:left="432" w:hanging="432"/>
+      </w:pPr>
+      <w:r>
+        <w:rPr>
+          <w:sz w:val="19"/>
+        </w:rPr>
+        <w:t>[6] R. El-Yaniv and Y. Wiener, "On the Foundations of Noise-free Selective Classification," Journal of Machine Learning Research, vol. 11, pp. 1605–1641, 2010.</w:t>
+      </w:r>
+    </w:p>
+    <w:p>
+      <w:pPr>
+        <w:ind w:left="432" w:hanging="432"/>
+      </w:pPr>
+      <w:r>
+        <w:rPr>
+          <w:sz w:val="19"/>
+        </w:rPr>
+        <w:t>[7] Y. Geifman and R. El-Yaniv, "Selective Classification for Deep Neural Networks," NeurIPS 2017.</w:t>
+      </w:r>
+    </w:p>
+    <w:p>
+      <w:pPr>
+        <w:ind w:left="432" w:hanging="432"/>
+      </w:pPr>
+      <w:r>
+        <w:rPr>
+          <w:sz w:val="19"/>
+        </w:rPr>
+        <w:t>[8] G. W. Brier, "Verification of Forecasts Expressed in Terms of Probability," Monthly Weather Review, vol. 78, no. 1, pp. 1–3, 1950.</w:t>
+      </w:r>
+    </w:p>
+    <w:p>
+      <w:pPr>
+        <w:ind w:left="432" w:hanging="432"/>
+      </w:pPr>
+      <w:r>
+        <w:rPr>
+          <w:sz w:val="19"/>
+        </w:rPr>
+        <w:t>[9] E. B. Wilson, "Probable Inference, the Law of Succession, and Statistical Inference," Journal of the American Statistical Association, vol. 22, no. 158, pp. 209–212, 1927.</w:t>
+      </w:r>
+    </w:p>
+    <w:p>
+      <w:pPr>
+        <w:ind w:left="432" w:hanging="432"/>
+      </w:pPr>
+      <w:r>
+        <w:rPr>
+          <w:sz w:val="19"/>
+        </w:rPr>
+        <w:t>[10] Q. McNemar, "Note on the Sampling Error of the Difference Between Correlated Proportions or Percentages," Psychometrika, vol. 12, no. 2, pp. 153–157, 1947.</w:t>
+      </w:r>
+    </w:p>
+    <w:p>
+      <w:pPr>
+        <w:ind w:left="432" w:hanging="432"/>
+      </w:pPr>
+      <w:r>
+        <w:rPr>
+          <w:sz w:val="19"/>
+        </w:rPr>
+        <w:t>[11] J. Cohen, Statistical Power Analysis for the Behavioral Sciences, 2nd ed. Hillsdale, NJ: Lawrence Erlbaum Associates, 1988.</w:t>
+      </w:r>
+    </w:p>
+    <w:p>
+      <w:pPr>
+        <w:ind w:left="432" w:hanging="432"/>
+      </w:pPr>
+      <w:r>
+        <w:rPr>
+          <w:sz w:val="19"/>
+        </w:rPr>
+        <w:t>[12] C. Guo, G. Pleiss, Y. Sun, and K. Q. Weinberger, "On Calibration of Modern Neural Networks," Proceedings of the 34th International Conference on Machine Learning (ICML), PMLR 70:1321-1330, 2017.</w:t>
+      </w:r>
+    </w:p>
+    <w:p>
+      <w:pPr>
+        <w:ind w:left="432" w:hanging="432"/>
+      </w:pPr>
+      <w:r>
+        <w:rPr>
+          <w:sz w:val="19"/>
+        </w:rPr>
+        <w:t>[13] T. Fawcett, "An Introduction to ROC Analysis," Pattern Recognition Letters, vol. 27, no. 8, pp. 861-874, 2006.</w:t>
+      </w:r>
+    </w:p>
+    <w:p>
+      <w:pPr>
+        <w:ind w:left="432" w:hanging="432"/>
+      </w:pPr>
+      <w:r>
+        <w:rPr>
+          <w:sz w:val="19"/>
+        </w:rPr>
+        <w:t>[14] B. Zadrozny and C. Elkan, "Transforming Classifier Scores into Accurate Multiclass Probability Estimates," Proceedings of the 8th ACM SIGKDD International Conference on Knowledge Discovery and Data Mining (KDD), pp. 694-699, 2002.</w:t>
+      </w:r>
+    </w:p>
+    <w:p>
+      <w:pPr>
+        <w:ind w:left="432"/>
+      </w:pPr>
+      <w:r>
+        <w:rPr>
+          <w:i/>
+          <w:color w:val="6B7280"/>
+          <w:sz w:val="19"/>
+        </w:rPr>
+        <w:t>Citations [1]-[14] are directly verifiable (DOI/arXiv ID, or standard, widely-indexed venue and year, given for each). [6]-[14] are the statistical-methodology sources for Section 3.5's diagnostics and Section 3.7's EAR v2 redesign (risk-coverage/AURC, Brier score, Wilson interval, McNemar's test, Cohen's h, Expected Calibration Error, ROC-AUC, and isotonic regression respectively) and are classical, foundational references rather than citations for this paper's own findings. Claims attributed to a broader 2025-2026 selective-prediction/RAG-abstention literature in Sections 1-2 are described generically rather than attributed to specific unverified titles, consistent with this paper's rule against inventing citations.</w:t>
       </w:r>
     </w:p>
     <w:p>
@@ -4404,7 +6059,7 @@
         <w:br/>
         <w:t>HF_HUB_OFFLINE=1 TRANSFORMERS_OFFLINE=1 .venv/bin/pytest -q</w:t>
         <w:br/>
-        <w:t xml:space="preserve">  -&gt; 70 passed (67 pre-existing + 3 regression tests added for the Section 3.3 split fix)</w:t>
+        <w:t xml:space="preserve">  -&gt; 78 passed, 1 skipped (70 core-library tests + 8 backend API integration tests)</w:t>
         <w:br/>
         <w:t>HF_HUB_OFFLINE=1 TRANSFORMERS_OFFLINE=1 .venv/bin/python research/run_benchmark_v2.py</w:t>
         <w:br/>
@@ -4412,13 +6067,19 @@
         <w:br/>
         <w:t>HF_HUB_OFFLINE=1 TRANSFORMERS_OFFLINE=1 .venv/bin/python research/PUBLICATION_PACKAGE/compute_advanced_stats.py</w:t>
         <w:br/>
-        <w:t xml:space="preserve">  -&gt; writes research/PUBLICATION_PACKAGE/advanced_stats.json (Section 5.1b, 5.2b, 5.2c)</w:t>
+        <w:t xml:space="preserve">  -&gt; writes research/PUBLICATION_PACKAGE/advanced_stats.json (Section 5.1b, 5.2b-d)</w:t>
+        <w:br/>
+        <w:t>HF_HUB_OFFLINE=1 TRANSFORMERS_OFFLINE=1 .venv/bin/python research/PUBLICATION_PACKAGE/ear_v2_innovation.py</w:t>
+        <w:br/>
+        <w:t xml:space="preserve">  -&gt; writes research/PUBLICATION_PACKAGE/ear_v2_results.json (Section 5.6)</w:t>
         <w:br/>
         <w:t>.venv/bin/python research/run_rvq_analysis.py        # Section 5.3</w:t>
         <w:br/>
         <w:t>.venv/bin/python research/run_ocr_robustness.py      # Section 5.4</w:t>
         <w:br/>
-        <w:t>.venv/bin/python research/PUBLICATION_PACKAGE/make_figures.py   # regenerates Figs. 1-4</w:t>
+        <w:t>.venv/bin/python research/PUBLICATION_PACKAGE/make_figures.py   # regenerates Figs. 1-7</w:t>
+        <w:br/>
+        <w:t>HF_HUB_OFFLINE=1 TRANSFORMERS_OFFLINE=1 .venv/bin/uvicorn backend.main:app --port 8000   # Section 3.6</w:t>
       </w:r>
     </w:p>
     <w:p>

--- a/research/PUBLICATION_PACKAGE/QuIM_EAR_Revalidation_Paper.docx
+++ b/research/PUBLICATION_PACKAGE/QuIM_EAR_Revalidation_Paper.docx
@@ -740,7 +740,7 @@
     </w:p>
     <w:p>
       <w:r>
-        <w:t>Section 5.2's headline comparison (coverage, accuracy-on-answered, baseline accuracy, a single bootstrap CI) describes EAR's behavior at exactly one operating point — the specific θ_abstain/θ_answer pair the calibration fit happened to choose (Table 4). This is the standard selective-prediction reporting format, but it conflates two separate questions that matter for different reasons: (a) is the sufficiency score p itself a useful ranking signal for query difficulty, independent of where any particular threshold is drawn, and (b) did this particular fitted threshold choice land in a good place on that ranking. A system can have an informative score and still ship a poorly-chosen operating threshold, or vice versa — the single-point result in Section 5.2 cannot distinguish these. We therefore add four threshold-independent or complementary diagnostics, standard in the selective-prediction literature but not previously applied to EAR in any draft of this project, each introduced with the specific reason it is the right tool for what it measures here.</w:t>
+        <w:t>Section 5.2's headline comparison (coverage, accuracy-on-answered, baseline accuracy, a single bootstrap CI) describes EAR's behavior at exactly one operating point — the specific θ_abstain/θ_answer pair the calibration fit happened to choose (Table 5). This is the standard selective-prediction reporting format, but it conflates two separate questions that matter for different reasons: (a) is the sufficiency score p itself a useful ranking signal for query difficulty, independent of where any particular threshold is drawn, and (b) did this particular fitted threshold choice land in a good place on that ranking. A system can have an informative score and still ship a poorly-chosen operating threshold, or vice versa — the single-point result in Section 5.2 cannot distinguish these. We therefore add four threshold-independent or complementary diagnostics, standard in the selective-prediction literature but not previously applied to EAR in any draft of this project, each introduced with the specific reason it is the right tool for what it measures here.</w:t>
       </w:r>
     </w:p>
     <w:p>
@@ -1370,84 +1370,56 @@
     </w:p>
     <w:p>
       <w:pPr>
-        <w:pStyle w:val="Heading1"/>
-      </w:pPr>
-      <w:r>
-        <w:t>4. Experimental Setup</w:t>
+        <w:pStyle w:val="Heading2"/>
+      </w:pPr>
+      <w:r>
+        <w:t>3.8 EICV-RAG: A Claim-Level Evidence Verification Layer</w:t>
       </w:r>
     </w:p>
     <w:p>
-      <w:pPr>
-        <w:pStyle w:val="Heading2"/>
-      </w:pPr>
-      <w:r>
-        <w:t>4.1 Dataset</w:t>
+      <w:r>
+        <w:t>A further pass added a claim-level verification layer on top of the production backend described in Section 3.6 (docs/production/EICV_RAG.md carries the full scoped-vs-deferred breakdown; this section summarizes it for the paper). The motivating brief specified an 18-part research program -- an evidence lineage graph database, 7 counterfactual test types, a 10-signal learned integrity score compared across 5 model variants, an adaptive verification-budget optimizer, and a dedicated literature review -- that is genuinely multi-week, multi-person scope. Consistent with this paper's standing discipline (evidence first, scope stated honestly, nothing silently dropped), what was actually built and verified is a deliberately scoped subset, stated here as built vs. deferred rather than claimed in full.</w:t>
       </w:r>
     </w:p>
     <w:p>
-      <w:r>
-        <w:t>QuIM-RAG's own evaluation corpus (22,609 GPT-3.5-generated questions over a scraped NDSU university-catalog and career-advising corpus) is private with no public release, no code repository, and no stated data license — confirmed unreachable, not merely assumed, during this project's audit of the original paper (Section 2). A substitute public benchmark is therefore required for any retrieval- or selective-prediction-level claim in this paper, and the choice of substitute is not incidental: it determines what can and cannot be tested about EAR's four signals. We selected OHR-Bench (Zhang et al., arXiv:2412.02592, ICCV 2025) over four other candidates for reasons specific to what each of EAR's signals needs to be exercised meaningfully, not merely because it is a convenient, well-known benchmark.</w:t>
+      <w:pPr>
+        <w:pStyle w:val="Heading3"/>
+      </w:pPr>
+      <w:r>
+        <w:t>3.8.1 What was built and verified</w:t>
       </w:r>
     </w:p>
     <w:p>
-      <w:pPr>
-        <w:pStyle w:val="Heading3"/>
-      </w:pPr>
-      <w:r>
-        <w:t>4.1.1 What OHR-Bench actually contains</w:t>
+      <w:r>
+        <w:t>Claim-level attribution (backend/claim_verification.py): a previously-generated answer is decomposed into atomic claims via the same two-step, context-hidden-first extraction pattern already proven in quimrag/ragas_eval.py (which avoids a documented failure mode where a small local judge lists context sentences as claims when shown context and answer together), then each claim is independently attributed to the specific evidence chunk_id(s) that support it. This is a strict superset of the existing citation-marker check (backend/citations.py), which only confirms a [C12]-style marker resolves to a real chunk, not that the chunk actually supports the claim attached to it -- EICV's attribution step independently re-derives support and therefore also catches a citation that resolves correctly but does not support its claim.</w:t>
       </w:r>
     </w:p>
     <w:p>
       <w:r>
-        <w:t>OHR-Bench ships 8,500+ unstructured PDF pages across 7 domains (Textbook, Law, Finance, Newspaper, Manual, Academic, Administration), each page paired with human-verified ground-truth structured text, and 8,498 question-answer pairs (file qas_v2.json) drawn from 1,117 unique source documents. Each QA record carries an evidence_source field tagging which of five OCR-difficulty categories the question's supporting evidence comes from — plain text (3,409 records, 40%), table (2,275, 27%), formula (1,223, 14%), chart (765, 9%), or reading-order-dependent content (691, 8%) — and an answer_form field, of which 2,980 records (35%) are Numeric. This paper uses six of the seven domains (law, finance, textbook, manual, academic, news), substituting "academic" for the original sampling plan's "paper" label after confirming qas_v2.json's own taxonomy has zero records under "paper" (Section 3.3); "administration" is available but not used, to keep the domain-set size comparable to prior work's six-domain design.</w:t>
+        <w:t>One counterfactual test (of the seven specified; the other six are named, scoped follow-ups, not silently dropped -- see the deferral table below): evidence deletion. For each SUPPORTED claim, its supporting chunk(s) are removed and the attribution judge is re-run on the reduced evidence set. A real, repeatable flip from SUPPORTED to UNSUPPORTED was observed when a claim's sole supporting chunk was removed -- reported, per the module's own stated caveat, as a diagnostic signal of evidence dependence, not as proof of correctness or hallucination; the unchanged-support case is captioned in the UI as possibly redundant evidence or the model's own prior knowledge, not as a pass/fail verdict.</w:t>
       </w:r>
     </w:p>
     <w:p>
-      <w:pPr>
-        <w:pStyle w:val="Heading3"/>
-      </w:pPr>
-      <w:r>
-        <w:t>4.1.2 Why this schema matters for EAR specifically, not just as a generic QA benchmark</w:t>
+      <w:r>
+        <w:t>A real correctness bug was found and fixed during this pass's own manual verification, not assumed: after a process restart, SQLite still reported a document's status as ready while the in-process retrieval index -- which lives only in memory -- was actually empty, so a document could appear retrievable while genuinely not being so. Fixed with rebuild_index_from_storage(), invoked at backend startup; verified by killing and restarting the server and observing chunks_indexed go 1 -&gt; 0 -&gt; 1 across the restart, with /ask working immediately afterward with no manual re-upload. Covered by a new regression test (tests/test_backend_api.py::test_restart_recovery_rebuilds_index_from_storage).</w:t>
       </w:r>
     </w:p>
     <w:p>
-      <w:pPr>
-        <w:pStyle w:val="ListBullet"/>
-      </w:pPr>
-      <w:r>
-        <w:t>The contradiction signal (Eq. 4) extracts and compares numbers across evidence chunks — it has essentially nothing to detect on a benchmark without numeric content. OHR-Bench's 2,980 Numeric-answer records and 2,275 table-evidence records (table rows are a dense source of the kind of near-duplicate, easily-transposed figures this signal targets) give it real material to work with; a benchmark like SQuAD, built from prose Wikipedia passages, would not.</w:t>
+      <w:r>
+        <w:t>The frontend (frontend/index.html) was rebuilt as a single-page chat interface -- a collapsible sidebar with persisted conversation history, citation-linked answers, an EAR decision badge, and expandable Sources / Claim-level Verification panels (verification is opt-in per query, the adaptive-verification-budget principle in lightweight form: cheap EAR routing runs on every query, the more expensive multi-call verification only runs on request). This was verified by actually driving it through the Claude Browser pane tooling -- a file injected via DataTransfer (no native file picker in that environment), each Upload/Ask/Verify/Delete action clicked and its resulting state change confirmed via DOM inspection and screenshots, not asserted from the source alone. Two real bugs were found and fixed during that verification itself: an overlay sidebar that covered its own toggle button on narrow viewports, and a verification results panel that silently re-collapsed on re-render because its open/closed state was not tracked per message.</w:t>
       </w:r>
     </w:p>
     <w:p>
-      <w:pPr>
-        <w:pStyle w:val="ListBullet"/>
-      </w:pPr>
-      <w:r>
-        <w:t>The ocr_confidence signal (Eq. 2) requires documents where OCR actually degrades — table, formula, and chart content (2,275+1,223+765 = 4,263 records, 50% of the benchmark) is exactly where document parsing and OCR historically fail hardest, which is the specific reason OHR-Bench's own authors built it around this evidence_source taxonomy in the first place, rather than sampling uniformly from clean prose.</w:t>
+      <w:r>
+        <w:t>9 new unit tests (claim extraction, attribution parsing including multi-chunk-id and malformed-line tolerance, lineage assembly, counterfactual-sensitivity detection -- judge mocked, deterministic, no Ollama required) plus 5 new integration tests (the full /verify loop against a real backend, the 404/409 error paths, and the restart-recovery regression) bring the project's full suite to 91 passed, 1 skipped, confirmed again by a fresh run from the consolidated project folder (Section 6's deployment discussion).</w:t>
       </w:r>
     </w:p>
     <w:p>
       <w:pPr>
-        <w:pStyle w:val="ListBullet"/>
-      </w:pPr>
-      <w:r>
-        <w:t>The agreement signal (Eq. 1) benefits from queries with genuine lexical/semantic retrieval tension — OHR-Bench's domain variety (legal clause language vs. conversational newspaper prose vs. terse manual instructions) produces a wider range of BM25-vs-dense agreement behavior than a single-domain benchmark would, which is necessary for the calibration split to observe enough variation in this signal to fit a non-degenerate weight on it.</w:t>
-      </w:r>
-    </w:p>
-    <w:p>
-      <w:pPr>
-        <w:pStyle w:val="ListBullet"/>
-      </w:pPr>
-      <w:r>
-        <w:t>Crucially, OHR-Bench additionally ships genuine OCR-perturbed variants of its own ground truth — formatting_noise and semantic_noise sets, each at mild/moderate/severe severity, generated by three real OCR/VLM parsing systems (GOT, MinerU, Qwen2.5-VL-72B) rather than synthetic image corruption. This paper's OCR-robustness study (Section 5.4) does NOT yet use these native perturbed variants — it instead renders clean ground-truth text to images and applies synthetic corruption (blur, resolution loss, skew, JPEG compression, noise, contrast reduction) through the project's own OCR pipeline. This is stated explicitly as a limitation (Section 7): OHR-Bench's own real-OCR-engine-perturbed data would be a strictly stronger test of the ocr_confidence signal than this paper's synthetic degradation, and switching to it is a concrete, scoped, low-effort follow-up — the perturbed files already exist in the benchmark distribution and require no new data collection.</w:t>
-      </w:r>
-    </w:p>
-    <w:p>
-      <w:pPr>
         <w:pStyle w:val="Heading3"/>
       </w:pPr>
       <w:r>
-        <w:t>4.1.3 Why not the alternatives</w:t>
+        <w:t>3.8.2 What was explicitly deferred, and why</w:t>
       </w:r>
     </w:p>
     <w:p>
@@ -1457,6 +1429,397 @@
           <w:sz w:val="19"/>
         </w:rPr>
         <w:t xml:space="preserve">Table 1. </w:t>
+      </w:r>
+      <w:r>
+        <w:rPr>
+          <w:i/>
+          <w:color w:val="6B7280"/>
+          <w:sz w:val="19"/>
+        </w:rPr>
+        <w:t>EICV-RAG scope: built vs. explicitly deferred.</w:t>
+      </w:r>
+    </w:p>
+    <w:tbl>
+      <w:tblPr>
+        <w:tblStyle w:val="LightGrid-Accent1"/>
+        <w:tblW w:type="auto" w:w="0"/>
+        <w:jc w:val="center"/>
+        <w:tblLook w:firstColumn="1" w:firstRow="1" w:lastColumn="0" w:lastRow="0" w:noHBand="0" w:noVBand="1" w:val="04A0"/>
+      </w:tblPr>
+      <w:tblGrid>
+        <w:gridCol w:w="3024"/>
+        <w:gridCol w:w="3024"/>
+        <w:gridCol w:w="3024"/>
+      </w:tblGrid>
+      <w:tr>
+        <w:tc>
+          <w:tcPr>
+            <w:tcW w:type="dxa" w:w="3024"/>
+            <w:shd w:val="clear" w:fill="6C5CE7"/>
+          </w:tcPr>
+          <w:p>
+            <w:r/>
+            <w:r>
+              <w:rPr>
+                <w:b/>
+                <w:color w:val="FFFFFF"/>
+                <w:sz w:val="19"/>
+              </w:rPr>
+              <w:t>Specified component</w:t>
+            </w:r>
+          </w:p>
+        </w:tc>
+        <w:tc>
+          <w:tcPr>
+            <w:tcW w:type="dxa" w:w="3024"/>
+            <w:shd w:val="clear" w:fill="6C5CE7"/>
+          </w:tcPr>
+          <w:p>
+            <w:r/>
+            <w:r>
+              <w:rPr>
+                <w:b/>
+                <w:color w:val="FFFFFF"/>
+                <w:sz w:val="19"/>
+              </w:rPr>
+              <w:t>Status</w:t>
+            </w:r>
+          </w:p>
+        </w:tc>
+        <w:tc>
+          <w:tcPr>
+            <w:tcW w:type="dxa" w:w="3024"/>
+            <w:shd w:val="clear" w:fill="6C5CE7"/>
+          </w:tcPr>
+          <w:p>
+            <w:r/>
+            <w:r>
+              <w:rPr>
+                <w:b/>
+                <w:color w:val="FFFFFF"/>
+                <w:sz w:val="19"/>
+              </w:rPr>
+              <w:t>Why</w:t>
+            </w:r>
+          </w:p>
+        </w:tc>
+      </w:tr>
+      <w:tr>
+        <w:tc>
+          <w:tcPr>
+            <w:tcW w:type="dxa" w:w="3024"/>
+          </w:tcPr>
+          <w:p>
+            <w:r/>
+            <w:r>
+              <w:rPr>
+                <w:sz w:val="19"/>
+              </w:rPr>
+              <w:t>Full evidence-lineage graph database (cell-level provenance, bounding boxes, transformation history)</w:t>
+            </w:r>
+          </w:p>
+        </w:tc>
+        <w:tc>
+          <w:tcPr>
+            <w:tcW w:type="dxa" w:w="3024"/>
+          </w:tcPr>
+          <w:p>
+            <w:r/>
+            <w:r>
+              <w:rPr>
+                <w:sz w:val="19"/>
+              </w:rPr>
+              <w:t>Not built</w:t>
+            </w:r>
+          </w:p>
+        </w:tc>
+        <w:tc>
+          <w:tcPr>
+            <w:tcW w:type="dxa" w:w="3024"/>
+          </w:tcPr>
+          <w:p>
+            <w:r/>
+            <w:r>
+              <w:rPr>
+                <w:sz w:val="19"/>
+              </w:rPr>
+              <w:t>A lighter-weight schema was explicitly permitted as an alternative; no genuine bounding-box or cell-level data exists in the current extraction pipeline to populate a graph schema honestly</w:t>
+            </w:r>
+          </w:p>
+        </w:tc>
+      </w:tr>
+      <w:tr>
+        <w:tc>
+          <w:tcPr>
+            <w:tcW w:type="dxa" w:w="3024"/>
+          </w:tcPr>
+          <w:p>
+            <w:r/>
+            <w:r>
+              <w:rPr>
+                <w:sz w:val="19"/>
+              </w:rPr>
+              <w:t>Counterfactual tests 2-7 (masking, replacement, distractor injection, OCR perturbation, citation substitution, redundancy controls)</w:t>
+            </w:r>
+          </w:p>
+        </w:tc>
+        <w:tc>
+          <w:tcPr>
+            <w:tcW w:type="dxa" w:w="3024"/>
+          </w:tcPr>
+          <w:p>
+            <w:r/>
+            <w:r>
+              <w:rPr>
+                <w:sz w:val="19"/>
+              </w:rPr>
+              <w:t>Not built</w:t>
+            </w:r>
+          </w:p>
+        </w:tc>
+        <w:tc>
+          <w:tcPr>
+            <w:tcW w:type="dxa" w:w="3024"/>
+          </w:tcPr>
+          <w:p>
+            <w:r/>
+            <w:r>
+              <w:rPr>
+                <w:sz w:val="19"/>
+              </w:rPr>
+              <w:t>Test 1 alone required three new judge-call types; each remaining test is comparable scope, named as a follow-up rather than dropped silently</w:t>
+            </w:r>
+          </w:p>
+        </w:tc>
+      </w:tr>
+      <w:tr>
+        <w:tc>
+          <w:tcPr>
+            <w:tcW w:type="dxa" w:w="3024"/>
+          </w:tcPr>
+          <w:p>
+            <w:r/>
+            <w:r>
+              <w:rPr>
+                <w:sz w:val="19"/>
+              </w:rPr>
+              <w:t>10-signal learned claim-integrity score, 5 compared model variants</w:t>
+            </w:r>
+          </w:p>
+        </w:tc>
+        <w:tc>
+          <w:tcPr>
+            <w:tcW w:type="dxa" w:w="3024"/>
+          </w:tcPr>
+          <w:p>
+            <w:r/>
+            <w:r>
+              <w:rPr>
+                <w:sz w:val="19"/>
+              </w:rPr>
+              <w:t>Not built</w:t>
+            </w:r>
+          </w:p>
+        </w:tc>
+        <w:tc>
+          <w:tcPr>
+            <w:tcW w:type="dxa" w:w="3024"/>
+          </w:tcPr>
+          <w:p>
+            <w:r/>
+            <w:r>
+              <w:rPr>
+                <w:sz w:val="19"/>
+              </w:rPr>
+              <w:t>Would require the same document-disjoint calibration/evaluation infrastructure EAR already uses (Section 4.2) -- reusing it correctly for a second, different target is real follow-up work, not shortcut here</w:t>
+            </w:r>
+          </w:p>
+        </w:tc>
+      </w:tr>
+      <w:tr>
+        <w:tc>
+          <w:tcPr>
+            <w:tcW w:type="dxa" w:w="3024"/>
+          </w:tcPr>
+          <w:p>
+            <w:r/>
+            <w:r>
+              <w:rPr>
+                <w:sz w:val="19"/>
+              </w:rPr>
+              <w:t>Adaptive verification-budget optimizer</w:t>
+            </w:r>
+          </w:p>
+        </w:tc>
+        <w:tc>
+          <w:tcPr>
+            <w:tcW w:type="dxa" w:w="3024"/>
+          </w:tcPr>
+          <w:p>
+            <w:r/>
+            <w:r>
+              <w:rPr>
+                <w:sz w:val="19"/>
+              </w:rPr>
+              <w:t>Partial</w:t>
+            </w:r>
+          </w:p>
+        </w:tc>
+        <w:tc>
+          <w:tcPr>
+            <w:tcW w:type="dxa" w:w="3024"/>
+          </w:tcPr>
+          <w:p>
+            <w:r/>
+            <w:r>
+              <w:rPr>
+                <w:sz w:val="19"/>
+              </w:rPr>
+              <w:t>Present only as a design principle (opt-in verification per query); a formal cost/latency-aware policy needs usage data (call frequency, cost) not yet collected</w:t>
+            </w:r>
+          </w:p>
+        </w:tc>
+      </w:tr>
+      <w:tr>
+        <w:tc>
+          <w:tcPr>
+            <w:tcW w:type="dxa" w:w="3024"/>
+          </w:tcPr>
+          <w:p>
+            <w:r/>
+            <w:r>
+              <w:rPr>
+                <w:sz w:val="19"/>
+              </w:rPr>
+              <w:t>14 baseline/ablation configurations; 30-scenario adversarial suite; Playwright E2E automation</w:t>
+            </w:r>
+          </w:p>
+        </w:tc>
+        <w:tc>
+          <w:tcPr>
+            <w:tcW w:type="dxa" w:w="3024"/>
+          </w:tcPr>
+          <w:p>
+            <w:r/>
+            <w:r>
+              <w:rPr>
+                <w:sz w:val="19"/>
+              </w:rPr>
+              <w:t>Not run</w:t>
+            </w:r>
+          </w:p>
+        </w:tc>
+        <w:tc>
+          <w:tcPr>
+            <w:tcW w:type="dxa" w:w="3024"/>
+          </w:tcPr>
+          <w:p>
+            <w:r/>
+            <w:r>
+              <w:rPr>
+                <w:sz w:val="19"/>
+              </w:rPr>
+              <w:t>No comparative benchmark was executed for the claim-verification layer itself; correctness was verified manually and via unit/integration tests, not comparative accuracy against alternatives</w:t>
+            </w:r>
+          </w:p>
+        </w:tc>
+      </w:tr>
+    </w:tbl>
+    <w:p/>
+    <w:p>
+      <w:r>
+        <w:t>This section exists specifically so this paper does not implicitly overstate EICV-RAG's scope by omission -- the full docs/production/EICV_RAG.md carries the same table with additional detail and is the authoritative source if the two ever diverge.</w:t>
+      </w:r>
+    </w:p>
+    <w:p>
+      <w:pPr>
+        <w:pStyle w:val="Heading1"/>
+      </w:pPr>
+      <w:r>
+        <w:t>4. Experimental Setup</w:t>
+      </w:r>
+    </w:p>
+    <w:p>
+      <w:pPr>
+        <w:pStyle w:val="Heading2"/>
+      </w:pPr>
+      <w:r>
+        <w:t>4.1 Dataset</w:t>
+      </w:r>
+    </w:p>
+    <w:p>
+      <w:r>
+        <w:t>QuIM-RAG's own evaluation corpus (22,609 GPT-3.5-generated questions over a scraped NDSU university-catalog and career-advising corpus) is private with no public release, no code repository, and no stated data license — confirmed unreachable, not merely assumed, during this project's audit of the original paper (Section 2). A substitute public benchmark is therefore required for any retrieval- or selective-prediction-level claim in this paper, and the choice of substitute is not incidental: it determines what can and cannot be tested about EAR's four signals. We selected OHR-Bench (Zhang et al., arXiv:2412.02592, ICCV 2025) over four other candidates for reasons specific to what each of EAR's signals needs to be exercised meaningfully, not merely because it is a convenient, well-known benchmark.</w:t>
+      </w:r>
+    </w:p>
+    <w:p>
+      <w:pPr>
+        <w:pStyle w:val="Heading3"/>
+      </w:pPr>
+      <w:r>
+        <w:t>4.1.1 What OHR-Bench actually contains</w:t>
+      </w:r>
+    </w:p>
+    <w:p>
+      <w:r>
+        <w:t>OHR-Bench ships 8,500+ unstructured PDF pages across 7 domains (Textbook, Law, Finance, Newspaper, Manual, Academic, Administration), each page paired with human-verified ground-truth structured text, and 8,498 question-answer pairs (file qas_v2.json) drawn from 1,117 unique source documents. Each QA record carries an evidence_source field tagging which of five OCR-difficulty categories the question's supporting evidence comes from — plain text (3,409 records, 40%), table (2,275, 27%), formula (1,223, 14%), chart (765, 9%), or reading-order-dependent content (691, 8%) — and an answer_form field, of which 2,980 records (35%) are Numeric. This paper uses six of the seven domains (law, finance, textbook, manual, academic, news), substituting "academic" for the original sampling plan's "paper" label after confirming qas_v2.json's own taxonomy has zero records under "paper" (Section 3.3); "administration" is available but not used, to keep the domain-set size comparable to prior work's six-domain design.</w:t>
+      </w:r>
+    </w:p>
+    <w:p>
+      <w:pPr>
+        <w:pStyle w:val="Heading3"/>
+      </w:pPr>
+      <w:r>
+        <w:t>4.1.2 Why this schema matters for EAR specifically, not just as a generic QA benchmark</w:t>
+      </w:r>
+    </w:p>
+    <w:p>
+      <w:pPr>
+        <w:pStyle w:val="ListBullet"/>
+      </w:pPr>
+      <w:r>
+        <w:t>The contradiction signal (Eq. 4) extracts and compares numbers across evidence chunks — it has essentially nothing to detect on a benchmark without numeric content. OHR-Bench's 2,980 Numeric-answer records and 2,275 table-evidence records (table rows are a dense source of the kind of near-duplicate, easily-transposed figures this signal targets) give it real material to work with; a benchmark like SQuAD, built from prose Wikipedia passages, would not.</w:t>
+      </w:r>
+    </w:p>
+    <w:p>
+      <w:pPr>
+        <w:pStyle w:val="ListBullet"/>
+      </w:pPr>
+      <w:r>
+        <w:t>The ocr_confidence signal (Eq. 2) requires documents where OCR actually degrades — table, formula, and chart content (2,275+1,223+765 = 4,263 records, 50% of the benchmark) is exactly where document parsing and OCR historically fail hardest, which is the specific reason OHR-Bench's own authors built it around this evidence_source taxonomy in the first place, rather than sampling uniformly from clean prose.</w:t>
+      </w:r>
+    </w:p>
+    <w:p>
+      <w:pPr>
+        <w:pStyle w:val="ListBullet"/>
+      </w:pPr>
+      <w:r>
+        <w:t>The agreement signal (Eq. 1) benefits from queries with genuine lexical/semantic retrieval tension — OHR-Bench's domain variety (legal clause language vs. conversational newspaper prose vs. terse manual instructions) produces a wider range of BM25-vs-dense agreement behavior than a single-domain benchmark would, which is necessary for the calibration split to observe enough variation in this signal to fit a non-degenerate weight on it.</w:t>
+      </w:r>
+    </w:p>
+    <w:p>
+      <w:pPr>
+        <w:pStyle w:val="ListBullet"/>
+      </w:pPr>
+      <w:r>
+        <w:t>Crucially, OHR-Bench additionally ships genuine OCR-perturbed variants of its own ground truth — formatting_noise and semantic_noise sets, each at mild/moderate/severe severity, generated by three real OCR/VLM parsing systems (GOT, MinerU, Qwen2.5-VL-72B) rather than synthetic image corruption. This paper's OCR-robustness study (Section 5.4) does NOT yet use these native perturbed variants — it instead renders clean ground-truth text to images and applies synthetic corruption (blur, resolution loss, skew, JPEG compression, noise, contrast reduction) through the project's own OCR pipeline. This is stated explicitly as a limitation (Section 7): OHR-Bench's own real-OCR-engine-perturbed data would be a strictly stronger test of the ocr_confidence signal than this paper's synthetic degradation, and switching to it is a concrete, scoped, low-effort follow-up — the perturbed files already exist in the benchmark distribution and require no new data collection.</w:t>
+      </w:r>
+    </w:p>
+    <w:p>
+      <w:pPr>
+        <w:pStyle w:val="Heading3"/>
+      </w:pPr>
+      <w:r>
+        <w:t>4.1.3 Why not the alternatives</w:t>
+      </w:r>
+    </w:p>
+    <w:p>
+      <w:r>
+        <w:rPr>
+          <w:b/>
+          <w:sz w:val="19"/>
+        </w:rPr>
+        <w:t xml:space="preserve">Table 2. </w:t>
       </w:r>
       <w:r>
         <w:rPr>
@@ -2201,7 +2564,7 @@
           <w:b/>
           <w:sz w:val="19"/>
         </w:rPr>
-        <w:t xml:space="preserve">Table 2. </w:t>
+        <w:t xml:space="preserve">Table 3. </w:t>
       </w:r>
       <w:r>
         <w:rPr>
@@ -2670,7 +3033,7 @@
           <w:b/>
           <w:sz w:val="19"/>
         </w:rPr>
-        <w:t xml:space="preserve">Table 3. </w:t>
+        <w:t xml:space="preserve">Table 4. </w:t>
       </w:r>
       <w:r>
         <w:rPr>
@@ -2923,7 +3286,7 @@
           <w:color w:val="6B7280"/>
           <w:sz w:val="19"/>
         </w:rPr>
-        <w:t>McNemar's test on narrow top-1 correctness does NOT find a significant difference (p=0.256), while the paired bootstrap on nDCG@5 (Table 2) DOES (p=0.008). These are not contradictory — they test different things. More queries flip from Dense-correct to Hybrid-correct than the reverse (23 vs. 15, a 1.5:1 ratio favoring Hybrid), consistent with Hybrid being the better system, but this specific ratio at n=231 discordant pairs is not itself large enough to be statistically conclusive by McNemar's narrower binary criterion. The nDCG@5-based result draws on more information per query (graded rank position across the full top-5, not just whether the top-1 slot was exactly right) and is the more statistically powered test here — we report both because relying on a single test and omitting one that disagrees would be cherry-picking, and the disagreement itself is informative about where in the ranking Hybrid's advantage actually concentrates (it shows up more clearly in the graded ranking than in raw top-1 hit rate).</w:t>
+        <w:t>McNemar's test on narrow top-1 correctness does NOT find a significant difference (p=0.256), while the paired bootstrap on nDCG@5 (Table 3) DOES (p=0.008). These are not contradictory — they test different things. More queries flip from Dense-correct to Hybrid-correct than the reverse (23 vs. 15, a 1.5:1 ratio favoring Hybrid), consistent with Hybrid being the better system, but this specific ratio at n=231 discordant pairs is not itself large enough to be statistically conclusive by McNemar's narrower binary criterion. The nDCG@5-based result draws on more information per query (graded rank position across the full top-5, not just whether the top-1 slot was exactly right) and is the more statistically powered test here — we report both because relying on a single test and omitting one that disagrees would be cherry-picking, and the disagreement itself is informative about where in the ranking Hybrid's advantage actually concentrates (it shows up more clearly in the graded ranking than in raw top-1 hit rate).</w:t>
       </w:r>
     </w:p>
     <w:p>
@@ -2940,7 +3303,7 @@
           <w:b/>
           <w:sz w:val="19"/>
         </w:rPr>
-        <w:t xml:space="preserve">Table 4. </w:t>
+        <w:t xml:space="preserve">Table 5. </w:t>
       </w:r>
       <w:r>
         <w:rPr>
@@ -3383,7 +3746,7 @@
           <w:b/>
           <w:sz w:val="19"/>
         </w:rPr>
-        <w:t xml:space="preserve">Table 5. </w:t>
+        <w:t xml:space="preserve">Table 6. </w:t>
       </w:r>
       <w:r>
         <w:rPr>
@@ -3750,7 +4113,7 @@
           <w:b/>
           <w:sz w:val="19"/>
         </w:rPr>
-        <w:t xml:space="preserve">Table 6. </w:t>
+        <w:t xml:space="preserve">Table 7. </w:t>
       </w:r>
       <w:r>
         <w:rPr>
@@ -4087,7 +4450,7 @@
           <w:b/>
           <w:sz w:val="19"/>
         </w:rPr>
-        <w:t xml:space="preserve">Table 7. </w:t>
+        <w:t xml:space="preserve">Table 8. </w:t>
       </w:r>
       <w:r>
         <w:rPr>
@@ -4381,7 +4744,7 @@
           <w:b/>
           <w:sz w:val="19"/>
         </w:rPr>
-        <w:t xml:space="preserve">Table 8. </w:t>
+        <w:t xml:space="preserve">Table 9. </w:t>
       </w:r>
       <w:r>
         <w:rPr>
@@ -4597,7 +4960,7 @@
           <w:b/>
           <w:sz w:val="19"/>
         </w:rPr>
-        <w:t xml:space="preserve">Table 9. </w:t>
+        <w:t xml:space="preserve">Table 10. </w:t>
       </w:r>
       <w:r>
         <w:rPr>
@@ -4946,7 +5309,7 @@
           <w:b/>
           <w:sz w:val="19"/>
         </w:rPr>
-        <w:t xml:space="preserve">Table 10. </w:t>
+        <w:t xml:space="preserve">Table 11. </w:t>
       </w:r>
       <w:r>
         <w:rPr>
@@ -5160,7 +5523,7 @@
           <w:b/>
           <w:sz w:val="19"/>
         </w:rPr>
-        <w:t xml:space="preserve">Table 11. </w:t>
+        <w:t xml:space="preserve">Table 12. </w:t>
       </w:r>
       <w:r>
         <w:rPr>
@@ -5855,6 +6218,11 @@
       </w:r>
     </w:p>
     <w:p>
+      <w:r>
+        <w:t>This revision also adds EICV-RAG (Section 3.8), a claim-level evidence verification layer on top of the production backend: per-claim attribution to specific evidence chunks (a strict superset of citation-marker checking), one real counterfactual test (evidence deletion, with an observed genuine SUPPORTED-to-UNSUPPORTED flip), a persisted, independently re-inspectable audit trail, and a rebuilt single-page frontend verified by actually driving it end-to-end rather than only reading its source. As with every other component in this paper, EICV-RAG's scope is reported honestly as built-vs-deferred (Table 1) rather than claimed in full against its much larger originating brief. Finally, the entire project — backend, frontend, research pipeline, and this paper's own build scripts — was consolidated into a single, independent, git-tracked project folder with its own virtual environment, verified to install and pass its full test suite (91 passed, 1 skipped) from a clean checkout, and pushed to a public GitHub repository, so that the system described in this paper is something a reader can actually clone, run locally, and inspect, not only a description of one.</w:t>
+      </w:r>
+    </w:p>
+    <w:p>
       <w:pPr>
         <w:pStyle w:val="Heading1"/>
       </w:pPr>

--- a/research/PUBLICATION_PACKAGE/QuIM_EAR_Revalidation_Paper.docx
+++ b/research/PUBLICATION_PACKAGE/QuIM_EAR_Revalidation_Paper.docx
@@ -91,6 +91,11 @@
         <w:t>Finally, we act on the diagnostics rather than only report them: EAR v2 drops the zero-variance ocr_confidence signal and replaces the logistic sufficiency score's linear probability mapping with an isotonic recalibration fit on the calibration split, both changes pre-specified, before results were inspected, to fix calibration quality specifically and NOT to be expected to resolve the power-limited significance gap. The result matches that prediction exactly: Expected Calibration Error nearly halves (0.096→0.046) while coverage, combined ROC-AUC, and statistical significance are essentially unchanged — a successful, falsifiable prediction about which problem a given fix can and cannot solve, which we argue is stronger evidence of a correct diagnosis than an unexplained improvement would have been.</w:t>
       </w:r>
     </w:p>
+    <w:p>
+      <w:r>
+        <w:t>This revision adds a claim-level selective-verification controller, EIIC, that decides which individual claims in an already-generated answer are worth an expensive counterfactual check, closing a specific gap between EAR's query-level gating and our claim-verification layer's previously all-or-nothing behavior. Evaluated on real, counterfactually-labeled claims (Section 5.7), the honestly-reported result is that neither of two new claim-level policies we built beats simply reusing EAR's own existing query-level signal as a gate — a negative finding for the new mechanism specifically, root-caused rather than left unexplained, and reported as measured rather than reframed as a qualified win. A head-to-head comparison with AB-RAG (Kamthan, 2026), a contemporaneous confidence-gated RAG system reaching an independently similar design, places our AUROC within that system's own reported range rather than above it (Section 5.8), and the production system (Section 3.6, 3.8) is extended with real deployment tooling, verified by actually running it end-to-end.</w:t>
+      </w:r>
+    </w:p>
     <w:p/>
     <w:p>
       <w:r>
@@ -100,7 +105,7 @@
         <w:t xml:space="preserve">Keywords: </w:t>
       </w:r>
       <w:r>
-        <w:t>Retrieval-Augmented Generation, Selective Prediction, Calibration-Evaluation Leakage, Residual Vector Quantization, OCR-Resilient Document QA, Reproducibility, Evidence-Adaptive Verification, ROC-AUC, Calibration, Statistical Power, Production System Architecture, Isotonic Regression, Model Recalibration.</w:t>
+        <w:t>Retrieval-Augmented Generation, Selective Prediction, Calibration-Evaluation Leakage, Residual Vector Quantization, OCR-Resilient Document QA, Reproducibility, Evidence-Adaptive Verification, ROC-AUC, Calibration, Statistical Power, Production System Architecture, Isotonic Regression, Model Recalibration, Claim-Level Verification, Selective Intervention, Counterfactual Evaluation.</w:t>
       </w:r>
     </w:p>
     <w:p>
@@ -354,30 +359,43 @@
     </w:p>
     <w:p>
       <w:pPr>
-        <w:pStyle w:val="Heading1"/>
-      </w:pPr>
-      <w:r>
-        <w:t>2. Related Work</w:t>
+        <w:pStyle w:val="ListBullet"/>
+      </w:pPr>
+      <w:r>
+        <w:t>EIIC, a claim-level selective-verification controller tested against both a hand-designed rule and a learned (logistic) policy on real, counterfactually-labeled claims, with the honestly-reported, root-caused finding that neither new mechanism beats simply reusing EAR's own existing query-level signal as a verification gate — an ablation that isolates exactly which design choice helps (query-level gating: yes) and which does not (the two new claim-level policies tried, at this sample size), plus a head-to-head AUROC comparison against a contemporaneous external system (AB-RAG) placing our result within, not above, its reported range (RQ8).</w:t>
       </w:r>
     </w:p>
     <w:p>
-      <w:r>
-        <w:t>QuIM-RAG (Saha, Saha &amp; Malik, 2024) is the direct baseline: an inverted question-index retrieval mechanism evaluated on a private NDSU catalog/career-advising corpus, reporting large Faithfulness and BERTScore gains over a direct chunk-cosine baseline. Its evaluation has no OCR noise, no lexical retrieval path, no reranking, and — most relevant here — no calibration/evaluation split of any kind, since it has no selective-prediction mechanism and reports single point estimates with no significance testing (Table 2 of the original paper).</w:t>
+      <w:pPr>
+        <w:pStyle w:val="Heading1"/>
+      </w:pPr>
+      <w:r>
+        <w:t>2. Related Work</w:t>
       </w:r>
     </w:p>
     <w:p>
       <w:r>
-        <w:t>Selective prediction and abstention in RAG is an active area: verification-model-gated answering, evidence-sufficiency abstention benchmarks, confidence-adaptive retrieval budgets, and NLI-style contradiction detection between retrieved passages are all represented in the recent literature our system's design draws on. None of this literature's abstention-evaluation protocols that we reviewed explicitly distinguishes query-level from document-level disjointness when constructing a calibration/evaluation split — which is precisely the distinction this paper's central finding turns on.</w:t>
+        <w:t>QuIM-RAG (Saha, Saha &amp; Malik, 2024) is the direct baseline: an inverted question-index retrieval mechanism evaluated on a private NDSU catalog/career-advising corpus, reporting large Faithfulness and BERTScore gains over a direct chunk-cosine baseline. Its evaluation has no OCR noise, no lexical retrieval path, no reranking, and — most relevant here — no calibration/evaluation split of any kind, since it has no selective-prediction mechanism and reports single point estimates with no significance testing (Table 2 of the original paper).</w:t>
       </w:r>
     </w:p>
     <w:p>
       <w:r>
-        <w:t>OHR-Bench (Zhang et al., arXiv:2412.02592, ICCV 2025) directly motivates this project's OCR-robustness framing and supplies the public, human-verified, page-localized benchmark used throughout this paper, since QuIM-RAG's own NDSU corpus is private and unavailable. Product Quantization (Jégou, Douze &amp; Schmid, 2011) is the foundation of this project's Residual Vector Quantization module, which implements a simplified two-stage instance of it without the per-subspace splitting production approximate-nearest-neighbor systems typically add. BM25 (Robertson &amp; Zaragoza, 2009) is the lexical scoring function fused with dense retrieval via Reciprocal Rank Fusion in this project's hybrid retrieval path.</w:t>
+        <w:t>Selective prediction and abstention in RAG is an active area: verification-model-gated answering, evidence-sufficiency abstention benchmarks, confidence-adaptive retrieval budgets, and NLI-style contradiction detection between retrieved passages are all represented in the recent literature our system's design draws on. None of this literature's abstention-evaluation protocols that we reviewed explicitly distinguishes query-level from document-level disjointness when constructing a calibration/evaluation split — which is precisely the distinction this paper's central finding turns on.</w:t>
       </w:r>
     </w:p>
     <w:p>
       <w:r>
+        <w:t>OHR-Bench (Zhang et al., arXiv:2412.02592, ICCV 2025) directly motivates this project's OCR-robustness framing and supplies the public, human-verified, page-localized benchmark used throughout this paper, since QuIM-RAG's own NDSU corpus is private and unavailable. Product Quantization (Jégou, Douze &amp; Schmid, 2011) is the foundation of this project's Residual Vector Quantization module, which implements a simplified two-stage instance of it without the per-subspace splitting production approximate-nearest-neighbor systems typically add. BM25 (Robertson &amp; Zaragoza, 2009) is the lexical scoring function fused with dense retrieval via Reciprocal Rank Fusion in this project's hybrid retrieval path.</w:t>
+      </w:r>
+    </w:p>
+    <w:p>
+      <w:r>
         <w:t>On leakage specifically: train/test contamination at the entity or document level is a well-known risk in general machine learning evaluation, but we are not aware of prior published work that explicitly quantifies its effect on a RAG selective-prediction claim's statistical significance in the way Section 5 of this paper does — this specificity is what we consider this paper's most transferable contribution.</w:t>
+      </w:r>
+    </w:p>
+    <w:p>
+      <w:r>
+        <w:t>A genuinely contemporaneous point of comparison for this paper's confidence-gated design is AB-RAG (Kamthan, 2026), which independently arrives at the same architectural shape we use for EAR: a small, interpretable, weighted combination of cheaply-available signals (there: token-probability/self-consistency certainty, evidence-answer cosine similarity, retrieval-score variance; here: retrieval agreement, OCR confidence, contradiction, query complexity), fit on held-out data, evaluated by the same AUROC definition (P(confidence of a correct answer &gt; confidence of an incorrect one)), and — notably — reporting the same kind of honest negative finding we report in Section 5.2d: one of their three signals is near-chance on short-answer QA and is kept at a near-zero weight rather than quietly discarded, exactly paralleling our own ocr_confidence finding. Section 5.8 reports the full head-to-head comparison; we state here only that two independent efforts converging on the same design pattern is itself weak evidence that this is a reasonable point in the design space, independent of either system's specific AUROC number.</w:t>
       </w:r>
     </w:p>
     <w:p>
@@ -740,7 +758,7 @@
     </w:p>
     <w:p>
       <w:r>
-        <w:t>Section 5.2's headline comparison (coverage, accuracy-on-answered, baseline accuracy, a single bootstrap CI) describes EAR's behavior at exactly one operating point — the specific θ_abstain/θ_answer pair the calibration fit happened to choose (Table 5). This is the standard selective-prediction reporting format, but it conflates two separate questions that matter for different reasons: (a) is the sufficiency score p itself a useful ranking signal for query difficulty, independent of where any particular threshold is drawn, and (b) did this particular fitted threshold choice land in a good place on that ranking. A system can have an informative score and still ship a poorly-chosen operating threshold, or vice versa — the single-point result in Section 5.2 cannot distinguish these. We therefore add four threshold-independent or complementary diagnostics, standard in the selective-prediction literature but not previously applied to EAR in any draft of this project, each introduced with the specific reason it is the right tool for what it measures here.</w:t>
+        <w:t>Section 5.2's headline comparison (coverage, accuracy-on-answered, baseline accuracy, a single bootstrap CI) describes EAR's behavior at exactly one operating point — the specific θ_abstain/θ_answer pair the calibration fit happened to choose (Table 6). This is the standard selective-prediction reporting format, but it conflates two separate questions that matter for different reasons: (a) is the sufficiency score p itself a useful ranking signal for query difficulty, independent of where any particular threshold is drawn, and (b) did this particular fitted threshold choice land in a good place on that ranking. A system can have an informative score and still ship a poorly-chosen operating threshold, or vice versa — the single-point result in Section 5.2 cannot distinguish these. We therefore add four threshold-independent or complementary diagnostics, standard in the selective-prediction literature but not previously applied to EAR in any draft of this project, each introduced with the specific reason it is the right tool for what it measures here.</w:t>
       </w:r>
     </w:p>
     <w:p>
@@ -1733,84 +1751,23 @@
     </w:p>
     <w:p>
       <w:pPr>
-        <w:pStyle w:val="Heading1"/>
-      </w:pPr>
-      <w:r>
-        <w:t>4. Experimental Setup</w:t>
+        <w:pStyle w:val="Heading2"/>
+      </w:pPr>
+      <w:r>
+        <w:t>3.9 EIIC: The Evidence Integrity Intervention Controller</w:t>
       </w:r>
     </w:p>
     <w:p>
-      <w:pPr>
-        <w:pStyle w:val="Heading2"/>
-      </w:pPr>
-      <w:r>
-        <w:t>4.1 Dataset</w:t>
+      <w:r>
+        <w:t>EAR (Section 3.2) and EICV-RAG (Section 3.8) leave a specific, previously unaddressed gap between them. EAR decides, once per query, whether to generate an answer at all. EICV-RAG's claim verification, once triggered, checks every claim in an already-generated answer, with no finer-grained selection -- the system can only choose to verify everything or nothing, at the granularity of a whole query. The Evidence Integrity Intervention Controller (EIIC; the name is provisional, not a claim to a proven, named contribution) is the missing selective layer between those two mechanisms: given an answer and its already-attributed claims, decide which individual claims are worth the expensive counterfactual check, rather than verifying all of them or none. The research question this section and Section 5.7 answer is: can selective, claim-level evidence intervention improve verification reliability at a lower or comparable computational cost than existing retrieval and verification strategies?</w:t>
       </w:r>
     </w:p>
     <w:p>
-      <w:r>
-        <w:t>QuIM-RAG's own evaluation corpus (22,609 GPT-3.5-generated questions over a scraped NDSU university-catalog and career-advising corpus) is private with no public release, no code repository, and no stated data license — confirmed unreachable, not merely assumed, during this project's audit of the original paper (Section 2). A substitute public benchmark is therefore required for any retrieval- or selective-prediction-level claim in this paper, and the choice of substitute is not incidental: it determines what can and cannot be tested about EAR's four signals. We selected OHR-Bench (Zhang et al., arXiv:2412.02592, ICCV 2025) over four other candidates for reasons specific to what each of EAR's signals needs to be exercised meaningfully, not merely because it is a convenient, well-known benchmark.</w:t>
-      </w:r>
-    </w:p>
-    <w:p>
       <w:pPr>
         <w:pStyle w:val="Heading3"/>
       </w:pPr>
       <w:r>
-        <w:t>4.1.1 What OHR-Bench actually contains</w:t>
-      </w:r>
-    </w:p>
-    <w:p>
-      <w:r>
-        <w:t>OHR-Bench ships 8,500+ unstructured PDF pages across 7 domains (Textbook, Law, Finance, Newspaper, Manual, Academic, Administration), each page paired with human-verified ground-truth structured text, and 8,498 question-answer pairs (file qas_v2.json) drawn from 1,117 unique source documents. Each QA record carries an evidence_source field tagging which of five OCR-difficulty categories the question's supporting evidence comes from — plain text (3,409 records, 40%), table (2,275, 27%), formula (1,223, 14%), chart (765, 9%), or reading-order-dependent content (691, 8%) — and an answer_form field, of which 2,980 records (35%) are Numeric. This paper uses six of the seven domains (law, finance, textbook, manual, academic, news), substituting "academic" for the original sampling plan's "paper" label after confirming qas_v2.json's own taxonomy has zero records under "paper" (Section 3.3); "administration" is available but not used, to keep the domain-set size comparable to prior work's six-domain design.</w:t>
-      </w:r>
-    </w:p>
-    <w:p>
-      <w:pPr>
-        <w:pStyle w:val="Heading3"/>
-      </w:pPr>
-      <w:r>
-        <w:t>4.1.2 Why this schema matters for EAR specifically, not just as a generic QA benchmark</w:t>
-      </w:r>
-    </w:p>
-    <w:p>
-      <w:pPr>
-        <w:pStyle w:val="ListBullet"/>
-      </w:pPr>
-      <w:r>
-        <w:t>The contradiction signal (Eq. 4) extracts and compares numbers across evidence chunks — it has essentially nothing to detect on a benchmark without numeric content. OHR-Bench's 2,980 Numeric-answer records and 2,275 table-evidence records (table rows are a dense source of the kind of near-duplicate, easily-transposed figures this signal targets) give it real material to work with; a benchmark like SQuAD, built from prose Wikipedia passages, would not.</w:t>
-      </w:r>
-    </w:p>
-    <w:p>
-      <w:pPr>
-        <w:pStyle w:val="ListBullet"/>
-      </w:pPr>
-      <w:r>
-        <w:t>The ocr_confidence signal (Eq. 2) requires documents where OCR actually degrades — table, formula, and chart content (2,275+1,223+765 = 4,263 records, 50% of the benchmark) is exactly where document parsing and OCR historically fail hardest, which is the specific reason OHR-Bench's own authors built it around this evidence_source taxonomy in the first place, rather than sampling uniformly from clean prose.</w:t>
-      </w:r>
-    </w:p>
-    <w:p>
-      <w:pPr>
-        <w:pStyle w:val="ListBullet"/>
-      </w:pPr>
-      <w:r>
-        <w:t>The agreement signal (Eq. 1) benefits from queries with genuine lexical/semantic retrieval tension — OHR-Bench's domain variety (legal clause language vs. conversational newspaper prose vs. terse manual instructions) produces a wider range of BM25-vs-dense agreement behavior than a single-domain benchmark would, which is necessary for the calibration split to observe enough variation in this signal to fit a non-degenerate weight on it.</w:t>
-      </w:r>
-    </w:p>
-    <w:p>
-      <w:pPr>
-        <w:pStyle w:val="ListBullet"/>
-      </w:pPr>
-      <w:r>
-        <w:t>Crucially, OHR-Bench additionally ships genuine OCR-perturbed variants of its own ground truth — formatting_noise and semantic_noise sets, each at mild/moderate/severe severity, generated by three real OCR/VLM parsing systems (GOT, MinerU, Qwen2.5-VL-72B) rather than synthetic image corruption. This paper's OCR-robustness study (Section 5.4) does NOT yet use these native perturbed variants — it instead renders clean ground-truth text to images and applies synthetic corruption (blur, resolution loss, skew, JPEG compression, noise, contrast reduction) through the project's own OCR pipeline. This is stated explicitly as a limitation (Section 7): OHR-Bench's own real-OCR-engine-perturbed data would be a strictly stronger test of the ocr_confidence signal than this paper's synthetic degradation, and switching to it is a concrete, scoped, low-effort follow-up — the perturbed files already exist in the benchmark distribution and require no new data collection.</w:t>
-      </w:r>
-    </w:p>
-    <w:p>
-      <w:pPr>
-        <w:pStyle w:val="Heading3"/>
-      </w:pPr>
-      <w:r>
-        <w:t>4.1.3 Why not the alternatives</w:t>
+        <w:t>3.9.1 Four competing policies, precisely defined</w:t>
       </w:r>
     </w:p>
     <w:p>
@@ -1820,6 +1777,724 @@
           <w:sz w:val="19"/>
         </w:rPr>
         <w:t xml:space="preserve">Table 2. </w:t>
+      </w:r>
+      <w:r>
+        <w:rPr>
+          <w:i/>
+          <w:color w:val="6B7280"/>
+          <w:sz w:val="19"/>
+        </w:rPr>
+        <w:t>The four EIIC policies compared in Section 5.7, plus the trivial none/fixed_budget floor and ceiling.</w:t>
+      </w:r>
+    </w:p>
+    <w:tbl>
+      <w:tblPr>
+        <w:tblStyle w:val="LightGrid-Accent1"/>
+        <w:tblW w:type="auto" w:w="0"/>
+        <w:jc w:val="center"/>
+        <w:tblLook w:firstColumn="1" w:firstRow="1" w:lastColumn="0" w:lastRow="0" w:noHBand="0" w:noVBand="1" w:val="04A0"/>
+      </w:tblPr>
+      <w:tblGrid>
+        <w:gridCol w:w="3024"/>
+        <w:gridCol w:w="3024"/>
+        <w:gridCol w:w="3024"/>
+      </w:tblGrid>
+      <w:tr>
+        <w:tc>
+          <w:tcPr>
+            <w:tcW w:type="dxa" w:w="3024"/>
+            <w:shd w:val="clear" w:fill="6C5CE7"/>
+          </w:tcPr>
+          <w:p>
+            <w:r/>
+            <w:r>
+              <w:rPr>
+                <w:b/>
+                <w:color w:val="FFFFFF"/>
+                <w:sz w:val="19"/>
+              </w:rPr>
+              <w:t>Policy</w:t>
+            </w:r>
+          </w:p>
+        </w:tc>
+        <w:tc>
+          <w:tcPr>
+            <w:tcW w:type="dxa" w:w="3024"/>
+            <w:shd w:val="clear" w:fill="6C5CE7"/>
+          </w:tcPr>
+          <w:p>
+            <w:r/>
+            <w:r>
+              <w:rPr>
+                <w:b/>
+                <w:color w:val="FFFFFF"/>
+                <w:sz w:val="19"/>
+              </w:rPr>
+              <w:t>Decision rule</w:t>
+            </w:r>
+          </w:p>
+        </w:tc>
+        <w:tc>
+          <w:tcPr>
+            <w:tcW w:type="dxa" w:w="3024"/>
+            <w:shd w:val="clear" w:fill="6C5CE7"/>
+          </w:tcPr>
+          <w:p>
+            <w:r/>
+            <w:r>
+              <w:rPr>
+                <w:b/>
+                <w:color w:val="FFFFFF"/>
+                <w:sz w:val="19"/>
+              </w:rPr>
+              <w:t>Role</w:t>
+            </w:r>
+          </w:p>
+        </w:tc>
+      </w:tr>
+      <w:tr>
+        <w:tc>
+          <w:tcPr>
+            <w:tcW w:type="dxa" w:w="3024"/>
+          </w:tcPr>
+          <w:p>
+            <w:r/>
+            <w:r>
+              <w:rPr>
+                <w:sz w:val="19"/>
+              </w:rPr>
+              <w:t>none</w:t>
+            </w:r>
+          </w:p>
+        </w:tc>
+        <w:tc>
+          <w:tcPr>
+            <w:tcW w:type="dxa" w:w="3024"/>
+          </w:tcPr>
+          <w:p>
+            <w:r/>
+            <w:r>
+              <w:rPr>
+                <w:sz w:val="19"/>
+              </w:rPr>
+              <w:t>Never verify any claim</w:t>
+            </w:r>
+          </w:p>
+        </w:tc>
+        <w:tc>
+          <w:tcPr>
+            <w:tcW w:type="dxa" w:w="3024"/>
+          </w:tcPr>
+          <w:p>
+            <w:r/>
+            <w:r>
+              <w:rPr>
+                <w:sz w:val="19"/>
+              </w:rPr>
+              <w:t>Floor -- zero cost, zero recall</w:t>
+            </w:r>
+          </w:p>
+        </w:tc>
+      </w:tr>
+      <w:tr>
+        <w:tc>
+          <w:tcPr>
+            <w:tcW w:type="dxa" w:w="3024"/>
+          </w:tcPr>
+          <w:p>
+            <w:r/>
+            <w:r>
+              <w:rPr>
+                <w:sz w:val="19"/>
+              </w:rPr>
+              <w:t>fixed_budget</w:t>
+            </w:r>
+          </w:p>
+        </w:tc>
+        <w:tc>
+          <w:tcPr>
+            <w:tcW w:type="dxa" w:w="3024"/>
+          </w:tcPr>
+          <w:p>
+            <w:r/>
+            <w:r>
+              <w:rPr>
+                <w:sz w:val="19"/>
+              </w:rPr>
+              <w:t>Verify every SUPPORTED claim</w:t>
+            </w:r>
+          </w:p>
+        </w:tc>
+        <w:tc>
+          <w:tcPr>
+            <w:tcW w:type="dxa" w:w="3024"/>
+          </w:tcPr>
+          <w:p>
+            <w:r/>
+            <w:r>
+              <w:rPr>
+                <w:sz w:val="19"/>
+              </w:rPr>
+              <w:t>Ceiling -- maximum cost, maximum recall by construction; today's EICV-RAG behavior when triggered, applied uniformly</w:t>
+            </w:r>
+          </w:p>
+        </w:tc>
+      </w:tr>
+      <w:tr>
+        <w:tc>
+          <w:tcPr>
+            <w:tcW w:type="dxa" w:w="3024"/>
+          </w:tcPr>
+          <w:p>
+            <w:r/>
+            <w:r>
+              <w:rPr>
+                <w:sz w:val="19"/>
+              </w:rPr>
+              <w:t>ear_gated</w:t>
+            </w:r>
+          </w:p>
+        </w:tc>
+        <w:tc>
+          <w:tcPr>
+            <w:tcW w:type="dxa" w:w="3024"/>
+          </w:tcPr>
+          <w:p>
+            <w:r/>
+            <w:r>
+              <w:rPr>
+                <w:sz w:val="19"/>
+              </w:rPr>
+              <w:t>Verify every SUPPORTED claim iff the query-level EAR probability p &lt; threshold_answer; else verify none</w:t>
+            </w:r>
+          </w:p>
+        </w:tc>
+        <w:tc>
+          <w:tcPr>
+            <w:tcW w:type="dxa" w:w="3024"/>
+          </w:tcPr>
+          <w:p>
+            <w:r/>
+            <w:r>
+              <w:rPr>
+                <w:sz w:val="19"/>
+              </w:rPr>
+              <w:t>Reuses only the existing query-level EAR signal -- the most direct test of whether a new claim-level mechanism is needed at all</w:t>
+            </w:r>
+          </w:p>
+        </w:tc>
+      </w:tr>
+      <w:tr>
+        <w:tc>
+          <w:tcPr>
+            <w:tcW w:type="dxa" w:w="3024"/>
+          </w:tcPr>
+          <w:p>
+            <w:r/>
+            <w:r>
+              <w:rPr>
+                <w:sz w:val="19"/>
+              </w:rPr>
+              <w:t>eiic_rule</w:t>
+            </w:r>
+          </w:p>
+        </w:tc>
+        <w:tc>
+          <w:tcPr>
+            <w:tcW w:type="dxa" w:w="3024"/>
+          </w:tcPr>
+          <w:p>
+            <w:r/>
+            <w:r>
+              <w:rPr>
+                <w:sz w:val="19"/>
+              </w:rPr>
+              <w:t>Verify a claim if it rests on a single non-redundant supporting chunk, OR asserts a number, OR its query's p &lt; 0.5</w:t>
+            </w:r>
+          </w:p>
+        </w:tc>
+        <w:tc>
+          <w:tcPr>
+            <w:tcW w:type="dxa" w:w="3024"/>
+          </w:tcPr>
+          <w:p>
+            <w:r/>
+            <w:r>
+              <w:rPr>
+                <w:sz w:val="19"/>
+              </w:rPr>
+              <w:t>A documented, no-fitting-required policy</w:t>
+            </w:r>
+          </w:p>
+        </w:tc>
+      </w:tr>
+      <w:tr>
+        <w:tc>
+          <w:tcPr>
+            <w:tcW w:type="dxa" w:w="3024"/>
+          </w:tcPr>
+          <w:p>
+            <w:r/>
+            <w:r>
+              <w:rPr>
+                <w:sz w:val="19"/>
+              </w:rPr>
+              <w:t>eiic_learned</w:t>
+            </w:r>
+          </w:p>
+        </w:tc>
+        <w:tc>
+          <w:tcPr>
+            <w:tcW w:type="dxa" w:w="3024"/>
+          </w:tcPr>
+          <w:p>
+            <w:r/>
+            <w:r>
+              <w:rPr>
+                <w:sz w:val="19"/>
+              </w:rPr>
+              <w:t>Verify a claim if a logistic-regression score over 6 per-claim/per-query features exceeds a calibration-fit threshold</w:t>
+            </w:r>
+          </w:p>
+        </w:tc>
+        <w:tc>
+          <w:tcPr>
+            <w:tcW w:type="dxa" w:w="3024"/>
+          </w:tcPr>
+          <w:p>
+            <w:r/>
+            <w:r>
+              <w:rPr>
+                <w:sz w:val="19"/>
+              </w:rPr>
+              <w:t>A learned policy, fit with the same calibration-split discipline as EAR itself</w:t>
+            </w:r>
+          </w:p>
+        </w:tc>
+      </w:tr>
+    </w:tbl>
+    <w:p/>
+    <w:p>
+      <w:r>
+        <w:t>fixed_budget and none are not real competitors -- no deployed system would verify every claim of every answer if a selective alternative works nearly as well for a fraction of the cost, and no system verifies nothing. The comparison that actually tests the research question is ear_gated vs. eiic_rule vs. eiic_learned: does moving selection to the claim level, where EAR has no visibility, outperform simply reusing EAR's own existing query-level signal as a gate?</w:t>
+      </w:r>
+    </w:p>
+    <w:p>
+      <w:pPr>
+        <w:pStyle w:val="Heading3"/>
+      </w:pPr>
+      <w:r>
+        <w:t>3.9.2 Per-claim features (zero additional judge calls)</w:t>
+      </w:r>
+    </w:p>
+    <w:p>
+      <w:r>
+        <w:t>All six features below are computed from data every policy already has after the shared extraction + attribution step (Section 3.8.1) -- no feature here costs an extra judge call, which is the precondition for any selective policy to have a real efficiency story at all:</w:t>
+      </w:r>
+    </w:p>
+    <w:p>
+      <w:pPr>
+        <w:tabs>
+          <w:tab w:pos="9072" w:val="left"/>
+        </w:tabs>
+        <w:spacing w:before="120" w:after="120"/>
+        <w:jc w:val="center"/>
+      </w:pPr>
+      <w:r>
+        <w:rPr>
+          <w:rFonts w:ascii="Cambria Math" w:hAnsi="Cambria Math"/>
+          <w:i/>
+          <w:sz w:val="24"/>
+        </w:rPr>
+        <w:t>x1 = inv_n_support = 1 / max(|supporting_chunks|, 1)</w:t>
+      </w:r>
+      <w:r>
+        <w:tab/>
+      </w:r>
+      <w:r>
+        <w:rPr>
+          <w:color w:val="6B7280"/>
+          <w:sz w:val="20"/>
+        </w:rPr>
+        <w:t>(18)</w:t>
+      </w:r>
+    </w:p>
+    <w:p>
+      <w:pPr>
+        <w:tabs>
+          <w:tab w:pos="9072" w:val="left"/>
+        </w:tabs>
+        <w:spacing w:before="120" w:after="120"/>
+        <w:jc w:val="center"/>
+      </w:pPr>
+      <w:r>
+        <w:rPr>
+          <w:rFonts w:ascii="Cambria Math" w:hAnsi="Cambria Math"/>
+          <w:i/>
+          <w:sz w:val="24"/>
+        </w:rPr>
+        <w:t>x2 = has_number = 1 if claim contains a digit, else 0</w:t>
+      </w:r>
+      <w:r>
+        <w:tab/>
+      </w:r>
+      <w:r>
+        <w:rPr>
+          <w:color w:val="6B7280"/>
+          <w:sz w:val="20"/>
+        </w:rPr>
+        <w:t>(19)</w:t>
+      </w:r>
+    </w:p>
+    <w:p>
+      <w:pPr>
+        <w:tabs>
+          <w:tab w:pos="9072" w:val="left"/>
+        </w:tabs>
+        <w:spacing w:before="120" w:after="120"/>
+        <w:jc w:val="center"/>
+      </w:pPr>
+      <w:r>
+        <w:rPr>
+          <w:rFonts w:ascii="Cambria Math" w:hAnsi="Cambria Math"/>
+          <w:i/>
+          <w:sz w:val="24"/>
+        </w:rPr>
+        <w:t>x3 = claim_len_norm = min(word_count(claim) / 25, 1)</w:t>
+      </w:r>
+      <w:r>
+        <w:tab/>
+      </w:r>
+      <w:r>
+        <w:rPr>
+          <w:color w:val="6B7280"/>
+          <w:sz w:val="20"/>
+        </w:rPr>
+        <w:t>(20)</w:t>
+      </w:r>
+    </w:p>
+    <w:p>
+      <w:pPr>
+        <w:tabs>
+          <w:tab w:pos="9072" w:val="left"/>
+        </w:tabs>
+        <w:spacing w:before="120" w:after="120"/>
+        <w:jc w:val="center"/>
+      </w:pPr>
+      <w:r>
+        <w:rPr>
+          <w:rFonts w:ascii="Cambria Math" w:hAnsi="Cambria Math"/>
+          <w:i/>
+          <w:sz w:val="24"/>
+        </w:rPr>
+        <w:t>x4 = mean_retrieval_score = mean({score(c) : c in supporting_chunks})  (0 if none)</w:t>
+      </w:r>
+      <w:r>
+        <w:tab/>
+      </w:r>
+      <w:r>
+        <w:rPr>
+          <w:color w:val="6B7280"/>
+          <w:sz w:val="20"/>
+        </w:rPr>
+        <w:t>(21)</w:t>
+      </w:r>
+    </w:p>
+    <w:p>
+      <w:pPr>
+        <w:tabs>
+          <w:tab w:pos="9072" w:val="left"/>
+        </w:tabs>
+        <w:spacing w:before="120" w:after="120"/>
+        <w:jc w:val="center"/>
+      </w:pPr>
+      <w:r>
+        <w:rPr>
+          <w:rFonts w:ascii="Cambria Math" w:hAnsi="Cambria Math"/>
+          <w:i/>
+          <w:sz w:val="24"/>
+        </w:rPr>
+        <w:t>x5 = query_probability = p  (EAR's own sufficiency score for this query, Section 3.2)</w:t>
+      </w:r>
+      <w:r>
+        <w:tab/>
+      </w:r>
+      <w:r>
+        <w:rPr>
+          <w:color w:val="6B7280"/>
+          <w:sz w:val="20"/>
+        </w:rPr>
+        <w:t>(22)</w:t>
+      </w:r>
+    </w:p>
+    <w:p>
+      <w:pPr>
+        <w:tabs>
+          <w:tab w:pos="9072" w:val="left"/>
+        </w:tabs>
+        <w:spacing w:before="120" w:after="120"/>
+        <w:jc w:val="center"/>
+      </w:pPr>
+      <w:r>
+        <w:rPr>
+          <w:rFonts w:ascii="Cambria Math" w:hAnsi="Cambria Math"/>
+          <w:i/>
+          <w:sz w:val="24"/>
+        </w:rPr>
+        <w:t>x6 = query_contradiction = contradiction_signal(evidence)  (EAR's signal, Section 3.2)</w:t>
+      </w:r>
+      <w:r>
+        <w:tab/>
+      </w:r>
+      <w:r>
+        <w:rPr>
+          <w:color w:val="6B7280"/>
+          <w:sz w:val="20"/>
+        </w:rPr>
+        <w:t>(23)</w:t>
+      </w:r>
+    </w:p>
+    <w:p>
+      <w:r>
+        <w:t>x1 (inverse support count) encodes single-point-of-failure risk: a claim backed by one chunk has no redundancy if that chunk is wrong. x2 flags numeric claims, both more consequential if wrong and, per this project's own observed failure mode (Section 3.8.1), more prone to small-local-judge misattribution. x5 and x6 reuse EAR's own query-level outputs as a per-claim prior rather than discarding them just because EIIC operates at a finer grain.</w:t>
+      </w:r>
+    </w:p>
+    <w:p>
+      <w:pPr>
+        <w:pStyle w:val="Heading3"/>
+      </w:pPr>
+      <w:r>
+        <w:t>3.9.3 The learned selector</w:t>
+      </w:r>
+    </w:p>
+    <w:p>
+      <w:pPr>
+        <w:tabs>
+          <w:tab w:pos="9072" w:val="left"/>
+        </w:tabs>
+        <w:spacing w:before="120" w:after="120"/>
+        <w:jc w:val="center"/>
+      </w:pPr>
+      <w:r>
+        <w:rPr>
+          <w:rFonts w:ascii="Cambria Math" w:hAnsi="Cambria Math"/>
+          <w:i/>
+          <w:sz w:val="24"/>
+        </w:rPr>
+        <w:t>s(x) = sigma(w . x + b),  sigma(z) = 1 / (1 + e^-z)</w:t>
+      </w:r>
+      <w:r>
+        <w:tab/>
+      </w:r>
+      <w:r>
+        <w:rPr>
+          <w:color w:val="6B7280"/>
+          <w:sz w:val="20"/>
+        </w:rPr>
+        <w:t>(24)</w:t>
+      </w:r>
+    </w:p>
+    <w:p>
+      <w:pPr>
+        <w:tabs>
+          <w:tab w:pos="9072" w:val="left"/>
+        </w:tabs>
+        <w:spacing w:before="120" w:after="120"/>
+        <w:jc w:val="center"/>
+      </w:pPr>
+      <w:r>
+        <w:rPr>
+          <w:rFonts w:ascii="Cambria Math" w:hAnsi="Cambria Math"/>
+          <w:i/>
+          <w:sz w:val="24"/>
+        </w:rPr>
+        <w:t>(w*, b*) = argmin_(w,b)  -sum_i [ y_i log(s(x_i)) + (1-y_i) log(1 - s(x_i)) ] + lambda ||w||^2</w:t>
+      </w:r>
+      <w:r>
+        <w:tab/>
+      </w:r>
+      <w:r>
+        <w:rPr>
+          <w:color w:val="6B7280"/>
+          <w:sz w:val="20"/>
+        </w:rPr>
+        <w:t>(25)</w:t>
+      </w:r>
+    </w:p>
+    <w:p>
+      <w:r>
+        <w:t>fit by gradient descent on the calibration split only (never the evaluation split), where y_i is the real, measured counterfactual-sensitivity label for calibration claim i (Section 3.9.4). The decision threshold on s(x) is chosen, also on the calibration split only, to maximize F1 -- the same calibration/evaluation separation discipline Section 3.3's central finding established as essential is applied here unchanged.</w:t>
+      </w:r>
+    </w:p>
+    <w:p>
+      <w:pPr>
+        <w:pStyle w:val="Heading3"/>
+      </w:pPr>
+      <w:r>
+        <w:t>3.9.4 Ground-truth labels and why one exhaustive pass suffices for all four policies</w:t>
+      </w:r>
+    </w:p>
+    <w:p>
+      <w:r>
+        <w:t>For every claim that fixed_budget would verify, the counterfactual evidence-deletion test (Section 3.8.1, Test 1) is run exactly once, producing a real binary counterfactually_sensitive label -- removed evidence, re-attribute, record whether support status changed. Because this outcome is a property of the claim and its evidence, not of which policy chose to check it, one exhaustive labeling pass lets every policy's hypothetical selection be scored against the same real labels without re-running the expensive judge calls four times over. This is why Section 5.7's reported cost is measured as number of claims selected, not separately re-timed per policy: the counterfactual call's cost is uniform per claim regardless of which policy selected it.</w:t>
+      </w:r>
+    </w:p>
+    <w:p>
+      <w:pPr>
+        <w:pStyle w:val="Heading3"/>
+      </w:pPr>
+      <w:r>
+        <w:t>3.9.5 EIIC algorithm (per answered query)</w:t>
+      </w:r>
+    </w:p>
+    <w:p>
+      <w:pPr>
+        <w:spacing w:before="80" w:after="160"/>
+        <w:ind w:left="360"/>
+        <w:shd w:fill="F3F2FB"/>
+      </w:pPr>
+      <w:r>
+        <w:rPr>
+          <w:rFonts w:ascii="Consolas" w:hAnsi="Consolas"/>
+          <w:color w:val="1F2430"/>
+          <w:sz w:val="17"/>
+        </w:rPr>
+        <w:t>INPUT: query q, generated answer a, retrieved evidence E, EAR signals sig, EAR probability p</w:t>
+        <w:br/>
+        <w:t xml:space="preserve">       policy in {none, fixed_budget, ear_gated, eiic_rule, eiic_learned}</w:t>
+        <w:br/>
+        <w:br/>
+        <w:t>claims        &lt;- extract_claims(a)                      # 1 judge call, shared by every policy</w:t>
+        <w:br/>
+        <w:t>attributions  &lt;- attribute_claims(claims, E)             # 1 judge call, shared by every policy</w:t>
+        <w:br/>
+        <w:t>selected      &lt;- []</w:t>
+        <w:br/>
+        <w:t>FOR each claim c WHERE attributions[c].status == SUPPORTED:</w:t>
+        <w:br/>
+        <w:t xml:space="preserve">    x &lt;- claim_features(c, attributions[c].chunks, E, sig, p)      # Eqs. 20-25, no judge call</w:t>
+        <w:br/>
+        <w:t xml:space="preserve">    IF policy == fixed_budget:                     verify &lt;- TRUE</w:t>
+        <w:br/>
+        <w:t xml:space="preserve">    ELIF policy == none:                            verify &lt;- FALSE</w:t>
+        <w:br/>
+        <w:t xml:space="preserve">    ELIF policy == ear_gated:                       verify &lt;- (p &lt; threshold_answer)</w:t>
+        <w:br/>
+        <w:t xml:space="preserve">    ELIF policy == eiic_rule:                       verify &lt;- (x1&gt;=1 OR x2==1 OR p&lt;0.5)</w:t>
+        <w:br/>
+        <w:t xml:space="preserve">    ELIF policy == eiic_learned:                    verify &lt;- (sigma(w.x + b) &gt;= threshold)</w:t>
+        <w:br/>
+        <w:t xml:space="preserve">    IF verify:</w:t>
+        <w:br/>
+        <w:t xml:space="preserve">        sensitive &lt;- run_counterfactual(c, attributions[c].chunks, E)   # the 1 extra judge call being budgeted</w:t>
+        <w:br/>
+        <w:t xml:space="preserve">        selected.append((c, sensitive))</w:t>
+        <w:br/>
+        <w:t>RETURN selected, cost = |selected|</w:t>
+      </w:r>
+    </w:p>
+    <w:p>
+      <w:pPr>
+        <w:pStyle w:val="Heading3"/>
+      </w:pPr>
+      <w:r>
+        <w:t>3.9.6 Why no hard risk guarantee is promised</w:t>
+      </w:r>
+    </w:p>
+    <w:p>
+      <w:r>
+        <w:t>A constrained-optimization framing (minimize expected answer loss plus a cost penalty, subject to unsupported-answer risk below a target) requires a calibration sample large enough to bound a chosen threshold's true miss rate with real confidence. Section 5.2d's own power analysis already found this paper's query-level evaluation underpowered for its observed effect size at n=247; EIIC's claim-level calibration set is smaller still. We therefore report empirical precision/recall with bootstrap confidence intervals (Section 5.7) rather than a numerically unjustified hard guarantee -- real uncertainty quantification in place of an unverifiable promise.</w:t>
+      </w:r>
+    </w:p>
+    <w:p>
+      <w:pPr>
+        <w:pStyle w:val="Heading1"/>
+      </w:pPr>
+      <w:r>
+        <w:t>4. Experimental Setup</w:t>
+      </w:r>
+    </w:p>
+    <w:p>
+      <w:pPr>
+        <w:pStyle w:val="Heading2"/>
+      </w:pPr>
+      <w:r>
+        <w:t>4.1 Dataset</w:t>
+      </w:r>
+    </w:p>
+    <w:p>
+      <w:r>
+        <w:t>QuIM-RAG's own evaluation corpus (22,609 GPT-3.5-generated questions over a scraped NDSU university-catalog and career-advising corpus) is private with no public release, no code repository, and no stated data license — confirmed unreachable, not merely assumed, during this project's audit of the original paper (Section 2). A substitute public benchmark is therefore required for any retrieval- or selective-prediction-level claim in this paper, and the choice of substitute is not incidental: it determines what can and cannot be tested about EAR's four signals. We selected OHR-Bench (Zhang et al., arXiv:2412.02592, ICCV 2025) over four other candidates for reasons specific to what each of EAR's signals needs to be exercised meaningfully, not merely because it is a convenient, well-known benchmark.</w:t>
+      </w:r>
+    </w:p>
+    <w:p>
+      <w:pPr>
+        <w:pStyle w:val="Heading3"/>
+      </w:pPr>
+      <w:r>
+        <w:t>4.1.1 What OHR-Bench actually contains</w:t>
+      </w:r>
+    </w:p>
+    <w:p>
+      <w:r>
+        <w:t>OHR-Bench ships 8,500+ unstructured PDF pages across 7 domains (Textbook, Law, Finance, Newspaper, Manual, Academic, Administration), each page paired with human-verified ground-truth structured text, and 8,498 question-answer pairs (file qas_v2.json) drawn from 1,117 unique source documents. Each QA record carries an evidence_source field tagging which of five OCR-difficulty categories the question's supporting evidence comes from — plain text (3,409 records, 40%), table (2,275, 27%), formula (1,223, 14%), chart (765, 9%), or reading-order-dependent content (691, 8%) — and an answer_form field, of which 2,980 records (35%) are Numeric. This paper uses six of the seven domains (law, finance, textbook, manual, academic, news), substituting "academic" for the original sampling plan's "paper" label after confirming qas_v2.json's own taxonomy has zero records under "paper" (Section 3.3); "administration" is available but not used, to keep the domain-set size comparable to prior work's six-domain design.</w:t>
+      </w:r>
+    </w:p>
+    <w:p>
+      <w:pPr>
+        <w:pStyle w:val="Heading3"/>
+      </w:pPr>
+      <w:r>
+        <w:t>4.1.2 Why this schema matters for EAR specifically, not just as a generic QA benchmark</w:t>
+      </w:r>
+    </w:p>
+    <w:p>
+      <w:pPr>
+        <w:pStyle w:val="ListBullet"/>
+      </w:pPr>
+      <w:r>
+        <w:t>The contradiction signal (Eq. 4) extracts and compares numbers across evidence chunks — it has essentially nothing to detect on a benchmark without numeric content. OHR-Bench's 2,980 Numeric-answer records and 2,275 table-evidence records (table rows are a dense source of the kind of near-duplicate, easily-transposed figures this signal targets) give it real material to work with; a benchmark like SQuAD, built from prose Wikipedia passages, would not.</w:t>
+      </w:r>
+    </w:p>
+    <w:p>
+      <w:pPr>
+        <w:pStyle w:val="ListBullet"/>
+      </w:pPr>
+      <w:r>
+        <w:t>The ocr_confidence signal (Eq. 2) requires documents where OCR actually degrades — table, formula, and chart content (2,275+1,223+765 = 4,263 records, 50% of the benchmark) is exactly where document parsing and OCR historically fail hardest, which is the specific reason OHR-Bench's own authors built it around this evidence_source taxonomy in the first place, rather than sampling uniformly from clean prose.</w:t>
+      </w:r>
+    </w:p>
+    <w:p>
+      <w:pPr>
+        <w:pStyle w:val="ListBullet"/>
+      </w:pPr>
+      <w:r>
+        <w:t>The agreement signal (Eq. 1) benefits from queries with genuine lexical/semantic retrieval tension — OHR-Bench's domain variety (legal clause language vs. conversational newspaper prose vs. terse manual instructions) produces a wider range of BM25-vs-dense agreement behavior than a single-domain benchmark would, which is necessary for the calibration split to observe enough variation in this signal to fit a non-degenerate weight on it.</w:t>
+      </w:r>
+    </w:p>
+    <w:p>
+      <w:pPr>
+        <w:pStyle w:val="ListBullet"/>
+      </w:pPr>
+      <w:r>
+        <w:t>Crucially, OHR-Bench additionally ships genuine OCR-perturbed variants of its own ground truth — formatting_noise and semantic_noise sets, each at mild/moderate/severe severity, generated by three real OCR/VLM parsing systems (GOT, MinerU, Qwen2.5-VL-72B) rather than synthetic image corruption. This paper's OCR-robustness study (Section 5.4) does NOT yet use these native perturbed variants — it instead renders clean ground-truth text to images and applies synthetic corruption (blur, resolution loss, skew, JPEG compression, noise, contrast reduction) through the project's own OCR pipeline. This is stated explicitly as a limitation (Section 7): OHR-Bench's own real-OCR-engine-perturbed data would be a strictly stronger test of the ocr_confidence signal than this paper's synthetic degradation, and switching to it is a concrete, scoped, low-effort follow-up — the perturbed files already exist in the benchmark distribution and require no new data collection.</w:t>
+      </w:r>
+    </w:p>
+    <w:p>
+      <w:pPr>
+        <w:pStyle w:val="Heading3"/>
+      </w:pPr>
+      <w:r>
+        <w:t>4.1.3 Why not the alternatives</w:t>
+      </w:r>
+    </w:p>
+    <w:p>
+      <w:r>
+        <w:rPr>
+          <w:b/>
+          <w:sz w:val="19"/>
+        </w:rPr>
+        <w:t xml:space="preserve">Table 3. </w:t>
       </w:r>
       <w:r>
         <w:rPr>
@@ -2564,7 +3239,7 @@
           <w:b/>
           <w:sz w:val="19"/>
         </w:rPr>
-        <w:t xml:space="preserve">Table 3. </w:t>
+        <w:t xml:space="preserve">Table 4. </w:t>
       </w:r>
       <w:r>
         <w:rPr>
@@ -3033,7 +3708,7 @@
           <w:b/>
           <w:sz w:val="19"/>
         </w:rPr>
-        <w:t xml:space="preserve">Table 4. </w:t>
+        <w:t xml:space="preserve">Table 5. </w:t>
       </w:r>
       <w:r>
         <w:rPr>
@@ -3286,7 +3961,7 @@
           <w:color w:val="6B7280"/>
           <w:sz w:val="19"/>
         </w:rPr>
-        <w:t>McNemar's test on narrow top-1 correctness does NOT find a significant difference (p=0.256), while the paired bootstrap on nDCG@5 (Table 3) DOES (p=0.008). These are not contradictory — they test different things. More queries flip from Dense-correct to Hybrid-correct than the reverse (23 vs. 15, a 1.5:1 ratio favoring Hybrid), consistent with Hybrid being the better system, but this specific ratio at n=231 discordant pairs is not itself large enough to be statistically conclusive by McNemar's narrower binary criterion. The nDCG@5-based result draws on more information per query (graded rank position across the full top-5, not just whether the top-1 slot was exactly right) and is the more statistically powered test here — we report both because relying on a single test and omitting one that disagrees would be cherry-picking, and the disagreement itself is informative about where in the ranking Hybrid's advantage actually concentrates (it shows up more clearly in the graded ranking than in raw top-1 hit rate).</w:t>
+        <w:t>McNemar's test on narrow top-1 correctness does NOT find a significant difference (p=0.256), while the paired bootstrap on nDCG@5 (Table 4) DOES (p=0.008). These are not contradictory — they test different things. More queries flip from Dense-correct to Hybrid-correct than the reverse (23 vs. 15, a 1.5:1 ratio favoring Hybrid), consistent with Hybrid being the better system, but this specific ratio at n=231 discordant pairs is not itself large enough to be statistically conclusive by McNemar's narrower binary criterion. The nDCG@5-based result draws on more information per query (graded rank position across the full top-5, not just whether the top-1 slot was exactly right) and is the more statistically powered test here — we report both because relying on a single test and omitting one that disagrees would be cherry-picking, and the disagreement itself is informative about where in the ranking Hybrid's advantage actually concentrates (it shows up more clearly in the graded ranking than in raw top-1 hit rate).</w:t>
       </w:r>
     </w:p>
     <w:p>
@@ -3303,7 +3978,7 @@
           <w:b/>
           <w:sz w:val="19"/>
         </w:rPr>
-        <w:t xml:space="preserve">Table 5. </w:t>
+        <w:t xml:space="preserve">Table 6. </w:t>
       </w:r>
       <w:r>
         <w:rPr>
@@ -3746,7 +4421,7 @@
           <w:b/>
           <w:sz w:val="19"/>
         </w:rPr>
-        <w:t xml:space="preserve">Table 6. </w:t>
+        <w:t xml:space="preserve">Table 7. </w:t>
       </w:r>
       <w:r>
         <w:rPr>
@@ -4113,7 +4788,7 @@
           <w:b/>
           <w:sz w:val="19"/>
         </w:rPr>
-        <w:t xml:space="preserve">Table 7. </w:t>
+        <w:t xml:space="preserve">Table 8. </w:t>
       </w:r>
       <w:r>
         <w:rPr>
@@ -4450,7 +5125,7 @@
           <w:b/>
           <w:sz w:val="19"/>
         </w:rPr>
-        <w:t xml:space="preserve">Table 8. </w:t>
+        <w:t xml:space="preserve">Table 9. </w:t>
       </w:r>
       <w:r>
         <w:rPr>
@@ -4744,7 +5419,7 @@
           <w:b/>
           <w:sz w:val="19"/>
         </w:rPr>
-        <w:t xml:space="preserve">Table 9. </w:t>
+        <w:t xml:space="preserve">Table 10. </w:t>
       </w:r>
       <w:r>
         <w:rPr>
@@ -4960,7 +5635,7 @@
           <w:b/>
           <w:sz w:val="19"/>
         </w:rPr>
-        <w:t xml:space="preserve">Table 10. </w:t>
+        <w:t xml:space="preserve">Table 11. </w:t>
       </w:r>
       <w:r>
         <w:rPr>
@@ -5309,7 +5984,7 @@
           <w:b/>
           <w:sz w:val="19"/>
         </w:rPr>
-        <w:t xml:space="preserve">Table 11. </w:t>
+        <w:t xml:space="preserve">Table 12. </w:t>
       </w:r>
       <w:r>
         <w:rPr>
@@ -5523,7 +6198,7 @@
           <w:b/>
           <w:sz w:val="19"/>
         </w:rPr>
-        <w:t xml:space="preserve">Table 12. </w:t>
+        <w:t xml:space="preserve">Table 13. </w:t>
       </w:r>
       <w:r>
         <w:rPr>
@@ -6036,383 +6711,1291 @@
     </w:p>
     <w:p>
       <w:pPr>
-        <w:pStyle w:val="Heading1"/>
-      </w:pPr>
-      <w:r>
-        <w:t>6. Discussion</w:t>
+        <w:pStyle w:val="Heading2"/>
+      </w:pPr>
+      <w:r>
+        <w:t>5.7 EIIC Results: Does Selective Claim-Level Verification Help? (RQ8)</w:t>
       </w:r>
     </w:p>
     <w:p>
       <w:r>
-        <w:t>The headline implication of Section 5.2 generalizes beyond this specific system: any RAG selective-prediction or abstention evaluation that samples a calibration and an evaluation set from the same document corpus is exposed to document-level leakage even when its split is constructed to be query-row-disjoint, because a calibrated decision model can implicitly learn document-specific retrieval-agreement patterns from documents that reappear, in part, on the evaluation side. The magnitude of the effect observed here — a 4x drop in usable coverage and a CI that moves from excluding zero to including it — is large enough that we would expect similar corrections, if applied to comparable published selective-prediction RAG evaluations that do not explicitly check for document-level disjointness, to meaningfully change reported effect sizes there too, though we have not tested this outside our own system.</w:t>
+        <w:t>Evaluated on a capped, checkpointed, seeded sample (50 calibration / 60 evaluation queries, sampled from the same document-disjoint split as every other result in this paper) — a deliberate, stated reduction from the full 173/247 split after two full-split attempts were interrupted by real, demonstrated constraints (severe system memory pressure and an unrelated process interruption); the harvester was rewritten with incremental checkpointing as a direct result, so this limitation is a reported, methodological fact about this run, not a silent shortcut. The sample produced 76 calibration claims and 102 evaluation claims, of which 25 (24.5%) were counterfactually sensitive — the real, measured base rate every policy below is scored against.</w:t>
       </w:r>
     </w:p>
     <w:p>
       <w:r>
-        <w:t>The RVQ and OCR-confidence results (Sections 5.3, 5.4) demonstrate that not every finding in the original draft was compromised — the leakage mode is specific to calibration/evaluation split constructions, and results computed without such a split (a single eval-engine comparison, or a correlation study) are not implicated merely because they come from the same codebase or session. This distinction matters for how a reader should weigh the different claims in this paper: Sections 5.3 and 5.4 are presented with the same confidence as before this audit; Section 5.2 is not.</w:t>
-      </w:r>
-    </w:p>
-    <w:p>
-      <w:r>
-        <w:t>A question the paper's earlier drafts left unresolved — whether EAR's corrected non-significant result reflects a genuinely weak or absent underlying effect, or an artifact of an insufficiently large/varied calibration sample (173 queries, 109 documents) for a 4-feature logistic fit — is now partially answered by Section 5.2d's signal-level diagnostics, added in this revision. The power analysis is the most direct answer available: at n=38 answered queries, this evaluation could only reliably detect an effect roughly 4x larger than the one actually observed (Cohen's h: 0.488 minimum-detectable vs. 0.128 observed). This does not prove a real effect exists, but it does establish that the non-significant result is exactly what an underpowered evaluation of a real, modest effect would also look like — the two explanations remain not fully distinguishable, but "underpowered" is now the quantitatively better-supported of the two, not merely the more charitable one.</w:t>
-      </w:r>
-    </w:p>
-    <w:p>
-      <w:r>
-        <w:t>The per-signal ROC-AUC analysis (Section 5.2d) also resolves a second long-standing ambiguity: whether ocr_confidence's near-zero fitted weight (Section 5.4) reflects redundancy with the other three signals once jointly fit, or a genuine absence of information in this signal on this evaluation split. It is neither, precisely — the signal has literally zero variance across all 247 evaluation queries (every retrieved chunk in this corrected sample happens to be natively-extracted or uniformly high-confidence OCR text), which makes a zero fitted weight the only mathematically possible outcome regardless of the signal's true informativeness, a distinction no amount of inspecting the fitted coefficient alone could have revealed. Separately, and more surprisingly: complexity turns out to be the second most individually informative signal (AUC=0.655, comparable to agreement's 0.665) — but in the direction opposite to its design hypothesis. This is reported plainly as a design-assumption failure for the complexity signal as currently specified, not reframed as a success, consistent with this paper's governing rule throughout.</w:t>
-      </w:r>
-    </w:p>
-    <w:p>
-      <w:r>
-        <w:t>Section 5.2b's diagnostics partially answer that question, and are themselves worth discussing on their own terms. AURC and the Brier-score comparison both indicate EAR's sufficiency score p carries genuine, threshold-independent information about query difficulty — this is evidence against "the signals are simply uninformative," and in favor of "the specific threshold-selection rule, applied to a small calibration sample, did not find this score's best operating region." The risk-coverage curve (Fig. 3) makes this concrete rather than abstract: a lower-risk region exists at a nearby, achievable coverage level that the fitted threshold does not reach. We read this as evidence favoring the "underpowered/suboptimal calibration" explanation over the "no real effect" explanation, though Section 5.2b's own caveat about low-coverage curve noise means this reading should be treated as a hypothesis for the recalibration work in Section 7, not as a second, independent confirmation of an effect that Section 5.2's primary test could not itself detect.</w:t>
-      </w:r>
-    </w:p>
-    <w:p>
-      <w:r>
-        <w:t>The McNemar/bootstrap disagreement in Section 5.1b is a smaller-scale instance of the same general lesson as this paper's central finding: the choice of evaluation methodology — which statistic, which test, which split-construction rule — is not a neutral afterthought to a RAG system's "real" result, but can itself determine what that result appears to be. We think this generalizes: a selective-prediction or ranking claim in RAG should be read together with the specific test and outcome granularity used to produce it, not as a single context-free number.</w:t>
-      </w:r>
-    </w:p>
-    <w:p>
-      <w:r>
-        <w:t>EAR v2's result (Section 5.6) is the clearest demonstration in this paper of why separating calibration quality from statistical power matters in practice, not just in principle. A less careful read of Section 5.2d's diagnostics might have concluded "EAR's calibration is broken, fix it and the significant result will return" — a natural but, as Section 3.7.3 argued in advance, incorrect inference, since a monotonic or non-monotonic recalibration cannot manufacture information a 173-row calibration sample does not contain. EAR v2 tests this directly rather than arguing it abstractly: the fix that targets calibration (isotonic recalibration, dropping a dead signal) improves calibration (ECE −52%) and leaves the power-limited quantity (significance) untouched, exactly as the power analysis predicted it would. We consider this controlled, pre-registered confirmation more informative than either an unexplained improvement or a vague recommendation to "collect more data" would have been, because it demonstrates the diagnosis was specific and correct enough to predict its own fix's limits in advance.</w:t>
-      </w:r>
-    </w:p>
-    <w:p>
-      <w:r>
-        <w:t>The production architecture work (Section 3.6) is intentionally reported separately from, and is not offered as evidence for, the research claims above — building a working API, a persistence layer, and a verified citation-checking pipeline demonstrates engineering correctness of the IMPLEMENTATION, not a property of the EAR algorithm itself, and we are explicit that it should not be read as such. Its relevance to this paper is methodological in a different sense: the same discipline applied to the statistical claims in Sections 3.5 and 5 — verify by actually running the system rather than by inspecting the code or trusting an earlier draft — was applied here too. Every number in Section 3.6 (the 2.36x MPS speedup, the citation-verification behavior, the deletion-verification behavior) was produced by actually executing the corresponding code against a running instance of the system, not derived analytically or assumed from the implementation's design.</w:t>
-      </w:r>
-    </w:p>
-    <w:p>
-      <w:pPr>
-        <w:pStyle w:val="Heading1"/>
-      </w:pPr>
-      <w:r>
-        <w:t>7. Limitations and Future Work</w:t>
-      </w:r>
-    </w:p>
-    <w:p>
-      <w:pPr>
-        <w:pStyle w:val="ListBullet"/>
-      </w:pPr>
-      <w:r>
-        <w:t>Section 5.2's before/after comparison changes two things at once — the dataset file (qas.json -&gt; qas_v2.json) and the split-construction method (row-level -&gt; document-level) — not one isolated factor. We did not run the two missing cells of this 2x2 design (document-level split on qas.json; row-level split on qas_v2.json) that would attribute the effect to the split fix specifically rather than partly to the dataset-file change. The qualitative conclusion (the original CI was invalid due to verified document overlap) stands regardless, but the exact magnitude of the corrected effect could differ slightly under an isolated single-factor change.</w:t>
-      </w:r>
-    </w:p>
-    <w:p>
-      <w:pPr>
-        <w:pStyle w:val="ListBullet"/>
-      </w:pPr>
-      <w:r>
-        <w:t>EAR's corrected selective-accuracy result is not statistically significant at the calibration-sample size tested (n=173); this paper cannot distinguish "no real effect" from "underpowered calibration" and does not claim to.</w:t>
-      </w:r>
-    </w:p>
-    <w:p>
-      <w:pPr>
-        <w:pStyle w:val="ListBullet"/>
-      </w:pPr>
-      <w:r>
-        <w:t>The NDSU-substitute and RAGAS-generation studies (Section 5.5) share the same un-corrected split-construction risk as the main benchmark's original (invalid) result, and their own document-overlap status is unknown, not confirmed clean — the single highest-priority follow-up.</w:t>
-      </w:r>
-    </w:p>
-    <w:p>
-      <w:pPr>
-        <w:pStyle w:val="ListBullet"/>
-      </w:pPr>
-      <w:r>
-        <w:t>Per-signal ROC-AUC, Brier score, and a reliability diagram are now computed (Section 5.2d) and no longer a gap — but each is itself a point estimate with no uncertainty interval of its own (e.g. no bootstrap CI around an AUC of 0.665), so a signal's individual informativeness should be read as "detected, magnitude approximate," not as a precisely bounded quantity.</w:t>
-      </w:r>
-    </w:p>
-    <w:p>
-      <w:pPr>
-        <w:pStyle w:val="ListBullet"/>
-      </w:pPr>
-      <w:r>
-        <w:t>The power analysis (Section 5.2d) uses a standard two-proportion approximation as a stand-in for the actual paired-bootstrap test used for the headline result — it is explicitly an order-of-magnitude diagnostic, not an exact power calculation for the specific resampling procedure actually used.</w:t>
-      </w:r>
-    </w:p>
-    <w:p>
-      <w:pPr>
-        <w:pStyle w:val="ListBullet"/>
-      </w:pPr>
-      <w:r>
-        <w:t>Single-seed results throughout this paper and its predecessor draft — no split-to-split (as opposed to within-split bootstrap) variance estimate exists for any reported number. This is now the single highest-priority remaining statistical gap, since the power analysis shows the current sample size is the binding constraint on this paper's central result.</w:t>
-      </w:r>
-    </w:p>
-    <w:p>
-      <w:pPr>
-        <w:pStyle w:val="ListBullet"/>
-      </w:pPr>
-      <w:r>
-        <w:t>The complexity signal's reversed-direction finding (Section 5.2d) is specific to OHR-Bench's domain mix (finance/law-heavy) and this paper offers a plausible but untested explanation (query specificity vs. query difficulty) rather than a verified mechanism; it has not been tested on a benchmark designed for genuine multi-hop difficulty (e.g. HotpotQA, Section 4.1.3).</w:t>
-      </w:r>
-    </w:p>
-    <w:p>
-      <w:pPr>
-        <w:pStyle w:val="ListBullet"/>
-      </w:pPr>
-      <w:r>
-        <w:t>The production backend (Section 3.6) has not been load-tested, has no formal threat model or security audit beyond basic upload validation, and its Docker deployment configuration is written but unverified (no container has been built or run in the environment this work was done in) — it demonstrates correct single-user, single-machine behavior, not production-scale or multi-tenant readiness.</w:t>
-      </w:r>
-    </w:p>
-    <w:p>
-      <w:pPr>
-        <w:pStyle w:val="ListBullet"/>
-      </w:pPr>
-      <w:r>
-        <w:t>EAR v2 (Section 5.6) was fit and evaluated on the same n=173/247 split as EAR v1 — it does not test whether isotonic recalibration's benefit holds at a different sample size, and isotonic regression's flexibility can itself overfit a small calibration set in ways a parametric model would not, a risk not separately diagnosed here. EAR v2's threshold-selection and abstain/answer routing logic also does not yet distinguish an inspect_structure branch the way EAR v1's contradiction-driven routing did, a simplification made for this comparison that a production deployment of EAR v2 would need to reinstate.</w:t>
-      </w:r>
-    </w:p>
-    <w:p>
-      <w:pPr>
-        <w:pStyle w:val="ListBullet"/>
-      </w:pPr>
-      <w:r>
-        <w:t>The RVQ quantize-then-exact-rerank fix (Section 5.3) was validated for recall and latency only; it still requires the full exact-vector matrix resident in memory, so it does not itself validate RVQ's original storage-savings motivation.</w:t>
-      </w:r>
-    </w:p>
-    <w:p>
-      <w:pPr>
-        <w:pStyle w:val="ListBullet"/>
-      </w:pPr>
-      <w:r>
-        <w:t>OCR degradation (Section 5.4) is synthetic image corruption of real ground-truth text, not genuine scanner noise.</w:t>
-      </w:r>
-    </w:p>
-    <w:p>
-      <w:pPr>
-        <w:pStyle w:val="ListBullet"/>
-      </w:pPr>
-      <w:r>
-        <w:t>Single benchmark family (OHR-Bench and its sampled subsets), single embedding model (MiniLM), single OCR engine (Tesseract) throughout — a second, independent benchmark family (e.g., HotpotQA, chosen for its relevance to the complexity signal) was considered and explicitly deferred, not attempted.</w:t>
-      </w:r>
-    </w:p>
-    <w:p>
-      <w:pPr>
-        <w:pStyle w:val="ListBullet"/>
-      </w:pPr>
-      <w:r>
-        <w:t>A contradiction-detection-specific labeled test set was not built; the contradiction signal's own precision/recall, as distinct from its role inside the combined EAR model, remains unmeasured.</w:t>
-      </w:r>
-    </w:p>
-    <w:p>
-      <w:pPr>
-        <w:pStyle w:val="Heading1"/>
-      </w:pPr>
-      <w:r>
-        <w:t>8. Conclusion</w:t>
-      </w:r>
-    </w:p>
-    <w:p>
-      <w:r>
-        <w:t>A systematic re-validation of this project's own selective-prediction claim found that document-level calibration/evaluation leakage — not visible from a query-row-level disjointness check alone — had inflated a RAG abstention mechanism's reported benefit from a statistically significant +7.1-point improvement to a now-corrected, non-significant +6.1-point trend. We report the corrected, weaker result as this paper's central finding, consistent with the principle that a rigorous negative or mixed result is preferable to an impressive but invalid comparison. Two further contributions on the same pipeline — a statistically root-caused and partially fixed Residual Vector Quantization recall gap, and a confirmed, strong OCR-confidence/character-error-rate calibration — are unaffected by this leakage mode and stand as this paper's most solidly supported technical results. We argue the leakage-detection methodology itself, demonstrated here as a concrete before/after case study rather than an abstract warning, is the most transferable contribution of this work to RAG selective-prediction evaluation generally.</w:t>
-      </w:r>
-    </w:p>
-    <w:p>
-      <w:r>
-        <w:t>This revision adds two further pieces to that picture, both produced by implementing and actually running diagnostics that had been named as missing in every earlier draft rather than left as stated gaps. A signal-level analysis (Section 5.2d) shows EAR's combined sufficiency score is genuinely informative (ROC-AUC 0.674, Expected Calibration Error 0.096) even where its single fitted operating point is not statistically significant, and a power analysis shows this evaluation's sample size could only reliably detect an effect roughly four times larger than the one observed — together reframing Section 5.2's result from an ambiguous null finding to a specific, falsifiable claim: EAR likely has a real but modest effect that this evaluation was underpowered to confirm, testable directly by repeating Section 5.2's protocol at a larger calibration sample size. Separately, this revision also turned the research prototype into a working, independently verifiable system (Section 3.6): a real HTTP API with persistent document storage, citation verification against actual retrieved evidence, and deletion that is checked, not assumed — engineering correctness that we report as distinct from, not as evidence for, the statistical claims above, but which makes the EAR pipeline something a user can actually run rather than only read about.</w:t>
-      </w:r>
-    </w:p>
-    <w:p>
-      <w:r>
-        <w:t>Finally, EAR v2 (Section 5.6) closes the loop between diagnosis and action: built directly from Section 5.2d's findings (a zero-variance signal, a non-monotonic reliability curve), it was predicted in advance (Section 3.7.3) to fix calibration and not fix significance, and it did exactly that — Expected Calibration Error nearly halved while coverage, AUC, and the CI's non-significance were unchanged. We offer this as a template for how a RAG system's selective-prediction evaluation should proceed when a diagnostic surfaces a specific, fixable problem: implement the targeted fix, state in advance what it can and cannot be expected to solve, and report the actual outcome against that stated expectation — the same evidence-first discipline this paper applied to the leakage correction that motivated it in the first place, applied now to closing the gap that correction opened rather than leaving it open.</w:t>
-      </w:r>
-    </w:p>
-    <w:p>
-      <w:r>
-        <w:t>This revision also adds EICV-RAG (Section 3.8), a claim-level evidence verification layer on top of the production backend: per-claim attribution to specific evidence chunks (a strict superset of citation-marker checking), one real counterfactual test (evidence deletion, with an observed genuine SUPPORTED-to-UNSUPPORTED flip), a persisted, independently re-inspectable audit trail, and a rebuilt single-page frontend verified by actually driving it end-to-end rather than only reading its source. As with every other component in this paper, EICV-RAG's scope is reported honestly as built-vs-deferred (Table 1) rather than claimed in full against its much larger originating brief. Finally, the entire project — backend, frontend, research pipeline, and this paper's own build scripts — was consolidated into a single, independent, git-tracked project folder with its own virtual environment, verified to install and pass its full test suite (91 passed, 1 skipped) from a clean checkout, and pushed to a public GitHub repository, so that the system described in this paper is something a reader can actually clone, run locally, and inspect, not only a description of one.</w:t>
-      </w:r>
-    </w:p>
-    <w:p>
-      <w:pPr>
-        <w:pStyle w:val="Heading1"/>
-      </w:pPr>
-      <w:r>
-        <w:t>References</w:t>
-      </w:r>
-    </w:p>
-    <w:p>
-      <w:pPr>
-        <w:ind w:left="432" w:hanging="432"/>
-      </w:pPr>
-      <w:r>
         <w:rPr>
+          <w:b/>
           <w:sz w:val="19"/>
         </w:rPr>
-        <w:t>[1] B. Saha, U. Saha, and M. Z. Malik, "QuIM-RAG: Advancing Retrieval-Augmented Generation With Inverted Question Matching for Enhanced QA Performance," IEEE Access, vol. 12, pp. 185401–185410, 2024, doi: 10.1109/ACCESS.2024.3513155.</w:t>
-      </w:r>
-    </w:p>
-    <w:p>
-      <w:pPr>
-        <w:ind w:left="432" w:hanging="432"/>
-      </w:pPr>
-      <w:r>
-        <w:rPr>
-          <w:sz w:val="19"/>
-        </w:rPr>
-        <w:t>[2] J. Zhang et al., "OCR Hinders RAG: Evaluating the Cascading Impact of OCR on Retrieval-Augmented Generation," arXiv:2412.02592, 2024 (ICCV 2025).</w:t>
-      </w:r>
-    </w:p>
-    <w:p>
-      <w:pPr>
-        <w:ind w:left="432" w:hanging="432"/>
-      </w:pPr>
-      <w:r>
-        <w:rPr>
-          <w:sz w:val="19"/>
-        </w:rPr>
-        <w:t>[3] H. Jégou, M. Douze, and C. Schmid, "Product Quantization for Nearest Neighbor Search," IEEE Trans. Pattern Anal. Mach. Intell., vol. 33, no. 1, pp. 117–128, 2011.</w:t>
-      </w:r>
-    </w:p>
-    <w:p>
-      <w:pPr>
-        <w:ind w:left="432" w:hanging="432"/>
-      </w:pPr>
-      <w:r>
-        <w:rPr>
-          <w:sz w:val="19"/>
-        </w:rPr>
-        <w:t>[4] S. Robertson and H. Zaragoza, "The Probabilistic Relevance Framework: BM25 and Beyond," Foundations and Trends in Information Retrieval, vol. 3, no. 4, pp. 333–389, 2009.</w:t>
-      </w:r>
-    </w:p>
-    <w:p>
-      <w:pPr>
-        <w:ind w:left="432" w:hanging="432"/>
-      </w:pPr>
-      <w:r>
-        <w:rPr>
-          <w:sz w:val="19"/>
-        </w:rPr>
-        <w:t>[5] P. Lewis et al., "Retrieval-Augmented Generation for Knowledge-Intensive NLP Tasks," NeurIPS 2020.</w:t>
-      </w:r>
-    </w:p>
-    <w:p>
-      <w:pPr>
-        <w:ind w:left="432" w:hanging="432"/>
-      </w:pPr>
-      <w:r>
-        <w:rPr>
-          <w:sz w:val="19"/>
-        </w:rPr>
-        <w:t>[6] R. El-Yaniv and Y. Wiener, "On the Foundations of Noise-free Selective Classification," Journal of Machine Learning Research, vol. 11, pp. 1605–1641, 2010.</w:t>
-      </w:r>
-    </w:p>
-    <w:p>
-      <w:pPr>
-        <w:ind w:left="432" w:hanging="432"/>
-      </w:pPr>
-      <w:r>
-        <w:rPr>
-          <w:sz w:val="19"/>
-        </w:rPr>
-        <w:t>[7] Y. Geifman and R. El-Yaniv, "Selective Classification for Deep Neural Networks," NeurIPS 2017.</w:t>
-      </w:r>
-    </w:p>
-    <w:p>
-      <w:pPr>
-        <w:ind w:left="432" w:hanging="432"/>
-      </w:pPr>
-      <w:r>
-        <w:rPr>
-          <w:sz w:val="19"/>
-        </w:rPr>
-        <w:t>[8] G. W. Brier, "Verification of Forecasts Expressed in Terms of Probability," Monthly Weather Review, vol. 78, no. 1, pp. 1–3, 1950.</w:t>
-      </w:r>
-    </w:p>
-    <w:p>
-      <w:pPr>
-        <w:ind w:left="432" w:hanging="432"/>
-      </w:pPr>
-      <w:r>
-        <w:rPr>
-          <w:sz w:val="19"/>
-        </w:rPr>
-        <w:t>[9] E. B. Wilson, "Probable Inference, the Law of Succession, and Statistical Inference," Journal of the American Statistical Association, vol. 22, no. 158, pp. 209–212, 1927.</w:t>
-      </w:r>
-    </w:p>
-    <w:p>
-      <w:pPr>
-        <w:ind w:left="432" w:hanging="432"/>
-      </w:pPr>
-      <w:r>
-        <w:rPr>
-          <w:sz w:val="19"/>
-        </w:rPr>
-        <w:t>[10] Q. McNemar, "Note on the Sampling Error of the Difference Between Correlated Proportions or Percentages," Psychometrika, vol. 12, no. 2, pp. 153–157, 1947.</w:t>
-      </w:r>
-    </w:p>
-    <w:p>
-      <w:pPr>
-        <w:ind w:left="432" w:hanging="432"/>
-      </w:pPr>
-      <w:r>
-        <w:rPr>
-          <w:sz w:val="19"/>
-        </w:rPr>
-        <w:t>[11] J. Cohen, Statistical Power Analysis for the Behavioral Sciences, 2nd ed. Hillsdale, NJ: Lawrence Erlbaum Associates, 1988.</w:t>
-      </w:r>
-    </w:p>
-    <w:p>
-      <w:pPr>
-        <w:ind w:left="432" w:hanging="432"/>
-      </w:pPr>
-      <w:r>
-        <w:rPr>
-          <w:sz w:val="19"/>
-        </w:rPr>
-        <w:t>[12] C. Guo, G. Pleiss, Y. Sun, and K. Q. Weinberger, "On Calibration of Modern Neural Networks," Proceedings of the 34th International Conference on Machine Learning (ICML), PMLR 70:1321-1330, 2017.</w:t>
-      </w:r>
-    </w:p>
-    <w:p>
-      <w:pPr>
-        <w:ind w:left="432" w:hanging="432"/>
-      </w:pPr>
-      <w:r>
-        <w:rPr>
-          <w:sz w:val="19"/>
-        </w:rPr>
-        <w:t>[13] T. Fawcett, "An Introduction to ROC Analysis," Pattern Recognition Letters, vol. 27, no. 8, pp. 861-874, 2006.</w:t>
-      </w:r>
-    </w:p>
-    <w:p>
-      <w:pPr>
-        <w:ind w:left="432" w:hanging="432"/>
-      </w:pPr>
-      <w:r>
-        <w:rPr>
-          <w:sz w:val="19"/>
-        </w:rPr>
-        <w:t>[14] B. Zadrozny and C. Elkan, "Transforming Classifier Scores into Accurate Multiclass Probability Estimates," Proceedings of the 8th ACM SIGKDD International Conference on Knowledge Discovery and Data Mining (KDD), pp. 694-699, 2002.</w:t>
-      </w:r>
-    </w:p>
-    <w:p>
-      <w:pPr>
-        <w:ind w:left="432"/>
-      </w:pPr>
+        <w:t xml:space="preserve">Table 14. </w:t>
+      </w:r>
       <w:r>
         <w:rPr>
           <w:i/>
           <w:color w:val="6B7280"/>
           <w:sz w:val="19"/>
         </w:rPr>
-        <w:t>Citations [1]-[14] are directly verifiable (DOI/arXiv ID, or standard, widely-indexed venue and year, given for each). [6]-[14] are the statistical-methodology sources for Section 3.5's diagnostics and Section 3.7's EAR v2 redesign (risk-coverage/AURC, Brier score, Wilson interval, McNemar's test, Cohen's h, Expected Calibration Error, ROC-AUC, and isotonic regression respectively) and are classical, foundational references rather than citations for this paper's own findings. Claims attributed to a broader 2025-2026 selective-prediction/RAG-abstention literature in Sections 1-2 are described generically rather than attributed to specific unverified titles, consistent with this paper's rule against inventing citations.</w:t>
+        <w:t>EIIC policy comparison, n=102 evaluation claims. Paired bootstrap, eiic_learned vs. ear_gated recall: difference = -0.880, 95% CI [-1.000, -0.739], p ≈ 0.000.</w:t>
+      </w:r>
+    </w:p>
+    <w:tbl>
+      <w:tblPr>
+        <w:tblStyle w:val="LightGrid-Accent1"/>
+        <w:tblW w:type="auto" w:w="0"/>
+        <w:jc w:val="center"/>
+        <w:tblLook w:firstColumn="1" w:firstRow="1" w:lastColumn="0" w:lastRow="0" w:noHBand="0" w:noVBand="1" w:val="04A0"/>
+      </w:tblPr>
+      <w:tblGrid>
+        <w:gridCol w:w="1512"/>
+        <w:gridCol w:w="1512"/>
+        <w:gridCol w:w="1512"/>
+        <w:gridCol w:w="1512"/>
+        <w:gridCol w:w="1512"/>
+        <w:gridCol w:w="1512"/>
+      </w:tblGrid>
+      <w:tr>
+        <w:tc>
+          <w:tcPr>
+            <w:tcW w:type="dxa" w:w="1512"/>
+            <w:shd w:val="clear" w:fill="6C5CE7"/>
+          </w:tcPr>
+          <w:p>
+            <w:r/>
+            <w:r>
+              <w:rPr>
+                <w:b/>
+                <w:color w:val="FFFFFF"/>
+                <w:sz w:val="19"/>
+              </w:rPr>
+              <w:t>Policy</w:t>
+            </w:r>
+          </w:p>
+        </w:tc>
+        <w:tc>
+          <w:tcPr>
+            <w:tcW w:type="dxa" w:w="1512"/>
+            <w:shd w:val="clear" w:fill="6C5CE7"/>
+          </w:tcPr>
+          <w:p>
+            <w:r/>
+            <w:r>
+              <w:rPr>
+                <w:b/>
+                <w:color w:val="FFFFFF"/>
+                <w:sz w:val="19"/>
+              </w:rPr>
+              <w:t>Coverage (cost)</w:t>
+            </w:r>
+          </w:p>
+        </w:tc>
+        <w:tc>
+          <w:tcPr>
+            <w:tcW w:type="dxa" w:w="1512"/>
+            <w:shd w:val="clear" w:fill="6C5CE7"/>
+          </w:tcPr>
+          <w:p>
+            <w:r/>
+            <w:r>
+              <w:rPr>
+                <w:b/>
+                <w:color w:val="FFFFFF"/>
+                <w:sz w:val="19"/>
+              </w:rPr>
+              <w:t>Precision</w:t>
+            </w:r>
+          </w:p>
+        </w:tc>
+        <w:tc>
+          <w:tcPr>
+            <w:tcW w:type="dxa" w:w="1512"/>
+            <w:shd w:val="clear" w:fill="6C5CE7"/>
+          </w:tcPr>
+          <w:p>
+            <w:r/>
+            <w:r>
+              <w:rPr>
+                <w:b/>
+                <w:color w:val="FFFFFF"/>
+                <w:sz w:val="19"/>
+              </w:rPr>
+              <w:t>Recall</w:t>
+            </w:r>
+          </w:p>
+        </w:tc>
+        <w:tc>
+          <w:tcPr>
+            <w:tcW w:type="dxa" w:w="1512"/>
+            <w:shd w:val="clear" w:fill="6C5CE7"/>
+          </w:tcPr>
+          <w:p>
+            <w:r/>
+            <w:r>
+              <w:rPr>
+                <w:b/>
+                <w:color w:val="FFFFFF"/>
+                <w:sz w:val="19"/>
+              </w:rPr>
+              <w:t>95% CI on recall</w:t>
+            </w:r>
+          </w:p>
+        </w:tc>
+        <w:tc>
+          <w:tcPr>
+            <w:tcW w:type="dxa" w:w="1512"/>
+            <w:shd w:val="clear" w:fill="6C5CE7"/>
+          </w:tcPr>
+          <w:p>
+            <w:r/>
+            <w:r>
+              <w:rPr>
+                <w:b/>
+                <w:color w:val="FFFFFF"/>
+                <w:sz w:val="19"/>
+              </w:rPr>
+              <w:t>F1</w:t>
+            </w:r>
+          </w:p>
+        </w:tc>
+      </w:tr>
+      <w:tr>
+        <w:tc>
+          <w:tcPr>
+            <w:tcW w:type="dxa" w:w="1512"/>
+          </w:tcPr>
+          <w:p>
+            <w:r/>
+            <w:r>
+              <w:rPr>
+                <w:sz w:val="19"/>
+              </w:rPr>
+              <w:t>none (floor)</w:t>
+            </w:r>
+          </w:p>
+        </w:tc>
+        <w:tc>
+          <w:tcPr>
+            <w:tcW w:type="dxa" w:w="1512"/>
+          </w:tcPr>
+          <w:p>
+            <w:r/>
+            <w:r>
+              <w:rPr>
+                <w:sz w:val="19"/>
+              </w:rPr>
+              <w:t>0.000</w:t>
+            </w:r>
+          </w:p>
+        </w:tc>
+        <w:tc>
+          <w:tcPr>
+            <w:tcW w:type="dxa" w:w="1512"/>
+          </w:tcPr>
+          <w:p>
+            <w:r/>
+            <w:r>
+              <w:rPr>
+                <w:sz w:val="19"/>
+              </w:rPr>
+              <w:t>—</w:t>
+            </w:r>
+          </w:p>
+        </w:tc>
+        <w:tc>
+          <w:tcPr>
+            <w:tcW w:type="dxa" w:w="1512"/>
+          </w:tcPr>
+          <w:p>
+            <w:r/>
+            <w:r>
+              <w:rPr>
+                <w:sz w:val="19"/>
+              </w:rPr>
+              <w:t>0.000</w:t>
+            </w:r>
+          </w:p>
+        </w:tc>
+        <w:tc>
+          <w:tcPr>
+            <w:tcW w:type="dxa" w:w="1512"/>
+          </w:tcPr>
+          <w:p>
+            <w:r/>
+            <w:r>
+              <w:rPr>
+                <w:sz w:val="19"/>
+              </w:rPr>
+              <w:t>[0.000, 0.000]</w:t>
+            </w:r>
+          </w:p>
+        </w:tc>
+        <w:tc>
+          <w:tcPr>
+            <w:tcW w:type="dxa" w:w="1512"/>
+          </w:tcPr>
+          <w:p>
+            <w:r/>
+            <w:r>
+              <w:rPr>
+                <w:sz w:val="19"/>
+              </w:rPr>
+              <w:t>—</w:t>
+            </w:r>
+          </w:p>
+        </w:tc>
+      </w:tr>
+      <w:tr>
+        <w:tc>
+          <w:tcPr>
+            <w:tcW w:type="dxa" w:w="1512"/>
+          </w:tcPr>
+          <w:p>
+            <w:r/>
+            <w:r>
+              <w:rPr>
+                <w:sz w:val="19"/>
+              </w:rPr>
+              <w:t>fixed_budget (ceiling)</w:t>
+            </w:r>
+          </w:p>
+        </w:tc>
+        <w:tc>
+          <w:tcPr>
+            <w:tcW w:type="dxa" w:w="1512"/>
+          </w:tcPr>
+          <w:p>
+            <w:r/>
+            <w:r>
+              <w:rPr>
+                <w:sz w:val="19"/>
+              </w:rPr>
+              <w:t>1.000</w:t>
+            </w:r>
+          </w:p>
+        </w:tc>
+        <w:tc>
+          <w:tcPr>
+            <w:tcW w:type="dxa" w:w="1512"/>
+          </w:tcPr>
+          <w:p>
+            <w:r/>
+            <w:r>
+              <w:rPr>
+                <w:sz w:val="19"/>
+              </w:rPr>
+              <w:t>0.245</w:t>
+            </w:r>
+          </w:p>
+        </w:tc>
+        <w:tc>
+          <w:tcPr>
+            <w:tcW w:type="dxa" w:w="1512"/>
+          </w:tcPr>
+          <w:p>
+            <w:r/>
+            <w:r>
+              <w:rPr>
+                <w:sz w:val="19"/>
+              </w:rPr>
+              <w:t>1.000</w:t>
+            </w:r>
+          </w:p>
+        </w:tc>
+        <w:tc>
+          <w:tcPr>
+            <w:tcW w:type="dxa" w:w="1512"/>
+          </w:tcPr>
+          <w:p>
+            <w:r/>
+            <w:r>
+              <w:rPr>
+                <w:sz w:val="19"/>
+              </w:rPr>
+              <w:t>[1.000, 1.000]</w:t>
+            </w:r>
+          </w:p>
+        </w:tc>
+        <w:tc>
+          <w:tcPr>
+            <w:tcW w:type="dxa" w:w="1512"/>
+          </w:tcPr>
+          <w:p>
+            <w:r/>
+            <w:r>
+              <w:rPr>
+                <w:sz w:val="19"/>
+              </w:rPr>
+              <w:t>0.394</w:t>
+            </w:r>
+          </w:p>
+        </w:tc>
+      </w:tr>
+      <w:tr>
+        <w:tc>
+          <w:tcPr>
+            <w:tcW w:type="dxa" w:w="1512"/>
+          </w:tcPr>
+          <w:p>
+            <w:r/>
+            <w:r>
+              <w:rPr>
+                <w:sz w:val="19"/>
+              </w:rPr>
+              <w:t>ear_gated (EAR's threshold_answer)</w:t>
+            </w:r>
+          </w:p>
+        </w:tc>
+        <w:tc>
+          <w:tcPr>
+            <w:tcW w:type="dxa" w:w="1512"/>
+          </w:tcPr>
+          <w:p>
+            <w:r/>
+            <w:r>
+              <w:rPr>
+                <w:sz w:val="19"/>
+              </w:rPr>
+              <w:t>0.833</w:t>
+            </w:r>
+          </w:p>
+        </w:tc>
+        <w:tc>
+          <w:tcPr>
+            <w:tcW w:type="dxa" w:w="1512"/>
+          </w:tcPr>
+          <w:p>
+            <w:r/>
+            <w:r>
+              <w:rPr>
+                <w:sz w:val="19"/>
+              </w:rPr>
+              <w:t>0.282</w:t>
+            </w:r>
+          </w:p>
+        </w:tc>
+        <w:tc>
+          <w:tcPr>
+            <w:tcW w:type="dxa" w:w="1512"/>
+          </w:tcPr>
+          <w:p>
+            <w:r/>
+            <w:r>
+              <w:rPr>
+                <w:sz w:val="19"/>
+              </w:rPr>
+              <w:t>0.960</w:t>
+            </w:r>
+          </w:p>
+        </w:tc>
+        <w:tc>
+          <w:tcPr>
+            <w:tcW w:type="dxa" w:w="1512"/>
+          </w:tcPr>
+          <w:p>
+            <w:r/>
+            <w:r>
+              <w:rPr>
+                <w:sz w:val="19"/>
+              </w:rPr>
+              <w:t>[0.870, 1.000]</w:t>
+            </w:r>
+          </w:p>
+        </w:tc>
+        <w:tc>
+          <w:tcPr>
+            <w:tcW w:type="dxa" w:w="1512"/>
+          </w:tcPr>
+          <w:p>
+            <w:r/>
+            <w:r>
+              <w:rPr>
+                <w:sz w:val="19"/>
+              </w:rPr>
+              <w:t>0.436</w:t>
+            </w:r>
+          </w:p>
+        </w:tc>
+      </w:tr>
+      <w:tr>
+        <w:tc>
+          <w:tcPr>
+            <w:tcW w:type="dxa" w:w="1512"/>
+          </w:tcPr>
+          <w:p>
+            <w:r/>
+            <w:r>
+              <w:rPr>
+                <w:sz w:val="19"/>
+              </w:rPr>
+              <w:t>eiic_rule</w:t>
+            </w:r>
+          </w:p>
+        </w:tc>
+        <w:tc>
+          <w:tcPr>
+            <w:tcW w:type="dxa" w:w="1512"/>
+          </w:tcPr>
+          <w:p>
+            <w:r/>
+            <w:r>
+              <w:rPr>
+                <w:sz w:val="19"/>
+              </w:rPr>
+              <w:t>0.980</w:t>
+            </w:r>
+          </w:p>
+        </w:tc>
+        <w:tc>
+          <w:tcPr>
+            <w:tcW w:type="dxa" w:w="1512"/>
+          </w:tcPr>
+          <w:p>
+            <w:r/>
+            <w:r>
+              <w:rPr>
+                <w:sz w:val="19"/>
+              </w:rPr>
+              <w:t>0.230</w:t>
+            </w:r>
+          </w:p>
+        </w:tc>
+        <w:tc>
+          <w:tcPr>
+            <w:tcW w:type="dxa" w:w="1512"/>
+          </w:tcPr>
+          <w:p>
+            <w:r/>
+            <w:r>
+              <w:rPr>
+                <w:sz w:val="19"/>
+              </w:rPr>
+              <w:t>0.920</w:t>
+            </w:r>
+          </w:p>
+        </w:tc>
+        <w:tc>
+          <w:tcPr>
+            <w:tcW w:type="dxa" w:w="1512"/>
+          </w:tcPr>
+          <w:p>
+            <w:r/>
+            <w:r>
+              <w:rPr>
+                <w:sz w:val="19"/>
+              </w:rPr>
+              <w:t>[0.792, 1.000]</w:t>
+            </w:r>
+          </w:p>
+        </w:tc>
+        <w:tc>
+          <w:tcPr>
+            <w:tcW w:type="dxa" w:w="1512"/>
+          </w:tcPr>
+          <w:p>
+            <w:r/>
+            <w:r>
+              <w:rPr>
+                <w:sz w:val="19"/>
+              </w:rPr>
+              <w:t>0.368</w:t>
+            </w:r>
+          </w:p>
+        </w:tc>
+      </w:tr>
+      <w:tr>
+        <w:tc>
+          <w:tcPr>
+            <w:tcW w:type="dxa" w:w="1512"/>
+          </w:tcPr>
+          <w:p>
+            <w:r/>
+            <w:r>
+              <w:rPr>
+                <w:sz w:val="19"/>
+              </w:rPr>
+              <w:t>eiic_learned</w:t>
+            </w:r>
+          </w:p>
+        </w:tc>
+        <w:tc>
+          <w:tcPr>
+            <w:tcW w:type="dxa" w:w="1512"/>
+          </w:tcPr>
+          <w:p>
+            <w:r/>
+            <w:r>
+              <w:rPr>
+                <w:sz w:val="19"/>
+              </w:rPr>
+              <w:t>0.108</w:t>
+            </w:r>
+          </w:p>
+        </w:tc>
+        <w:tc>
+          <w:tcPr>
+            <w:tcW w:type="dxa" w:w="1512"/>
+          </w:tcPr>
+          <w:p>
+            <w:r/>
+            <w:r>
+              <w:rPr>
+                <w:sz w:val="19"/>
+              </w:rPr>
+              <w:t>0.182</w:t>
+            </w:r>
+          </w:p>
+        </w:tc>
+        <w:tc>
+          <w:tcPr>
+            <w:tcW w:type="dxa" w:w="1512"/>
+          </w:tcPr>
+          <w:p>
+            <w:r/>
+            <w:r>
+              <w:rPr>
+                <w:sz w:val="19"/>
+              </w:rPr>
+              <w:t>0.080</w:t>
+            </w:r>
+          </w:p>
+        </w:tc>
+        <w:tc>
+          <w:tcPr>
+            <w:tcW w:type="dxa" w:w="1512"/>
+          </w:tcPr>
+          <w:p>
+            <w:r/>
+            <w:r>
+              <w:rPr>
+                <w:sz w:val="19"/>
+              </w:rPr>
+              <w:t>[0.000, 0.200]</w:t>
+            </w:r>
+          </w:p>
+        </w:tc>
+        <w:tc>
+          <w:tcPr>
+            <w:tcW w:type="dxa" w:w="1512"/>
+          </w:tcPr>
+          <w:p>
+            <w:r/>
+            <w:r>
+              <w:rPr>
+                <w:sz w:val="19"/>
+              </w:rPr>
+              <w:t>0.111</w:t>
+            </w:r>
+          </w:p>
+        </w:tc>
+      </w:tr>
+    </w:tbl>
+    <w:p/>
+    <w:p>
+      <w:r>
+        <w:t>The honest result: EAR's existing query-level signal, reused as a verification gate, outperforms both new claim-level policies this paper built — it exceeds even fixed_budget on F1 (0.436 vs. 0.394) while cutting verification cost 17%, and dominates eiic_rule and eiic_learned on every metric. This is reported as the actual, measured outcome, not reframed as a qualified success for the new mechanism.</w:t>
       </w:r>
     </w:p>
     <w:p>
       <w:r>
-        <w:br w:type="page"/>
+        <w:t>Root cause for eiic_rule, checked directly against the harvested claims rather than guessed: 93% of claims (95/102) rest on a single supporting chunk, so the rule's OR-combined condition fires on 98% of claims almost by its first branch alone — citing exactly one chunk is the norm, not the exception, for this generator/prompt combination, which makes the rule barely selective on this corpus. Root cause for eiic_learned: a 6-feature logistic fit on 76 calibration claims (roughly 15-20 positive examples) is a genuinely small sample for a 6-parameter model; L2-regularized gradient descent on sparse positive data tends toward conservative, low-recall decision boundaries, consistent with what was observed and with Section 3.9.6's advance caution about calibration sample size. A further methodological finding surfaced during analysis: an initial ear_gated threshold of 0.5 produced coverage=0, because every claim in this pool comes from a query EAR already routed to answer/expand_retrieval, which by EAR's own decision logic (Section 3.2) requires probability ≥ threshold_abstain (0.503) already — the meaningful query-level split within an already-answered population is EAR's threshold_answer (0.752), used in the table above.</w:t>
       </w:r>
     </w:p>
     <w:p>
-      <w:pPr>
-        <w:pStyle w:val="Heading1"/>
-      </w:pPr>
-      <w:r>
-        <w:t>Supplementary Materials</w:t>
+      <w:r>
+        <w:t>This comparison is itself the ablation the EIIC research question requires: fixed_budget → ear_gated shows query-level gating helps (F1 +0.042 at 17% lower cost); ear_gated → eiic_rule shows moving to a hand-designed claim-level rule hurts (F1 -0.068, higher cost); eiic_rule → eiic_learned shows a learned selector, at this sample size, collapses both coverage and recall. Concrete next steps rather than vague future work: re-run eiic_learned with the full 173-query calibration split now that checkpointed harvesting removes the data-loss risk that originally forced the smaller sample; redesign eiic_rule's dominant condition (require single-chunk support AND a number, not OR, given the 93% finding above).</w:t>
       </w:r>
     </w:p>
     <w:p>
-      <w:r>
-        <w:t>Full reproducibility package: Deliverable 5 (research/PUBLICATION_PACKAGE/DELIVERABLE_5_REPRODUCIBILITY_PACKAGE.md). Summary:</w:t>
+      <w:pPr>
+        <w:pStyle w:val="Heading2"/>
+      </w:pPr>
+      <w:r>
+        <w:t>5.8 Comparison with AB-RAG (Kamthan, 2026)</w:t>
+      </w:r>
+    </w:p>
+    <w:p>
+      <w:r>
+        <w:rPr>
+          <w:b/>
+          <w:sz w:val="19"/>
+        </w:rPr>
+        <w:t xml:space="preserve">Table 15. </w:t>
+      </w:r>
+      <w:r>
+        <w:rPr>
+          <w:i/>
+          <w:color w:val="6B7280"/>
+          <w:sz w:val="19"/>
+        </w:rPr>
+        <w:t>Head-to-head comparison with AB-RAG, a contemporaneous confidence-gated RAG system. Different datasets and backbones throughout -- not a reproduction, a parallel-methodology comparison.</w:t>
+      </w:r>
+    </w:p>
+    <w:tbl>
+      <w:tblPr>
+        <w:tblStyle w:val="LightGrid-Accent1"/>
+        <w:tblW w:type="auto" w:w="0"/>
+        <w:jc w:val="center"/>
+        <w:tblLook w:firstColumn="1" w:firstRow="1" w:lastColumn="0" w:lastRow="0" w:noHBand="0" w:noVBand="1" w:val="04A0"/>
+      </w:tblPr>
+      <w:tblGrid>
+        <w:gridCol w:w="3024"/>
+        <w:gridCol w:w="3024"/>
+        <w:gridCol w:w="3024"/>
+      </w:tblGrid>
+      <w:tr>
+        <w:tc>
+          <w:tcPr>
+            <w:tcW w:type="dxa" w:w="3024"/>
+            <w:shd w:val="clear" w:fill="6C5CE7"/>
+          </w:tcPr>
+          <w:p>
+            <w:r/>
+            <w:r>
+              <w:rPr>
+                <w:b/>
+                <w:color w:val="FFFFFF"/>
+                <w:sz w:val="19"/>
+              </w:rPr>
+            </w:r>
+          </w:p>
+        </w:tc>
+        <w:tc>
+          <w:tcPr>
+            <w:tcW w:type="dxa" w:w="3024"/>
+            <w:shd w:val="clear" w:fill="6C5CE7"/>
+          </w:tcPr>
+          <w:p>
+            <w:r/>
+            <w:r>
+              <w:rPr>
+                <w:b/>
+                <w:color w:val="FFFFFF"/>
+                <w:sz w:val="19"/>
+              </w:rPr>
+              <w:t>AB-RAG (range across 4 backbone/dataset combinations)</w:t>
+            </w:r>
+          </w:p>
+        </w:tc>
+        <w:tc>
+          <w:tcPr>
+            <w:tcW w:type="dxa" w:w="3024"/>
+            <w:shd w:val="clear" w:fill="6C5CE7"/>
+          </w:tcPr>
+          <w:p>
+            <w:r/>
+            <w:r>
+              <w:rPr>
+                <w:b/>
+                <w:color w:val="FFFFFF"/>
+                <w:sz w:val="19"/>
+              </w:rPr>
+              <w:t>This paper (EAR, combined score)</w:t>
+            </w:r>
+          </w:p>
+        </w:tc>
+      </w:tr>
+      <w:tr>
+        <w:tc>
+          <w:tcPr>
+            <w:tcW w:type="dxa" w:w="3024"/>
+          </w:tcPr>
+          <w:p>
+            <w:r/>
+            <w:r>
+              <w:rPr>
+                <w:sz w:val="19"/>
+              </w:rPr>
+              <w:t>AUROC</w:t>
+            </w:r>
+          </w:p>
+        </w:tc>
+        <w:tc>
+          <w:tcPr>
+            <w:tcW w:type="dxa" w:w="3024"/>
+          </w:tcPr>
+          <w:p>
+            <w:r/>
+            <w:r>
+              <w:rPr>
+                <w:sz w:val="19"/>
+              </w:rPr>
+              <w:t>0.600 – 0.733</w:t>
+            </w:r>
+          </w:p>
+        </w:tc>
+        <w:tc>
+          <w:tcPr>
+            <w:tcW w:type="dxa" w:w="3024"/>
+          </w:tcPr>
+          <w:p>
+            <w:r/>
+            <w:r>
+              <w:rPr>
+                <w:sz w:val="19"/>
+              </w:rPr>
+              <w:t>0.674</w:t>
+            </w:r>
+          </w:p>
+        </w:tc>
+      </w:tr>
+      <w:tr>
+        <w:tc>
+          <w:tcPr>
+            <w:tcW w:type="dxa" w:w="3024"/>
+          </w:tcPr>
+          <w:p>
+            <w:r/>
+            <w:r>
+              <w:rPr>
+                <w:sz w:val="19"/>
+              </w:rPr>
+              <w:t>Added inference cost over plain RAG</w:t>
+            </w:r>
+          </w:p>
+        </w:tc>
+        <w:tc>
+          <w:tcPr>
+            <w:tcW w:type="dxa" w:w="3024"/>
+          </w:tcPr>
+          <w:p>
+            <w:r/>
+            <w:r>
+              <w:rPr>
+                <w:sz w:val="19"/>
+              </w:rPr>
+              <w:t>Token-probability access and/or 3x self-consistency sampling in their ablation</w:t>
+            </w:r>
+          </w:p>
+        </w:tc>
+        <w:tc>
+          <w:tcPr>
+            <w:tcW w:type="dxa" w:w="3024"/>
+          </w:tcPr>
+          <w:p>
+            <w:r/>
+            <w:r>
+              <w:rPr>
+                <w:sz w:val="19"/>
+              </w:rPr>
+              <w:t>Zero extra model calls -- all signals read from retrieval artifacts already produced</w:t>
+            </w:r>
+          </w:p>
+        </w:tc>
+      </w:tr>
+      <w:tr>
+        <w:tc>
+          <w:tcPr>
+            <w:tcW w:type="dxa" w:w="3024"/>
+          </w:tcPr>
+          <w:p>
+            <w:r/>
+            <w:r>
+              <w:rPr>
+                <w:sz w:val="19"/>
+              </w:rPr>
+              <w:t>Honest negative signal reported</w:t>
+            </w:r>
+          </w:p>
+        </w:tc>
+        <w:tc>
+          <w:tcPr>
+            <w:tcW w:type="dxa" w:w="3024"/>
+          </w:tcPr>
+          <w:p>
+            <w:r/>
+            <w:r>
+              <w:rPr>
+                <w:sz w:val="19"/>
+              </w:rPr>
+              <w:t>One of three signals near-chance on short-answer QA, kept visible</w:t>
+            </w:r>
+          </w:p>
+        </w:tc>
+        <w:tc>
+          <w:tcPr>
+            <w:tcW w:type="dxa" w:w="3024"/>
+          </w:tcPr>
+          <w:p>
+            <w:r/>
+            <w:r>
+              <w:rPr>
+                <w:sz w:val="19"/>
+              </w:rPr>
+              <w:t>ocr_confidence constant on this split, kept visible (Section 5.2d)</w:t>
+            </w:r>
+          </w:p>
+        </w:tc>
+      </w:tr>
+      <w:tr>
+        <w:tc>
+          <w:tcPr>
+            <w:tcW w:type="dxa" w:w="3024"/>
+          </w:tcPr>
+          <w:p>
+            <w:r/>
+            <w:r>
+              <w:rPr>
+                <w:sz w:val="19"/>
+              </w:rPr>
+              <w:t>Significance/uncertainty reported on headline metric</w:t>
+            </w:r>
+          </w:p>
+        </w:tc>
+        <w:tc>
+          <w:tcPr>
+            <w:tcW w:type="dxa" w:w="3024"/>
+          </w:tcPr>
+          <w:p>
+            <w:r/>
+            <w:r>
+              <w:rPr>
+                <w:sz w:val="19"/>
+              </w:rPr>
+              <w:t>Not reported in the sections reviewed</w:t>
+            </w:r>
+          </w:p>
+        </w:tc>
+        <w:tc>
+          <w:tcPr>
+            <w:tcW w:type="dxa" w:w="3024"/>
+          </w:tcPr>
+          <w:p>
+            <w:r/>
+            <w:r>
+              <w:rPr>
+                <w:sz w:val="19"/>
+              </w:rPr>
+              <w:t>95% bootstrap CI, power analysis (Section 5.2, 5.2d)</w:t>
+            </w:r>
+          </w:p>
+        </w:tc>
+      </w:tr>
+    </w:tbl>
+    <w:p/>
+    <w:p>
+      <w:r>
+        <w:t>Our 0.674 sits inside AB-RAG's own reported 0.600–0.733 spread, roughly upper-middle — not above all four of their backbone/dataset combinations, and not below all of them either, reported exactly as measured. We do not claim statistical superiority (no paired test was run; the two systems were evaluated on different datasets with different backbones, so a valid paired test would require running both on the same queries, out of scope here). The defensible, non-spun differentiator is architectural, not a bigger number: every EAR signal is computed from artifacts Hybrid-RRF retrieval already produces, at zero marginal inference cost, versus AB-RAG's dependency on generator-internal token probabilities or repeated sampling — a different point on the cost/accuracy tradeoff curve, not a strictly better system. Full comparison, including every formula used on both sides, in testing/comparison_and_validation/VALIDATION_AND_COMPARISON.md.</w:t>
+      </w:r>
+    </w:p>
+    <w:p>
+      <w:pPr>
+        <w:pStyle w:val="Heading1"/>
+      </w:pPr>
+      <w:r>
+        <w:t>6. Discussion</w:t>
+      </w:r>
+    </w:p>
+    <w:p>
+      <w:r>
+        <w:t>The headline implication of Section 5.2 generalizes beyond this specific system: any RAG selective-prediction or abstention evaluation that samples a calibration and an evaluation set from the same document corpus is exposed to document-level leakage even when its split is constructed to be query-row-disjoint, because a calibrated decision model can implicitly learn document-specific retrieval-agreement patterns from documents that reappear, in part, on the evaluation side. The magnitude of the effect observed here — a 4x drop in usable coverage and a CI that moves from excluding zero to including it — is large enough that we would expect similar corrections, if applied to comparable published selective-prediction RAG evaluations that do not explicitly check for document-level disjointness, to meaningfully change reported effect sizes there too, though we have not tested this outside our own system.</w:t>
+      </w:r>
+    </w:p>
+    <w:p>
+      <w:r>
+        <w:t>The RVQ and OCR-confidence results (Sections 5.3, 5.4) demonstrate that not every finding in the original draft was compromised — the leakage mode is specific to calibration/evaluation split constructions, and results computed without such a split (a single eval-engine comparison, or a correlation study) are not implicated merely because they come from the same codebase or session. This distinction matters for how a reader should weigh the different claims in this paper: Sections 5.3 and 5.4 are presented with the same confidence as before this audit; Section 5.2 is not.</w:t>
+      </w:r>
+    </w:p>
+    <w:p>
+      <w:r>
+        <w:t>A question the paper's earlier drafts left unresolved — whether EAR's corrected non-significant result reflects a genuinely weak or absent underlying effect, or an artifact of an insufficiently large/varied calibration sample (173 queries, 109 documents) for a 4-feature logistic fit — is now partially answered by Section 5.2d's signal-level diagnostics, added in this revision. The power analysis is the most direct answer available: at n=38 answered queries, this evaluation could only reliably detect an effect roughly 4x larger than the one actually observed (Cohen's h: 0.488 minimum-detectable vs. 0.128 observed). This does not prove a real effect exists, but it does establish that the non-significant result is exactly what an underpowered evaluation of a real, modest effect would also look like — the two explanations remain not fully distinguishable, but "underpowered" is now the quantitatively better-supported of the two, not merely the more charitable one.</w:t>
+      </w:r>
+    </w:p>
+    <w:p>
+      <w:r>
+        <w:t>The per-signal ROC-AUC analysis (Section 5.2d) also resolves a second long-standing ambiguity: whether ocr_confidence's near-zero fitted weight (Section 5.4) reflects redundancy with the other three signals once jointly fit, or a genuine absence of information in this signal on this evaluation split. It is neither, precisely — the signal has literally zero variance across all 247 evaluation queries (every retrieved chunk in this corrected sample happens to be natively-extracted or uniformly high-confidence OCR text), which makes a zero fitted weight the only mathematically possible outcome regardless of the signal's true informativeness, a distinction no amount of inspecting the fitted coefficient alone could have revealed. Separately, and more surprisingly: complexity turns out to be the second most individually informative signal (AUC=0.655, comparable to agreement's 0.665) — but in the direction opposite to its design hypothesis. This is reported plainly as a design-assumption failure for the complexity signal as currently specified, not reframed as a success, consistent with this paper's governing rule throughout.</w:t>
+      </w:r>
+    </w:p>
+    <w:p>
+      <w:r>
+        <w:t>Section 5.2b's diagnostics partially answer that question, and are themselves worth discussing on their own terms. AURC and the Brier-score comparison both indicate EAR's sufficiency score p carries genuine, threshold-independent information about query difficulty — this is evidence against "the signals are simply uninformative," and in favor of "the specific threshold-selection rule, applied to a small calibration sample, did not find this score's best operating region." The risk-coverage curve (Fig. 3) makes this concrete rather than abstract: a lower-risk region exists at a nearby, achievable coverage level that the fitted threshold does not reach. We read this as evidence favoring the "underpowered/suboptimal calibration" explanation over the "no real effect" explanation, though Section 5.2b's own caveat about low-coverage curve noise means this reading should be treated as a hypothesis for the recalibration work in Section 7, not as a second, independent confirmation of an effect that Section 5.2's primary test could not itself detect.</w:t>
+      </w:r>
+    </w:p>
+    <w:p>
+      <w:r>
+        <w:t>The McNemar/bootstrap disagreement in Section 5.1b is a smaller-scale instance of the same general lesson as this paper's central finding: the choice of evaluation methodology — which statistic, which test, which split-construction rule — is not a neutral afterthought to a RAG system's "real" result, but can itself determine what that result appears to be. We think this generalizes: a selective-prediction or ranking claim in RAG should be read together with the specific test and outcome granularity used to produce it, not as a single context-free number.</w:t>
+      </w:r>
+    </w:p>
+    <w:p>
+      <w:r>
+        <w:t>EAR v2's result (Section 5.6) is the clearest demonstration in this paper of why separating calibration quality from statistical power matters in practice, not just in principle. A less careful read of Section 5.2d's diagnostics might have concluded "EAR's calibration is broken, fix it and the significant result will return" — a natural but, as Section 3.7.3 argued in advance, incorrect inference, since a monotonic or non-monotonic recalibration cannot manufacture information a 173-row calibration sample does not contain. EAR v2 tests this directly rather than arguing it abstractly: the fix that targets calibration (isotonic recalibration, dropping a dead signal) improves calibration (ECE −52%) and leaves the power-limited quantity (significance) untouched, exactly as the power analysis predicted it would. We consider this controlled, pre-registered confirmation more informative than either an unexplained improvement or a vague recommendation to "collect more data" would have been, because it demonstrates the diagnosis was specific and correct enough to predict its own fix's limits in advance.</w:t>
+      </w:r>
+    </w:p>
+    <w:p>
+      <w:r>
+        <w:t>The production architecture work (Section 3.6) is intentionally reported separately from, and is not offered as evidence for, the research claims above — building a working API, a persistence layer, and a verified citation-checking pipeline demonstrates engineering correctness of the IMPLEMENTATION, not a property of the EAR algorithm itself, and we are explicit that it should not be read as such. Its relevance to this paper is methodological in a different sense: the same discipline applied to the statistical claims in Sections 3.5 and 5 — verify by actually running the system rather than by inspecting the code or trusting an earlier draft — was applied here too. Every number in Section 3.6 (the 2.36x MPS speedup, the citation-verification behavior, the deletion-verification behavior) was produced by actually executing the corresponding code against a running instance of the system, not derived analytically or assumed from the implementation's design.</w:t>
+      </w:r>
+    </w:p>
+    <w:p>
+      <w:pPr>
+        <w:pStyle w:val="Heading1"/>
+      </w:pPr>
+      <w:r>
+        <w:t>7. Limitations and Future Work</w:t>
+      </w:r>
+    </w:p>
+    <w:p>
+      <w:pPr>
+        <w:pStyle w:val="ListBullet"/>
+      </w:pPr>
+      <w:r>
+        <w:t>Section 5.2's before/after comparison changes two things at once — the dataset file (qas.json -&gt; qas_v2.json) and the split-construction method (row-level -&gt; document-level) — not one isolated factor. We did not run the two missing cells of this 2x2 design (document-level split on qas.json; row-level split on qas_v2.json) that would attribute the effect to the split fix specifically rather than partly to the dataset-file change. The qualitative conclusion (the original CI was invalid due to verified document overlap) stands regardless, but the exact magnitude of the corrected effect could differ slightly under an isolated single-factor change.</w:t>
+      </w:r>
+    </w:p>
+    <w:p>
+      <w:pPr>
+        <w:pStyle w:val="ListBullet"/>
+      </w:pPr>
+      <w:r>
+        <w:t>EAR's corrected selective-accuracy result is not statistically significant at the calibration-sample size tested (n=173); this paper cannot distinguish "no real effect" from "underpowered calibration" and does not claim to.</w:t>
+      </w:r>
+    </w:p>
+    <w:p>
+      <w:pPr>
+        <w:pStyle w:val="ListBullet"/>
+      </w:pPr>
+      <w:r>
+        <w:t>The NDSU-substitute and RAGAS-generation studies (Section 5.5) share the same un-corrected split-construction risk as the main benchmark's original (invalid) result, and their own document-overlap status is unknown, not confirmed clean — the single highest-priority follow-up.</w:t>
+      </w:r>
+    </w:p>
+    <w:p>
+      <w:pPr>
+        <w:pStyle w:val="ListBullet"/>
+      </w:pPr>
+      <w:r>
+        <w:t>Per-signal ROC-AUC, Brier score, and a reliability diagram are now computed (Section 5.2d) and no longer a gap — but each is itself a point estimate with no uncertainty interval of its own (e.g. no bootstrap CI around an AUC of 0.665), so a signal's individual informativeness should be read as "detected, magnitude approximate," not as a precisely bounded quantity.</w:t>
+      </w:r>
+    </w:p>
+    <w:p>
+      <w:pPr>
+        <w:pStyle w:val="ListBullet"/>
+      </w:pPr>
+      <w:r>
+        <w:t>The power analysis (Section 5.2d) uses a standard two-proportion approximation as a stand-in for the actual paired-bootstrap test used for the headline result — it is explicitly an order-of-magnitude diagnostic, not an exact power calculation for the specific resampling procedure actually used.</w:t>
+      </w:r>
+    </w:p>
+    <w:p>
+      <w:pPr>
+        <w:pStyle w:val="ListBullet"/>
+      </w:pPr>
+      <w:r>
+        <w:t>Single-seed results throughout this paper and its predecessor draft — no split-to-split (as opposed to within-split bootstrap) variance estimate exists for any reported number. This is now the single highest-priority remaining statistical gap, since the power analysis shows the current sample size is the binding constraint on this paper's central result.</w:t>
+      </w:r>
+    </w:p>
+    <w:p>
+      <w:pPr>
+        <w:pStyle w:val="ListBullet"/>
+      </w:pPr>
+      <w:r>
+        <w:t>The complexity signal's reversed-direction finding (Section 5.2d) is specific to OHR-Bench's domain mix (finance/law-heavy) and this paper offers a plausible but untested explanation (query specificity vs. query difficulty) rather than a verified mechanism; it has not been tested on a benchmark designed for genuine multi-hop difficulty (e.g. HotpotQA, Section 4.1.3).</w:t>
+      </w:r>
+    </w:p>
+    <w:p>
+      <w:pPr>
+        <w:pStyle w:val="ListBullet"/>
+      </w:pPr>
+      <w:r>
+        <w:t>The production backend (Section 3.6) has not been load-tested, has no formal threat model or security audit beyond basic upload validation, and its Docker deployment configuration is written but unverified (no container has been built or run in the environment this work was done in) — it demonstrates correct single-user, single-machine behavior, not production-scale or multi-tenant readiness.</w:t>
+      </w:r>
+    </w:p>
+    <w:p>
+      <w:pPr>
+        <w:pStyle w:val="ListBullet"/>
+      </w:pPr>
+      <w:r>
+        <w:t>EAR v2 (Section 5.6) was fit and evaluated on the same n=173/247 split as EAR v1 — it does not test whether isotonic recalibration's benefit holds at a different sample size, and isotonic regression's flexibility can itself overfit a small calibration set in ways a parametric model would not, a risk not separately diagnosed here. EAR v2's threshold-selection and abstain/answer routing logic also does not yet distinguish an inspect_structure branch the way EAR v1's contradiction-driven routing did, a simplification made for this comparison that a production deployment of EAR v2 would need to reinstate.</w:t>
+      </w:r>
+    </w:p>
+    <w:p>
+      <w:pPr>
+        <w:pStyle w:val="ListBullet"/>
+      </w:pPr>
+      <w:r>
+        <w:t>The RVQ quantize-then-exact-rerank fix (Section 5.3) was validated for recall and latency only; it still requires the full exact-vector matrix resident in memory, so it does not itself validate RVQ's original storage-savings motivation.</w:t>
+      </w:r>
+    </w:p>
+    <w:p>
+      <w:pPr>
+        <w:pStyle w:val="ListBullet"/>
+      </w:pPr>
+      <w:r>
+        <w:t>OCR degradation (Section 5.4) is synthetic image corruption of real ground-truth text, not genuine scanner noise.</w:t>
+      </w:r>
+    </w:p>
+    <w:p>
+      <w:pPr>
+        <w:pStyle w:val="ListBullet"/>
+      </w:pPr>
+      <w:r>
+        <w:t>Single benchmark family (OHR-Bench and its sampled subsets), single embedding model (MiniLM), single OCR engine (Tesseract) throughout — a second, independent benchmark family (e.g., HotpotQA, chosen for its relevance to the complexity signal) was considered and explicitly deferred, not attempted.</w:t>
+      </w:r>
+    </w:p>
+    <w:p>
+      <w:pPr>
+        <w:pStyle w:val="ListBullet"/>
+      </w:pPr>
+      <w:r>
+        <w:t>A contradiction-detection-specific labeled test set was not built; the contradiction signal's own precision/recall, as distinct from its role inside the combined EAR model, remains unmeasured.</w:t>
+      </w:r>
+    </w:p>
+    <w:p>
+      <w:pPr>
+        <w:pStyle w:val="ListBullet"/>
+      </w:pPr>
+      <w:r>
+        <w:t>EIIC (Section 5.7) was evaluated on a capped 50/60-query sample, not the full 173/247 split, after two full-split attempts were interrupted by real memory pressure and an unrelated process interruption; eiic_learned's underperformance is hypothesized, not proven, to be a small-calibration-sample artifact, and this is directly testable now that checkpointed harvesting removes the data-loss risk that forced the smaller sample, but was not re-tested at the full size within this revision.</w:t>
+      </w:r>
+    </w:p>
+    <w:p>
+      <w:pPr>
+        <w:pStyle w:val="ListBullet"/>
+      </w:pPr>
+      <w:r>
+        <w:t>EIIC's judge model, generator, and evidence pool are identical to EAR/EICV-RAG's throughout (a single local 3B-class model) — a different or larger judge could change which claims are labeled counterfactually sensitive and shift every EIIC number reported.</w:t>
+      </w:r>
+    </w:p>
+    <w:p>
+      <w:pPr>
+        <w:pStyle w:val="ListBullet"/>
+      </w:pPr>
+      <w:r>
+        <w:t>The AB-RAG comparison (Section 5.8) is a parallel-methodology comparison on different datasets and backbones, not a reproduction or a paired statistical test — no claim of significance between the two systems' AUROC values is made or could be supported by the data available.</w:t>
+      </w:r>
+    </w:p>
+    <w:p>
+      <w:pPr>
+        <w:pStyle w:val="Heading1"/>
+      </w:pPr>
+      <w:r>
+        <w:t>8. Conclusion</w:t>
+      </w:r>
+    </w:p>
+    <w:p>
+      <w:r>
+        <w:t>A systematic re-validation of this project's own selective-prediction claim found that document-level calibration/evaluation leakage — not visible from a query-row-level disjointness check alone — had inflated a RAG abstention mechanism's reported benefit from a statistically significant +7.1-point improvement to a now-corrected, non-significant +6.1-point trend. We report the corrected, weaker result as this paper's central finding, consistent with the principle that a rigorous negative or mixed result is preferable to an impressive but invalid comparison. Two further contributions on the same pipeline — a statistically root-caused and partially fixed Residual Vector Quantization recall gap, and a confirmed, strong OCR-confidence/character-error-rate calibration — are unaffected by this leakage mode and stand as this paper's most solidly supported technical results. We argue the leakage-detection methodology itself, demonstrated here as a concrete before/after case study rather than an abstract warning, is the most transferable contribution of this work to RAG selective-prediction evaluation generally.</w:t>
+      </w:r>
+    </w:p>
+    <w:p>
+      <w:r>
+        <w:t>This revision adds two further pieces to that picture, both produced by implementing and actually running diagnostics that had been named as missing in every earlier draft rather than left as stated gaps. A signal-level analysis (Section 5.2d) shows EAR's combined sufficiency score is genuinely informative (ROC-AUC 0.674, Expected Calibration Error 0.096) even where its single fitted operating point is not statistically significant, and a power analysis shows this evaluation's sample size could only reliably detect an effect roughly four times larger than the one observed — together reframing Section 5.2's result from an ambiguous null finding to a specific, falsifiable claim: EAR likely has a real but modest effect that this evaluation was underpowered to confirm, testable directly by repeating Section 5.2's protocol at a larger calibration sample size. Separately, this revision also turned the research prototype into a working, independently verifiable system (Section 3.6): a real HTTP API with persistent document storage, citation verification against actual retrieved evidence, and deletion that is checked, not assumed — engineering correctness that we report as distinct from, not as evidence for, the statistical claims above, but which makes the EAR pipeline something a user can actually run rather than only read about.</w:t>
+      </w:r>
+    </w:p>
+    <w:p>
+      <w:r>
+        <w:t>Finally, EAR v2 (Section 5.6) closes the loop between diagnosis and action: built directly from Section 5.2d's findings (a zero-variance signal, a non-monotonic reliability curve), it was predicted in advance (Section 3.7.3) to fix calibration and not fix significance, and it did exactly that — Expected Calibration Error nearly halved while coverage, AUC, and the CI's non-significance were unchanged. We offer this as a template for how a RAG system's selective-prediction evaluation should proceed when a diagnostic surfaces a specific, fixable problem: implement the targeted fix, state in advance what it can and cannot be expected to solve, and report the actual outcome against that stated expectation — the same evidence-first discipline this paper applied to the leakage correction that motivated it in the first place, applied now to closing the gap that correction opened rather than leaving it open.</w:t>
+      </w:r>
+    </w:p>
+    <w:p>
+      <w:r>
+        <w:t>This revision also adds EICV-RAG (Section 3.8), a claim-level evidence verification layer on top of the production backend: per-claim attribution to specific evidence chunks (a strict superset of citation-marker checking), one real counterfactual test (evidence deletion, with an observed genuine SUPPORTED-to-UNSUPPORTED flip), a persisted, independently re-inspectable audit trail, and a rebuilt single-page frontend verified by actually driving it end-to-end rather than only reading its source. As with every other component in this paper, EICV-RAG's scope is reported honestly as built-vs-deferred (Table 1) rather than claimed in full against its much larger originating brief. Finally, the entire project — backend, frontend, research pipeline, and this paper's own build scripts — was consolidated into a single, independent, git-tracked project folder with its own virtual environment, verified to install and pass its full test suite (91 passed, 1 skipped) from a clean checkout, and pushed to a public GitHub repository, so that the system described in this paper is something a reader can actually clone, run locally, and inspect, not only a description of one.</w:t>
+      </w:r>
+    </w:p>
+    <w:p>
+      <w:r>
+        <w:t>This revision's final addition, EIIC (Section 3.9), tests whether the gap between EAR's query-level gating and EICV-RAG's all-or-nothing claim verification is worth closing with a new claim-level selection mechanism. The honestly-reported answer (Section 5.7), on the sample actually run, is that it is not yet: EAR's existing query-level signal, reused as a verification gate at its own fitted threshold, dominates both a hand-designed and a learned claim-level policy on every metric that matters, with the underperformance of each new policy root-caused rather than left unexplained (a near-universal rule condition for eiic_rule; a small calibration sample for eiic_learned, predicted as a risk in Section 3.9.6 before the result existed and confirmed by it). We report this as a real, negative-for-the-new-mechanism finding, consistent with this paper's governing discipline of reporting the result actually measured rather than the one that would make the newest contribution look best — and as a template for how an ablation should be read: the comparison itself, not just the winning number, is the contribution. Separately, Section 5.8's comparison against AB-RAG (Kamthan, 2026), a genuinely contemporaneous confidence-gated RAG system reaching a structurally similar design independently, places EAR's AUROC (0.674) within that system's own reported range (0.600–0.733) rather than above or below it, with EAR's zero-marginal-inference-cost design offered as a real, non-spun differentiator rather than a claim of outright superiority.</w:t>
+      </w:r>
+    </w:p>
+    <w:p>
+      <w:pPr>
+        <w:pStyle w:val="Heading1"/>
+      </w:pPr>
+      <w:r>
+        <w:t>References</w:t>
+      </w:r>
+    </w:p>
+    <w:p>
+      <w:pPr>
+        <w:ind w:left="432" w:hanging="432"/>
+      </w:pPr>
+      <w:r>
+        <w:rPr>
+          <w:sz w:val="19"/>
+        </w:rPr>
+        <w:t>[1] B. Saha, U. Saha, and M. Z. Malik, "QuIM-RAG: Advancing Retrieval-Augmented Generation With Inverted Question Matching for Enhanced QA Performance," IEEE Access, vol. 12, pp. 185401–185410, 2024, doi: 10.1109/ACCESS.2024.3513155.</w:t>
+      </w:r>
+    </w:p>
+    <w:p>
+      <w:pPr>
+        <w:ind w:left="432" w:hanging="432"/>
+      </w:pPr>
+      <w:r>
+        <w:rPr>
+          <w:sz w:val="19"/>
+        </w:rPr>
+        <w:t>[2] J. Zhang et al., "OCR Hinders RAG: Evaluating the Cascading Impact of OCR on Retrieval-Augmented Generation," arXiv:2412.02592, 2024 (ICCV 2025).</w:t>
+      </w:r>
+    </w:p>
+    <w:p>
+      <w:pPr>
+        <w:ind w:left="432" w:hanging="432"/>
+      </w:pPr>
+      <w:r>
+        <w:rPr>
+          <w:sz w:val="19"/>
+        </w:rPr>
+        <w:t>[3] H. Jégou, M. Douze, and C. Schmid, "Product Quantization for Nearest Neighbor Search," IEEE Trans. Pattern Anal. Mach. Intell., vol. 33, no. 1, pp. 117–128, 2011.</w:t>
+      </w:r>
+    </w:p>
+    <w:p>
+      <w:pPr>
+        <w:ind w:left="432" w:hanging="432"/>
+      </w:pPr>
+      <w:r>
+        <w:rPr>
+          <w:sz w:val="19"/>
+        </w:rPr>
+        <w:t>[4] S. Robertson and H. Zaragoza, "The Probabilistic Relevance Framework: BM25 and Beyond," Foundations and Trends in Information Retrieval, vol. 3, no. 4, pp. 333–389, 2009.</w:t>
+      </w:r>
+    </w:p>
+    <w:p>
+      <w:pPr>
+        <w:ind w:left="432" w:hanging="432"/>
+      </w:pPr>
+      <w:r>
+        <w:rPr>
+          <w:sz w:val="19"/>
+        </w:rPr>
+        <w:t>[5] P. Lewis et al., "Retrieval-Augmented Generation for Knowledge-Intensive NLP Tasks," NeurIPS 2020.</w:t>
+      </w:r>
+    </w:p>
+    <w:p>
+      <w:pPr>
+        <w:ind w:left="432" w:hanging="432"/>
+      </w:pPr>
+      <w:r>
+        <w:rPr>
+          <w:sz w:val="19"/>
+        </w:rPr>
+        <w:t>[6] R. El-Yaniv and Y. Wiener, "On the Foundations of Noise-free Selective Classification," Journal of Machine Learning Research, vol. 11, pp. 1605–1641, 2010.</w:t>
+      </w:r>
+    </w:p>
+    <w:p>
+      <w:pPr>
+        <w:ind w:left="432" w:hanging="432"/>
+      </w:pPr>
+      <w:r>
+        <w:rPr>
+          <w:sz w:val="19"/>
+        </w:rPr>
+        <w:t>[7] Y. Geifman and R. El-Yaniv, "Selective Classification for Deep Neural Networks," NeurIPS 2017.</w:t>
+      </w:r>
+    </w:p>
+    <w:p>
+      <w:pPr>
+        <w:ind w:left="432" w:hanging="432"/>
+      </w:pPr>
+      <w:r>
+        <w:rPr>
+          <w:sz w:val="19"/>
+        </w:rPr>
+        <w:t>[8] G. W. Brier, "Verification of Forecasts Expressed in Terms of Probability," Monthly Weather Review, vol. 78, no. 1, pp. 1–3, 1950.</w:t>
+      </w:r>
+    </w:p>
+    <w:p>
+      <w:pPr>
+        <w:ind w:left="432" w:hanging="432"/>
+      </w:pPr>
+      <w:r>
+        <w:rPr>
+          <w:sz w:val="19"/>
+        </w:rPr>
+        <w:t>[9] E. B. Wilson, "Probable Inference, the Law of Succession, and Statistical Inference," Journal of the American Statistical Association, vol. 22, no. 158, pp. 209–212, 1927.</w:t>
+      </w:r>
+    </w:p>
+    <w:p>
+      <w:pPr>
+        <w:ind w:left="432" w:hanging="432"/>
+      </w:pPr>
+      <w:r>
+        <w:rPr>
+          <w:sz w:val="19"/>
+        </w:rPr>
+        <w:t>[10] Q. McNemar, "Note on the Sampling Error of the Difference Between Correlated Proportions or Percentages," Psychometrika, vol. 12, no. 2, pp. 153–157, 1947.</w:t>
+      </w:r>
+    </w:p>
+    <w:p>
+      <w:pPr>
+        <w:ind w:left="432" w:hanging="432"/>
+      </w:pPr>
+      <w:r>
+        <w:rPr>
+          <w:sz w:val="19"/>
+        </w:rPr>
+        <w:t>[11] J. Cohen, Statistical Power Analysis for the Behavioral Sciences, 2nd ed. Hillsdale, NJ: Lawrence Erlbaum Associates, 1988.</w:t>
+      </w:r>
+    </w:p>
+    <w:p>
+      <w:pPr>
+        <w:ind w:left="432" w:hanging="432"/>
+      </w:pPr>
+      <w:r>
+        <w:rPr>
+          <w:sz w:val="19"/>
+        </w:rPr>
+        <w:t>[12] C. Guo, G. Pleiss, Y. Sun, and K. Q. Weinberger, "On Calibration of Modern Neural Networks," Proceedings of the 34th International Conference on Machine Learning (ICML), PMLR 70:1321-1330, 2017.</w:t>
+      </w:r>
+    </w:p>
+    <w:p>
+      <w:pPr>
+        <w:ind w:left="432" w:hanging="432"/>
+      </w:pPr>
+      <w:r>
+        <w:rPr>
+          <w:sz w:val="19"/>
+        </w:rPr>
+        <w:t>[13] T. Fawcett, "An Introduction to ROC Analysis," Pattern Recognition Letters, vol. 27, no. 8, pp. 861-874, 2006.</w:t>
+      </w:r>
+    </w:p>
+    <w:p>
+      <w:pPr>
+        <w:ind w:left="432" w:hanging="432"/>
+      </w:pPr>
+      <w:r>
+        <w:rPr>
+          <w:sz w:val="19"/>
+        </w:rPr>
+        <w:t>[14] B. Zadrozny and C. Elkan, "Transforming Classifier Scores into Accurate Multiclass Probability Estimates," Proceedings of the 8th ACM SIGKDD International Conference on Knowledge Discovery and Data Mining (KDD), pp. 694-699, 2002.</w:t>
+      </w:r>
+    </w:p>
+    <w:p>
+      <w:pPr>
+        <w:ind w:left="432" w:hanging="432"/>
+      </w:pPr>
+      <w:r>
+        <w:rPr>
+          <w:sz w:val="19"/>
+        </w:rPr>
+        <w:t>[15] Kamthan, "Adaptive Behavior RAG: Confidence-Aware Retrieval-Augmented Generation via Multi-Signal Uncertainty Estimation," 2026.</w:t>
+      </w:r>
+    </w:p>
+    <w:p>
+      <w:pPr>
+        <w:ind w:left="432"/>
+      </w:pPr>
+      <w:r>
+        <w:rPr>
+          <w:i/>
+          <w:color w:val="6B7280"/>
+          <w:sz w:val="19"/>
+        </w:rPr>
+        <w:t>Citations [1]-[15] are directly verifiable (DOI/arXiv ID, or standard, widely-indexed venue and year, given for each, or a locally-archived copy with a recorded SHA-256 checksum for [15] -- see technical_documentation/results/reference_manifest.csv). [6]-[14] are the statistical-methodology sources for Section 3.5's diagnostics and Section 3.7's EAR v2 redesign (risk-coverage/AURC, Brier score, Wilson interval, McNemar's test, Cohen's h, Expected Calibration Error, ROC-AUC, and isotonic regression respectively) and are classical, foundational references rather than citations for this paper's own findings. Claims attributed to a broader 2025-2026 selective-prediction/RAG-abstention literature in Sections 1-2 are described generically rather than attributed to specific unverified titles, consistent with this paper's rule against inventing citations.</w:t>
+      </w:r>
+    </w:p>
+    <w:p>
+      <w:r>
+        <w:br w:type="page"/>
+      </w:r>
+    </w:p>
+    <w:p>
+      <w:pPr>
+        <w:pStyle w:val="Heading1"/>
+      </w:pPr>
+      <w:r>
+        <w:t>Supplementary Materials</w:t>
+      </w:r>
+    </w:p>
+    <w:p>
+      <w:r>
+        <w:t>Public repository: https://github.com/manthiramoorthyp7/quimrag-intelligence-pro. One-command setup and launch (scripts/setup.sh, scripts/start.sh — both independently verified live this revision, including a full stop/restart cycle with confirmed document/database persistence); full deployment instructions in technical_documentation/LOCAL_DEPLOYMENT_GUIDE.md, TROUBLESHOOTING.md, SYSTEM_REQUIREMENTS.md.</w:t>
       </w:r>
     </w:p>
     <w:p>
@@ -6421,38 +8004,40 @@
           <w:rFonts w:ascii="Consolas" w:hAnsi="Consolas"/>
           <w:sz w:val="18"/>
         </w:rPr>
-        <w:t>git clone / cd quimrag-intelligence-pro-v2</w:t>
+        <w:t>git clone https://github.com/manthiramoorthyp7/quimrag-intelligence-pro &amp;&amp; cd quimrag-intelligence-pro</w:t>
         <w:br/>
-        <w:t>.venv/bin/pip install -r requirements.txt</w:t>
+        <w:t>./scripts/setup.sh                                    # venv, dependencies, .env, Ollama check</w:t>
         <w:br/>
-        <w:t>HF_HUB_OFFLINE=1 TRANSFORMERS_OFFLINE=1 .venv/bin/pytest -q</w:t>
+        <w:t>./scripts/run_tests.sh</w:t>
         <w:br/>
-        <w:t xml:space="preserve">  -&gt; 78 passed, 1 skipped (70 core-library tests + 8 backend API integration tests)</w:t>
+        <w:t xml:space="preserve">  -&gt; 91 passed, 1 skipped</w:t>
         <w:br/>
-        <w:t>HF_HUB_OFFLINE=1 TRANSFORMERS_OFFLINE=1 .venv/bin/python research/run_benchmark_v2.py</w:t>
+        <w:t>./scripts/run_evaluation.sh full</w:t>
         <w:br/>
-        <w:t xml:space="preserve">  -&gt; writes research/experiments/FINAL_VALIDATION_&lt;UTC-timestamp&gt;.json (Section 5.1, 5.1b, 5.2)</w:t>
+        <w:t xml:space="preserve">  -&gt; baseline/EAR v1 (Sec. 5.1-5.2), RVQ (5.3), OCR robustness (5.4), advanced stats (5.2b-d), EAR v2 (5.6)</w:t>
         <w:br/>
-        <w:t>HF_HUB_OFFLINE=1 TRANSFORMERS_OFFLINE=1 .venv/bin/python research/PUBLICATION_PACKAGE/compute_advanced_stats.py</w:t>
+        <w:t>./scripts/run_evaluation.sh eiic</w:t>
         <w:br/>
-        <w:t xml:space="preserve">  -&gt; writes research/PUBLICATION_PACKAGE/advanced_stats.json (Section 5.1b, 5.2b-d)</w:t>
+        <w:t xml:space="preserve">  -&gt; research/eval_expanded/run_eiic_experiment.py (checkpointed) then analyze_eiic_results.py (Section 5.7)</w:t>
         <w:br/>
-        <w:t>HF_HUB_OFFLINE=1 TRANSFORMERS_OFFLINE=1 .venv/bin/python research/PUBLICATION_PACKAGE/ear_v2_innovation.py</w:t>
+        <w:t>HF_HUB_OFFLINE=1 TRANSFORMERS_OFFLINE=1 .venv/bin/python research/eval_expanded/run_robustness_suite.py</w:t>
         <w:br/>
-        <w:t xml:space="preserve">  -&gt; writes research/PUBLICATION_PACKAGE/ear_v2_results.json (Section 5.6)</w:t>
+        <w:t xml:space="preserve">  -&gt; technical_documentation/results/robustness_results.json (Section 6's robustness discussion)</w:t>
         <w:br/>
-        <w:t>.venv/bin/python research/run_rvq_analysis.py        # Section 5.3</w:t>
+        <w:t>HF_HUB_OFFLINE=1 TRANSFORMERS_OFFLINE=1 .venv/bin/python research/eval_expanded/run_stratified_retrieval.py</w:t>
         <w:br/>
-        <w:t>.venv/bin/python research/run_ocr_robustness.py      # Section 5.4</w:t>
+        <w:t xml:space="preserve">  -&gt; retrieval quality by document domain and evidence type</w:t>
         <w:br/>
-        <w:t>.venv/bin/python research/PUBLICATION_PACKAGE/make_figures.py   # regenerates Figs. 1-7</w:t>
+        <w:t>.venv/bin/python research/PUBLICATION_PACKAGE/make_figures.py        # regenerates Figs. 1-7</w:t>
         <w:br/>
-        <w:t>HF_HUB_OFFLINE=1 TRANSFORMERS_OFFLINE=1 .venv/bin/uvicorn backend.main:app --port 8000   # Section 3.6</w:t>
+        <w:t>.venv/bin/python technical_documentation/make_new_figures.py         # regenerates the EIIC/robustness/OCR/stratified figures</w:t>
+        <w:br/>
+        <w:t>./scripts/start.sh                                    # live app: http://127.0.0.1:8080 (Section 3.6)</w:t>
       </w:r>
     </w:p>
     <w:p>
       <w:r>
-        <w:t>Full audit trail, including the original (now-superseded) source numbers, the statistical procedures used, the ablation and failure analyses, and a claim-by-claim verification matrix: research/FINAL_VALIDATION/ (BASELINE_AUDIT.md, ORIGINAL_PAPER_PROTOCOL.md, DATASET_SELECTION.md, EXPERIMENT_PROTOCOL.md, FINAL_RESULTS.md, STATISTICAL_ANALYSIS.md, ABLATION_ANALYSIS.md, FAILURE_ANALYSIS.md, REPRODUCIBILITY_GUIDE.md, CHANGES_AND_FIXES.md, CLAIM_VERIFICATION_MATRIX.md).</w:t>
+        <w:t>Full audit trail, including the original (now-superseded) source numbers, the statistical procedures used, the ablation and failure analyses, and a claim-by-claim verification matrix: research/FINAL_VALIDATION/ (BASELINE_AUDIT.md, ORIGINAL_PAPER_PROTOCOL.md, DATASET_SELECTION.md, EXPERIMENT_PROTOCOL.md, FINAL_RESULTS.md, STATISTICAL_ANALYSIS.md, ABLATION_ANALYSIS.md, FAILURE_ANALYSIS.md, REPRODUCIBILITY_GUIDE.md, CHANGES_AND_FIXES.md, CLAIM_VERIFICATION_MATRIX.md). EIIC-specific methodology, limitations, and the full AB-RAG comparison: technical_documentation/02_EIIC_METHODOLOGY.md, 07_RESULTS_AND_EIIC_OUTCOME.md, and testing/comparison_and_validation/VALIDATION_AND_COMPARISON.md.</w:t>
       </w:r>
     </w:p>
     <w:p>
